--- a/Kubernetes/concepts/9-batch-workloads.docx
+++ b/Kubernetes/concepts/9-batch-workloads.docx
@@ -1,277 +1,7 @@
 
 <file path=word/document.xml><?xml version="1.0" encoding="utf-8"?>
-<w:document xmlns:wpc="http://schemas.microsoft.com/office/word/2010/wordprocessingCanvas" xmlns:cx="http://schemas.microsoft.com/office/drawing/2014/chartex" xmlns:cx1="http://schemas.microsoft.com/office/drawing/2015/9/8/chartex" xmlns:cx2="http://schemas.microsoft.com/office/drawing/2015/10/21/chartex" xmlns:cx3="http://schemas.microsoft.com/office/drawing/2016/5/9/chartex" xmlns:cx4="http://schemas.microsoft.com/office/drawing/2016/5/10/chartex" xmlns:cx5="http://schemas.microsoft.com/office/drawing/2016/5/11/chartex" xmlns:cx6="http://schemas.microsoft.com/office/drawing/2016/5/12/chartex" xmlns:cx7="http://schemas.microsoft.com/office/drawing/2016/5/13/chartex" xmlns:cx8="http://schemas.microsoft.com/office/drawing/2016/5/14/chartex" xmlns:mc="http://schemas.openxmlformats.org/markup-compatibility/2006" xmlns:aink="http://schemas.microsoft.com/office/drawing/2016/ink" xmlns:am3d="http://schemas.microsoft.com/office/drawing/2017/model3d" xmlns:o="urn:schemas-microsoft-com:office:office" xmlns:oel="http://schemas.microsoft.com/office/2019/extlst" xmlns:r="http://schemas.openxmlformats.org/officeDocument/2006/relationships" xmlns:m="http://schemas.openxmlformats.org/officeDocument/2006/math" xmlns:v="urn:schemas-microsoft-com:vml" xmlns:wp14="http://schemas.microsoft.com/office/word/2010/wordprocessingDrawing" xmlns:wp="http://schemas.openxmlformats.org/drawingml/2006/wordprocessingDrawing" xmlns:w10="urn:schemas-microsoft-com:office:word" xmlns:w="http://schemas.openxmlformats.org/wordprocessingml/2006/main" xmlns:w14="http://schemas.microsoft.com/office/word/2010/wordml" xmlns:w15="http://schemas.microsoft.com/office/word/2012/wordml" xmlns:w16cei="http://schemas.microsoft.com/office/word/2026/wordml/cei" xmlns:w16cex="http://schemas.microsoft.com/office/word/2018/wordml/cex" xmlns:w16cid="http://schemas.microsoft.com/office/word/2016/wordml/cid" xmlns:w16="http://schemas.microsoft.com/office/word/2018/wordml" xmlns:w16du="http://schemas.microsoft.com/office/word/2023/wordml/word16du" xmlns:w16sdtdh="http://schemas.microsoft.com/office/word/2020/wordml/sdtdatahash" xmlns:w16sdtfl="http://schemas.microsoft.com/office/word/2024/wordml/sdtformatlock" xmlns:w16se="http://schemas.microsoft.com/office/word/2015/wordml/symex" xmlns:wpg="http://schemas.microsoft.com/office/word/2010/wordprocessingGroup" xmlns:wpi="http://schemas.microsoft.com/office/word/2010/wordprocessingInk" xmlns:wne="http://schemas.microsoft.com/office/word/2006/wordml" xmlns:wps="http://schemas.microsoft.com/office/word/2010/wordprocessingShape" mc:Ignorable="w14 w15 w16se w16cid w16 w16cex w16sdtdh w16sdtfl w16du wp14">
+<w:document xmlns:wpc="http://schemas.microsoft.com/office/word/2010/wordprocessingCanvas" xmlns:cx="http://schemas.microsoft.com/office/drawing/2014/chartex" xmlns:cx1="http://schemas.microsoft.com/office/drawing/2015/9/8/chartex" xmlns:cx2="http://schemas.microsoft.com/office/drawing/2015/10/21/chartex" xmlns:cx3="http://schemas.microsoft.com/office/drawing/2016/5/9/chartex" xmlns:cx4="http://schemas.microsoft.com/office/drawing/2016/5/10/chartex" xmlns:cx5="http://schemas.microsoft.com/office/drawing/2016/5/11/chartex" xmlns:cx6="http://schemas.microsoft.com/office/drawing/2016/5/12/chartex" xmlns:cx7="http://schemas.microsoft.com/office/drawing/2016/5/13/chartex" xmlns:cx8="http://schemas.microsoft.com/office/drawing/2016/5/14/chartex" xmlns:mc="http://schemas.openxmlformats.org/markup-compatibility/2006" xmlns:aink="http://schemas.microsoft.com/office/drawing/2016/ink" xmlns:am3d="http://schemas.microsoft.com/office/drawing/2017/model3d" xmlns:o="urn:schemas-microsoft-com:office:office" xmlns:oel="http://schemas.microsoft.com/office/2019/extlst" xmlns:r="http://schemas.openxmlformats.org/officeDocument/2006/relationships" xmlns:m="http://schemas.openxmlformats.org/officeDocument/2006/math" xmlns:v="urn:schemas-microsoft-com:vml" xmlns:wp14="http://schemas.microsoft.com/office/word/2010/wordprocessingDrawing" xmlns:wp="http://schemas.openxmlformats.org/drawingml/2006/wordprocessingDrawing" xmlns:w10="urn:schemas-microsoft-com:office:word" xmlns:w="http://schemas.openxmlformats.org/wordprocessingml/2006/main" xmlns:w14="http://schemas.microsoft.com/office/word/2010/wordml" xmlns:w15="http://schemas.microsoft.com/office/word/2012/wordml" xmlns:w16cex="http://schemas.microsoft.com/office/word/2018/wordml/cex" xmlns:w16cid="http://schemas.microsoft.com/office/word/2016/wordml/cid" xmlns:w16="http://schemas.microsoft.com/office/word/2018/wordml" xmlns:w16du="http://schemas.microsoft.com/office/word/2023/wordml/word16du" xmlns:w16sdtdh="http://schemas.microsoft.com/office/word/2020/wordml/sdtdatahash" xmlns:w16sdtfl="http://schemas.microsoft.com/office/word/2024/wordml/sdtformatlock" xmlns:w16se="http://schemas.microsoft.com/office/word/2015/wordml/symex" xmlns:wpg="http://schemas.microsoft.com/office/word/2010/wordprocessingGroup" xmlns:wpi="http://schemas.microsoft.com/office/word/2010/wordprocessingInk" xmlns:wne="http://schemas.microsoft.com/office/word/2006/wordml" xmlns:wps="http://schemas.microsoft.com/office/word/2010/wordprocessingShape" mc:Ignorable="w14 w15 w16se w16cid w16 w16cex w16sdtdh w16sdtfl w16du wp14">
   <w:body>
-    <w:p>
-      <w:pPr>
-        <w:spacing w:after="60"/>
-        <w:jc w:val="both"/>
-        <w:rPr>
-          <w:rFonts w:asciiTheme="majorBidi" w:hAnsiTheme="majorBidi" w:cstheme="majorBidi"/>
-          <w:sz w:val="28"/>
-          <w:szCs w:val="28"/>
-        </w:rPr>
-      </w:pPr>
-      <w:r>
-        <w:rPr>
-          <w:rFonts w:asciiTheme="majorBidi" w:hAnsiTheme="majorBidi" w:cstheme="majorBidi"/>
-          <w:sz w:val="28"/>
-          <w:szCs w:val="28"/>
-        </w:rPr>
-        <w:t xml:space="preserve">In Kubernetes, workloads are generally divided into two major categories: </w:t>
-      </w:r>
-    </w:p>
-    <w:p>
-      <w:pPr>
-        <w:pStyle w:val="ListParagraph"/>
-        <w:numPr>
-          <w:ilvl w:val="0"/>
-          <w:numId w:val="7"/>
-        </w:numPr>
-        <w:spacing w:after="60"/>
-        <w:ind w:left="360"/>
-        <w:jc w:val="both"/>
-        <w:rPr>
-          <w:rFonts w:asciiTheme="majorBidi" w:hAnsiTheme="majorBidi" w:cstheme="majorBidi"/>
-          <w:sz w:val="28"/>
-          <w:szCs w:val="28"/>
-        </w:rPr>
-      </w:pPr>
-      <w:r>
-        <w:rPr>
-          <w:rFonts w:asciiTheme="majorBidi" w:hAnsiTheme="majorBidi" w:cstheme="majorBidi"/>
-          <w:sz w:val="28"/>
-          <w:szCs w:val="28"/>
-        </w:rPr>
-        <w:t xml:space="preserve">long‑running application workloads </w:t>
-      </w:r>
-    </w:p>
-    <w:p>
-      <w:pPr>
-        <w:pStyle w:val="ListParagraph"/>
-        <w:numPr>
-          <w:ilvl w:val="0"/>
-          <w:numId w:val="7"/>
-        </w:numPr>
-        <w:spacing w:after="60"/>
-        <w:ind w:left="360"/>
-        <w:jc w:val="both"/>
-        <w:rPr>
-          <w:rFonts w:asciiTheme="majorBidi" w:hAnsiTheme="majorBidi" w:cstheme="majorBidi"/>
-          <w:sz w:val="28"/>
-          <w:szCs w:val="28"/>
-        </w:rPr>
-      </w:pPr>
-      <w:r>
-        <w:rPr>
-          <w:rFonts w:asciiTheme="majorBidi" w:hAnsiTheme="majorBidi" w:cstheme="majorBidi"/>
-          <w:sz w:val="28"/>
-          <w:szCs w:val="28"/>
-        </w:rPr>
-        <w:t xml:space="preserve">batch workloads </w:t>
-      </w:r>
-    </w:p>
-    <w:p>
-      <w:pPr>
-        <w:spacing w:after="60"/>
-        <w:jc w:val="both"/>
-        <w:rPr>
-          <w:rFonts w:asciiTheme="majorBidi" w:hAnsiTheme="majorBidi" w:cstheme="majorBidi"/>
-          <w:sz w:val="28"/>
-          <w:szCs w:val="28"/>
-        </w:rPr>
-      </w:pPr>
-      <w:r>
-        <w:rPr>
-          <w:rFonts w:asciiTheme="majorBidi" w:hAnsiTheme="majorBidi" w:cstheme="majorBidi"/>
-          <w:sz w:val="28"/>
-          <w:szCs w:val="28"/>
-        </w:rPr>
-        <w:t xml:space="preserve">Controllers such as Deployment, </w:t>
-      </w:r>
-      <w:proofErr w:type="spellStart"/>
-      <w:r>
-        <w:rPr>
-          <w:rFonts w:asciiTheme="majorBidi" w:hAnsiTheme="majorBidi" w:cstheme="majorBidi"/>
-          <w:sz w:val="28"/>
-          <w:szCs w:val="28"/>
-        </w:rPr>
-        <w:t>StatefulSet</w:t>
-      </w:r>
-      <w:proofErr w:type="spellEnd"/>
-      <w:r>
-        <w:rPr>
-          <w:rFonts w:asciiTheme="majorBidi" w:hAnsiTheme="majorBidi" w:cstheme="majorBidi"/>
-          <w:sz w:val="28"/>
-          <w:szCs w:val="28"/>
-        </w:rPr>
-        <w:t xml:space="preserve">, and </w:t>
-      </w:r>
-      <w:proofErr w:type="spellStart"/>
-      <w:r>
-        <w:rPr>
-          <w:rFonts w:asciiTheme="majorBidi" w:hAnsiTheme="majorBidi" w:cstheme="majorBidi"/>
-          <w:sz w:val="28"/>
-          <w:szCs w:val="28"/>
-        </w:rPr>
-        <w:t>DaemonSet</w:t>
-      </w:r>
-      <w:proofErr w:type="spellEnd"/>
-      <w:r>
-        <w:rPr>
-          <w:rFonts w:asciiTheme="majorBidi" w:hAnsiTheme="majorBidi" w:cstheme="majorBidi"/>
-          <w:sz w:val="28"/>
-          <w:szCs w:val="28"/>
-        </w:rPr>
-        <w:t xml:space="preserve"> are designed for long‑running applications. When these resources are created, Kubernetes ensures that their Pods remain running continuously. Their goal is not to complete a task and exit, but to keep the application available for as long as the resource exists. For example, a web server deployed with a Deployment should keep running indefinitely and automatically restart if a Pod fails. These controllers continuously reconcile the cluster state with the desired state, ensuring that the specified number of Pods are always running.</w:t>
-      </w:r>
-    </w:p>
-    <w:p>
-      <w:pPr>
-        <w:spacing w:after="60"/>
-        <w:jc w:val="both"/>
-        <w:rPr>
-          <w:rFonts w:asciiTheme="majorBidi" w:hAnsiTheme="majorBidi" w:cstheme="majorBidi"/>
-          <w:sz w:val="28"/>
-          <w:szCs w:val="28"/>
-        </w:rPr>
-      </w:pPr>
-      <w:r>
-        <w:rPr>
-          <w:rFonts w:asciiTheme="majorBidi" w:hAnsiTheme="majorBidi" w:cstheme="majorBidi"/>
-          <w:sz w:val="28"/>
-          <w:szCs w:val="28"/>
-        </w:rPr>
-        <w:t xml:space="preserve">In contrast, batch workloads such as Job and </w:t>
-      </w:r>
-      <w:proofErr w:type="spellStart"/>
-      <w:r>
-        <w:rPr>
-          <w:rFonts w:asciiTheme="majorBidi" w:hAnsiTheme="majorBidi" w:cstheme="majorBidi"/>
-          <w:sz w:val="28"/>
-          <w:szCs w:val="28"/>
-        </w:rPr>
-        <w:t>CronJob</w:t>
-      </w:r>
-      <w:proofErr w:type="spellEnd"/>
-      <w:r>
-        <w:rPr>
-          <w:rFonts w:asciiTheme="majorBidi" w:hAnsiTheme="majorBidi" w:cstheme="majorBidi"/>
-          <w:sz w:val="28"/>
-          <w:szCs w:val="28"/>
-        </w:rPr>
-        <w:t xml:space="preserve"> are designed for tasks that eventually finish. A Job runs one or more Pods until a specific task completes successfully, after which the Pods terminate and the Job is marked as completed. A </w:t>
-      </w:r>
-      <w:proofErr w:type="spellStart"/>
-      <w:r>
-        <w:rPr>
-          <w:rFonts w:asciiTheme="majorBidi" w:hAnsiTheme="majorBidi" w:cstheme="majorBidi"/>
-          <w:sz w:val="28"/>
-          <w:szCs w:val="28"/>
-        </w:rPr>
-        <w:t>CronJob</w:t>
-      </w:r>
-      <w:proofErr w:type="spellEnd"/>
-      <w:r>
-        <w:rPr>
-          <w:rFonts w:asciiTheme="majorBidi" w:hAnsiTheme="majorBidi" w:cstheme="majorBidi"/>
-          <w:sz w:val="28"/>
-          <w:szCs w:val="28"/>
-        </w:rPr>
-        <w:t xml:space="preserve"> extends this concept by scheduling Jobs to run at specific times or intervals using a </w:t>
-      </w:r>
-      <w:proofErr w:type="spellStart"/>
-      <w:r>
-        <w:rPr>
-          <w:rFonts w:asciiTheme="majorBidi" w:hAnsiTheme="majorBidi" w:cstheme="majorBidi"/>
-          <w:sz w:val="28"/>
-          <w:szCs w:val="28"/>
-        </w:rPr>
-        <w:t>cron</w:t>
-      </w:r>
-      <w:proofErr w:type="spellEnd"/>
-      <w:r>
-        <w:rPr>
-          <w:rFonts w:asciiTheme="majorBidi" w:hAnsiTheme="majorBidi" w:cstheme="majorBidi"/>
-          <w:sz w:val="28"/>
-          <w:szCs w:val="28"/>
-        </w:rPr>
-        <w:t>‑style schedule (for example, running a backup every night at midnight). Unlike application workloads, batch workloads are not meant to run indefinitely; they exist to execute a task, finish successfully, and then stop.</w:t>
-      </w:r>
-    </w:p>
-    <w:p>
-      <w:pPr>
-        <w:spacing w:after="120"/>
-        <w:jc w:val="both"/>
-        <w:rPr>
-          <w:rFonts w:asciiTheme="majorBidi" w:hAnsiTheme="majorBidi" w:cstheme="majorBidi"/>
-          <w:sz w:val="28"/>
-          <w:szCs w:val="28"/>
-        </w:rPr>
-      </w:pPr>
-      <w:r>
-        <w:rPr>
-          <w:rFonts w:asciiTheme="majorBidi" w:hAnsiTheme="majorBidi" w:cstheme="majorBidi"/>
-          <w:sz w:val="28"/>
-          <w:szCs w:val="28"/>
-        </w:rPr>
-        <w:t xml:space="preserve">In summary, application workloads focus on continuous availability and long‑lived processes, while batch workloads focus on task execution and completion. Deployments, </w:t>
-      </w:r>
-      <w:proofErr w:type="spellStart"/>
-      <w:r>
-        <w:rPr>
-          <w:rFonts w:asciiTheme="majorBidi" w:hAnsiTheme="majorBidi" w:cstheme="majorBidi"/>
-          <w:sz w:val="28"/>
-          <w:szCs w:val="28"/>
-        </w:rPr>
-        <w:t>StatefulSets</w:t>
-      </w:r>
-      <w:proofErr w:type="spellEnd"/>
-      <w:r>
-        <w:rPr>
-          <w:rFonts w:asciiTheme="majorBidi" w:hAnsiTheme="majorBidi" w:cstheme="majorBidi"/>
-          <w:sz w:val="28"/>
-          <w:szCs w:val="28"/>
-        </w:rPr>
-        <w:t xml:space="preserve">, and </w:t>
-      </w:r>
-      <w:proofErr w:type="spellStart"/>
-      <w:r>
-        <w:rPr>
-          <w:rFonts w:asciiTheme="majorBidi" w:hAnsiTheme="majorBidi" w:cstheme="majorBidi"/>
-          <w:sz w:val="28"/>
-          <w:szCs w:val="28"/>
-        </w:rPr>
-        <w:t>DaemonSets</w:t>
-      </w:r>
-      <w:proofErr w:type="spellEnd"/>
-      <w:r>
-        <w:rPr>
-          <w:rFonts w:asciiTheme="majorBidi" w:hAnsiTheme="majorBidi" w:cstheme="majorBidi"/>
-          <w:sz w:val="28"/>
-          <w:szCs w:val="28"/>
-        </w:rPr>
-        <w:t xml:space="preserve"> keep applications running and automatically recover from failures, whereas Jobs and </w:t>
-      </w:r>
-      <w:proofErr w:type="spellStart"/>
-      <w:r>
-        <w:rPr>
-          <w:rFonts w:asciiTheme="majorBidi" w:hAnsiTheme="majorBidi" w:cstheme="majorBidi"/>
-          <w:sz w:val="28"/>
-          <w:szCs w:val="28"/>
-        </w:rPr>
-        <w:t>CronJobs</w:t>
-      </w:r>
-      <w:proofErr w:type="spellEnd"/>
-      <w:r>
-        <w:rPr>
-          <w:rFonts w:asciiTheme="majorBidi" w:hAnsiTheme="majorBidi" w:cstheme="majorBidi"/>
-          <w:sz w:val="28"/>
-          <w:szCs w:val="28"/>
-        </w:rPr>
-        <w:t xml:space="preserve"> are used for finite operations such as data processing, database migrations, or scheduled maintenance tasks.</w:t>
-      </w:r>
-    </w:p>
     <w:p>
       <w:pPr>
         <w:spacing w:after="60"/>
@@ -761,7 +491,6 @@
           <w:sz w:val="28"/>
           <w:szCs w:val="28"/>
         </w:rPr>
-        <w:lastRenderedPageBreak/>
         <w:t>backoffLimit</w:t>
       </w:r>
       <w:proofErr w:type="spellEnd"/>
@@ -1034,6 +763,7 @@
           <w:sz w:val="28"/>
           <w:szCs w:val="28"/>
         </w:rPr>
+        <w:lastRenderedPageBreak/>
         <w:t>Job controller creates Pods</w:t>
       </w:r>
     </w:p>
@@ -1604,7 +1334,6 @@
           <w:sz w:val="28"/>
           <w:szCs w:val="28"/>
         </w:rPr>
-        <w:lastRenderedPageBreak/>
         <w:t xml:space="preserve">In a Kubernetes Job workload, what happens when a Pod fails depends on the </w:t>
       </w:r>
       <w:proofErr w:type="spellStart"/>
@@ -2090,7 +1819,6 @@
           <w:sz w:val="32"/>
           <w:szCs w:val="32"/>
         </w:rPr>
-        <w:lastRenderedPageBreak/>
         <w:t>Example YAML</w:t>
       </w:r>
       <w:r>
@@ -2777,7 +2505,7 @@
               </wp:anchor>
             </w:drawing>
           </mc:Choice>
-          <mc:Fallback>
+          <mc:Fallback xmlns:w16cei="http://schemas.microsoft.com/office/word/2026/wordml/cei">
             <w:pict>
               <v:rect w14:anchorId="1265E4DC" id="Rectangle 1" o:spid="_x0000_s1026" style="position:absolute;left:0;text-align:left;margin-left:0;margin-top:.45pt;width:264pt;height:286.5pt;z-index:251659264;visibility:visible;mso-wrap-style:square;mso-width-percent:0;mso-height-percent:0;mso-wrap-distance-left:9pt;mso-wrap-distance-top:0;mso-wrap-distance-right:9pt;mso-wrap-distance-bottom:0;mso-position-horizontal:left;mso-position-horizontal-relative:margin;mso-position-vertical:absolute;mso-position-vertical-relative:text;mso-width-percent:0;mso-height-percent:0;mso-width-relative:margin;mso-height-relative:margin;v-text-anchor:middle" o:gfxdata="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" fillcolor="black [3200]" strokecolor="black [480]" strokeweight="1pt">
                 <v:textbox>
@@ -3631,6 +3359,7 @@
           <w:sz w:val="28"/>
           <w:szCs w:val="28"/>
         </w:rPr>
+        <w:lastRenderedPageBreak/>
         <w:t xml:space="preserve">In a Kubernetes Job, the </w:t>
       </w:r>
       <w:r>
@@ -3949,7 +3678,6 @@
           <w:sz w:val="36"/>
           <w:szCs w:val="36"/>
         </w:rPr>
-        <w:lastRenderedPageBreak/>
         <w:t>Difference Between Init Containers and Jobs</w:t>
       </w:r>
       <w:r>
@@ -4363,6 +4091,7 @@
           <w:sz w:val="28"/>
           <w:szCs w:val="28"/>
         </w:rPr>
+        <w:lastRenderedPageBreak/>
         <w:t>Runs once per Pod start</w:t>
       </w:r>
     </w:p>
@@ -4802,7 +4531,6 @@
           <w:sz w:val="28"/>
           <w:szCs w:val="28"/>
         </w:rPr>
-        <w:lastRenderedPageBreak/>
         <w:t>Runs independently</w:t>
       </w:r>
     </w:p>
@@ -5602,6 +5330,7 @@
                 <w:sz w:val="28"/>
                 <w:szCs w:val="28"/>
               </w:rPr>
+              <w:lastRenderedPageBreak/>
               <w:t>Success requirement</w:t>
             </w:r>
           </w:p>
@@ -5940,7 +5669,6 @@
           <w:sz w:val="48"/>
           <w:szCs w:val="48"/>
         </w:rPr>
-        <w:lastRenderedPageBreak/>
         <w:t>CronJob</w:t>
       </w:r>
       <w:proofErr w:type="spellEnd"/>
@@ -6361,7 +6089,16 @@
           <w:sz w:val="28"/>
           <w:szCs w:val="28"/>
         </w:rPr>
-        <w:t xml:space="preserve"> determines whether multiple Jobs from the same </w:t>
+        <w:t xml:space="preserve"> determines whether multiple Jobs </w:t>
+      </w:r>
+      <w:r>
+        <w:rPr>
+          <w:rFonts w:asciiTheme="majorBidi" w:hAnsiTheme="majorBidi" w:cstheme="majorBidi"/>
+          <w:sz w:val="28"/>
+          <w:szCs w:val="28"/>
+        </w:rPr>
+        <w:lastRenderedPageBreak/>
+        <w:t xml:space="preserve">from the same </w:t>
       </w:r>
       <w:proofErr w:type="spellStart"/>
       <w:r>
@@ -6924,7 +6661,7 @@
               </wp:anchor>
             </w:drawing>
           </mc:Choice>
-          <mc:Fallback>
+          <mc:Fallback xmlns:w16cei="http://schemas.microsoft.com/office/word/2026/wordml/cei">
             <w:pict>
               <v:rect w14:anchorId="2AE22A83" id="Rectangle 2" o:spid="_x0000_s1027" style="position:absolute;left:0;text-align:left;margin-left:0;margin-top:.6pt;width:235.2pt;height:113.25pt;z-index:251660288;visibility:visible;mso-wrap-style:square;mso-width-percent:0;mso-height-percent:0;mso-wrap-distance-left:9pt;mso-wrap-distance-top:0;mso-wrap-distance-right:9pt;mso-wrap-distance-bottom:0;mso-position-horizontal:left;mso-position-horizontal-relative:margin;mso-position-vertical:absolute;mso-position-vertical-relative:text;mso-width-percent:0;mso-height-percent:0;mso-width-relative:margin;mso-height-relative:margin;v-text-anchor:middle" o:gfxdata="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" fillcolor="black [3200]" strokecolor="black [480]" strokeweight="1pt">
                 <v:textbox>
@@ -7112,7 +6849,6 @@
           <w:sz w:val="32"/>
           <w:szCs w:val="32"/>
         </w:rPr>
-        <w:lastRenderedPageBreak/>
         <w:t>Important Fields</w:t>
       </w:r>
       <w:r>
@@ -7678,6 +7414,7 @@
           <w:sz w:val="28"/>
           <w:szCs w:val="28"/>
         </w:rPr>
+        <w:lastRenderedPageBreak/>
         <w:t>startingDeadlineSeconds</w:t>
       </w:r>
       <w:proofErr w:type="spellEnd"/>
@@ -8300,7 +8037,6 @@
           <w:sz w:val="28"/>
           <w:szCs w:val="28"/>
         </w:rPr>
-        <w:lastRenderedPageBreak/>
         <w:t xml:space="preserve">In most clusters, the control plane components (including </w:t>
       </w:r>
       <w:proofErr w:type="spellStart"/>
@@ -8818,6 +8554,7 @@
           <w:sz w:val="28"/>
           <w:szCs w:val="28"/>
         </w:rPr>
+        <w:lastRenderedPageBreak/>
         <w:t>Last time it ran</w:t>
       </w:r>
     </w:p>
@@ -9435,7 +9172,6 @@
           <w:sz w:val="28"/>
           <w:szCs w:val="28"/>
         </w:rPr>
-        <w:lastRenderedPageBreak/>
         <w:t>Jobs may start a few seconds late</w:t>
       </w:r>
     </w:p>
@@ -10373,7 +10109,7 @@
               </wp:anchor>
             </w:drawing>
           </mc:Choice>
-          <mc:Fallback>
+          <mc:Fallback xmlns:w16cei="http://schemas.microsoft.com/office/word/2026/wordml/cei">
             <w:pict>
               <v:rect w14:anchorId="6D9E5079" id="Rectangle 3" o:spid="_x0000_s1028" style="position:absolute;left:0;text-align:left;margin-left:0;margin-top:28.8pt;width:327.6pt;height:289.8pt;z-index:251661312;visibility:visible;mso-wrap-style:square;mso-width-percent:0;mso-height-percent:0;mso-wrap-distance-left:9pt;mso-wrap-distance-top:0;mso-wrap-distance-right:9pt;mso-wrap-distance-bottom:0;mso-position-horizontal:left;mso-position-horizontal-relative:margin;mso-position-vertical:absolute;mso-position-vertical-relative:text;mso-width-percent:0;mso-height-percent:0;mso-width-relative:margin;mso-height-relative:margin;v-text-anchor:middle" o:gfxdata="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" fillcolor="black [3200]" strokecolor="black [480]" strokeweight="1pt">
                 <v:textbox>
@@ -11311,7 +11047,7 @@
 </file>
 
 <file path=word/numbering.xml><?xml version="1.0" encoding="utf-8"?>
-<w:numbering xmlns:wpc="http://schemas.microsoft.com/office/word/2010/wordprocessingCanvas" xmlns:cx="http://schemas.microsoft.com/office/drawing/2014/chartex" xmlns:cx1="http://schemas.microsoft.com/office/drawing/2015/9/8/chartex" xmlns:cx2="http://schemas.microsoft.com/office/drawing/2015/10/21/chartex" xmlns:cx3="http://schemas.microsoft.com/office/drawing/2016/5/9/chartex" xmlns:cx4="http://schemas.microsoft.com/office/drawing/2016/5/10/chartex" xmlns:cx5="http://schemas.microsoft.com/office/drawing/2016/5/11/chartex" xmlns:cx6="http://schemas.microsoft.com/office/drawing/2016/5/12/chartex" xmlns:cx7="http://schemas.microsoft.com/office/drawing/2016/5/13/chartex" xmlns:cx8="http://schemas.microsoft.com/office/drawing/2016/5/14/chartex" xmlns:mc="http://schemas.openxmlformats.org/markup-compatibility/2006" xmlns:aink="http://schemas.microsoft.com/office/drawing/2016/ink" xmlns:am3d="http://schemas.microsoft.com/office/drawing/2017/model3d" xmlns:o="urn:schemas-microsoft-com:office:office" xmlns:oel="http://schemas.microsoft.com/office/2019/extlst" xmlns:r="http://schemas.openxmlformats.org/officeDocument/2006/relationships" xmlns:m="http://schemas.openxmlformats.org/officeDocument/2006/math" xmlns:v="urn:schemas-microsoft-com:vml" xmlns:wp14="http://schemas.microsoft.com/office/word/2010/wordprocessingDrawing" xmlns:wp="http://schemas.openxmlformats.org/drawingml/2006/wordprocessingDrawing" xmlns:w10="urn:schemas-microsoft-com:office:word" xmlns:w="http://schemas.openxmlformats.org/wordprocessingml/2006/main" xmlns:w14="http://schemas.microsoft.com/office/word/2010/wordml" xmlns:w15="http://schemas.microsoft.com/office/word/2012/wordml" xmlns:w16cei="http://schemas.microsoft.com/office/word/2026/wordml/cei" xmlns:w16cex="http://schemas.microsoft.com/office/word/2018/wordml/cex" xmlns:w16cid="http://schemas.microsoft.com/office/word/2016/wordml/cid" xmlns:w16="http://schemas.microsoft.com/office/word/2018/wordml" xmlns:w16du="http://schemas.microsoft.com/office/word/2023/wordml/word16du" xmlns:w16sdtdh="http://schemas.microsoft.com/office/word/2020/wordml/sdtdatahash" xmlns:w16sdtfl="http://schemas.microsoft.com/office/word/2024/wordml/sdtformatlock" xmlns:w16se="http://schemas.microsoft.com/office/word/2015/wordml/symex" xmlns:wpg="http://schemas.microsoft.com/office/word/2010/wordprocessingGroup" xmlns:wpi="http://schemas.microsoft.com/office/word/2010/wordprocessingInk" xmlns:wne="http://schemas.microsoft.com/office/word/2006/wordml" xmlns:wps="http://schemas.microsoft.com/office/word/2010/wordprocessingShape" mc:Ignorable="w14 w15 w16se w16cid w16 w16cex w16sdtdh w16sdtfl w16du wp14">
+<w:numbering xmlns:wpc="http://schemas.microsoft.com/office/word/2010/wordprocessingCanvas" xmlns:cx="http://schemas.microsoft.com/office/drawing/2014/chartex" xmlns:cx1="http://schemas.microsoft.com/office/drawing/2015/9/8/chartex" xmlns:cx2="http://schemas.microsoft.com/office/drawing/2015/10/21/chartex" xmlns:cx3="http://schemas.microsoft.com/office/drawing/2016/5/9/chartex" xmlns:cx4="http://schemas.microsoft.com/office/drawing/2016/5/10/chartex" xmlns:cx5="http://schemas.microsoft.com/office/drawing/2016/5/11/chartex" xmlns:cx6="http://schemas.microsoft.com/office/drawing/2016/5/12/chartex" xmlns:cx7="http://schemas.microsoft.com/office/drawing/2016/5/13/chartex" xmlns:cx8="http://schemas.microsoft.com/office/drawing/2016/5/14/chartex" xmlns:mc="http://schemas.openxmlformats.org/markup-compatibility/2006" xmlns:aink="http://schemas.microsoft.com/office/drawing/2016/ink" xmlns:am3d="http://schemas.microsoft.com/office/drawing/2017/model3d" xmlns:o="urn:schemas-microsoft-com:office:office" xmlns:oel="http://schemas.microsoft.com/office/2019/extlst" xmlns:r="http://schemas.openxmlformats.org/officeDocument/2006/relationships" xmlns:m="http://schemas.openxmlformats.org/officeDocument/2006/math" xmlns:v="urn:schemas-microsoft-com:vml" xmlns:wp14="http://schemas.microsoft.com/office/word/2010/wordprocessingDrawing" xmlns:wp="http://schemas.openxmlformats.org/drawingml/2006/wordprocessingDrawing" xmlns:w10="urn:schemas-microsoft-com:office:word" xmlns:w="http://schemas.openxmlformats.org/wordprocessingml/2006/main" xmlns:w14="http://schemas.microsoft.com/office/word/2010/wordml" xmlns:w15="http://schemas.microsoft.com/office/word/2012/wordml" xmlns:w16cex="http://schemas.microsoft.com/office/word/2018/wordml/cex" xmlns:w16cid="http://schemas.microsoft.com/office/word/2016/wordml/cid" xmlns:w16="http://schemas.microsoft.com/office/word/2018/wordml" xmlns:w16du="http://schemas.microsoft.com/office/word/2023/wordml/word16du" xmlns:w16sdtdh="http://schemas.microsoft.com/office/word/2020/wordml/sdtdatahash" xmlns:w16sdtfl="http://schemas.microsoft.com/office/word/2024/wordml/sdtformatlock" xmlns:w16se="http://schemas.microsoft.com/office/word/2015/wordml/symex" xmlns:wpg="http://schemas.microsoft.com/office/word/2010/wordprocessingGroup" xmlns:wpi="http://schemas.microsoft.com/office/word/2010/wordprocessingInk" xmlns:wne="http://schemas.microsoft.com/office/word/2006/wordml" xmlns:wps="http://schemas.microsoft.com/office/word/2010/wordprocessingShape" mc:Ignorable="w14 w15 w16se w16cid w16 w16cex w16sdtdh w16sdtfl w16du wp14">
   <w:abstractNum w:abstractNumId="0" w15:restartNumberingAfterBreak="0">
     <w:nsid w:val="04C82636"/>
     <w:multiLevelType w:val="hybridMultilevel"/>

--- a/Kubernetes/concepts/9-batch-workloads.docx
+++ b/Kubernetes/concepts/9-batch-workloads.docx
@@ -14,6 +14,7 @@
           <w:szCs w:val="48"/>
         </w:rPr>
       </w:pPr>
+      <w:proofErr w:type="spellStart"/>
       <w:r>
         <w:rPr>
           <w:rFonts w:asciiTheme="majorBidi" w:hAnsiTheme="majorBidi" w:cstheme="majorBidi"/>
@@ -22,12 +23,13 @@
           <w:sz w:val="48"/>
           <w:szCs w:val="48"/>
         </w:rPr>
-        <w:t>Job</w:t>
-      </w:r>
+        <w:t>CronJob</w:t>
+      </w:r>
+      <w:proofErr w:type="spellEnd"/>
     </w:p>
     <w:p>
       <w:pPr>
-        <w:spacing w:after="120"/>
+        <w:spacing w:after="0"/>
         <w:jc w:val="both"/>
         <w:rPr>
           <w:rFonts w:asciiTheme="majorBidi" w:hAnsiTheme="majorBidi" w:cstheme="majorBidi"/>
@@ -41,23 +43,7 @@
           <w:sz w:val="28"/>
           <w:szCs w:val="28"/>
         </w:rPr>
-        <w:t>A Job runs one or more Pods until they successfully complete.</w:t>
-      </w:r>
-      <w:r>
-        <w:rPr>
-          <w:rFonts w:asciiTheme="majorBidi" w:hAnsiTheme="majorBidi" w:cstheme="majorBidi"/>
-          <w:sz w:val="28"/>
-          <w:szCs w:val="28"/>
-        </w:rPr>
-        <w:t xml:space="preserve"> </w:t>
-      </w:r>
-      <w:r>
-        <w:rPr>
-          <w:rFonts w:asciiTheme="majorBidi" w:hAnsiTheme="majorBidi" w:cstheme="majorBidi"/>
-          <w:sz w:val="28"/>
-          <w:szCs w:val="28"/>
-        </w:rPr>
-        <w:t xml:space="preserve">Unlike Deployments or </w:t>
+        <w:t xml:space="preserve">A </w:t>
       </w:r>
       <w:proofErr w:type="spellStart"/>
       <w:r>
@@ -66,7 +52,7 @@
           <w:sz w:val="28"/>
           <w:szCs w:val="28"/>
         </w:rPr>
-        <w:t>StatefulSets</w:t>
+        <w:t>CronJob</w:t>
       </w:r>
       <w:proofErr w:type="spellEnd"/>
       <w:r>
@@ -75,40 +61,95 @@
           <w:sz w:val="28"/>
           <w:szCs w:val="28"/>
         </w:rPr>
-        <w:t xml:space="preserve"> (which keep Pods running indefinitely), a Job’s Pods exit after completing their task.</w:t>
+        <w:t xml:space="preserve"> is a Kubernetes controller used to run Jobs on a schedule. It creates Job objects automatically at specified times, similar to how the traditional Linux </w:t>
+      </w:r>
+      <w:proofErr w:type="spellStart"/>
+      <w:r>
+        <w:rPr>
+          <w:rFonts w:asciiTheme="majorBidi" w:hAnsiTheme="majorBidi" w:cstheme="majorBidi"/>
+          <w:sz w:val="28"/>
+          <w:szCs w:val="28"/>
+        </w:rPr>
+        <w:t>cron</w:t>
+      </w:r>
+      <w:proofErr w:type="spellEnd"/>
+      <w:r>
+        <w:rPr>
+          <w:rFonts w:asciiTheme="majorBidi" w:hAnsiTheme="majorBidi" w:cstheme="majorBidi"/>
+          <w:sz w:val="28"/>
+          <w:szCs w:val="28"/>
+        </w:rPr>
+        <w:t xml:space="preserve"> system schedules tasks. Each time the schedule is triggered, the </w:t>
+      </w:r>
+      <w:proofErr w:type="spellStart"/>
+      <w:r>
+        <w:rPr>
+          <w:rFonts w:asciiTheme="majorBidi" w:hAnsiTheme="majorBidi" w:cstheme="majorBidi"/>
+          <w:sz w:val="28"/>
+          <w:szCs w:val="28"/>
+        </w:rPr>
+        <w:t>CronJob</w:t>
+      </w:r>
+      <w:proofErr w:type="spellEnd"/>
+      <w:r>
+        <w:rPr>
+          <w:rFonts w:asciiTheme="majorBidi" w:hAnsiTheme="majorBidi" w:cstheme="majorBidi"/>
+          <w:sz w:val="28"/>
+          <w:szCs w:val="28"/>
+        </w:rPr>
+        <w:t xml:space="preserve"> creates a new Job, and that Job then creates the Pods needed to execute the task until it completes.</w:t>
       </w:r>
     </w:p>
     <w:p>
       <w:pPr>
-        <w:spacing w:after="60"/>
+        <w:spacing w:after="0"/>
         <w:jc w:val="both"/>
         <w:rPr>
           <w:rFonts w:asciiTheme="majorBidi" w:hAnsiTheme="majorBidi" w:cstheme="majorBidi"/>
-          <w:b/>
-          <w:bCs/>
-          <w:sz w:val="32"/>
-          <w:szCs w:val="32"/>
-        </w:rPr>
-      </w:pPr>
-      <w:r>
-        <w:rPr>
-          <w:rFonts w:asciiTheme="majorBidi" w:hAnsiTheme="majorBidi" w:cstheme="majorBidi"/>
-          <w:b/>
-          <w:bCs/>
-          <w:sz w:val="32"/>
-          <w:szCs w:val="32"/>
-        </w:rPr>
-        <w:t>Typical use:</w:t>
+          <w:sz w:val="28"/>
+          <w:szCs w:val="28"/>
+        </w:rPr>
+      </w:pPr>
+      <w:proofErr w:type="spellStart"/>
+      <w:r>
+        <w:rPr>
+          <w:rFonts w:asciiTheme="majorBidi" w:hAnsiTheme="majorBidi" w:cstheme="majorBidi"/>
+          <w:sz w:val="28"/>
+          <w:szCs w:val="28"/>
+        </w:rPr>
+        <w:t>CronJobs</w:t>
+      </w:r>
+      <w:proofErr w:type="spellEnd"/>
+      <w:r>
+        <w:rPr>
+          <w:rFonts w:asciiTheme="majorBidi" w:hAnsiTheme="majorBidi" w:cstheme="majorBidi"/>
+          <w:sz w:val="28"/>
+          <w:szCs w:val="28"/>
+        </w:rPr>
+        <w:t xml:space="preserve"> are typically used for recurring tasks such as database backups, log rotation, report generation, data synchronization, or periodic maintenance scripts. Instead of manually triggering a Job every time, the </w:t>
+      </w:r>
+      <w:proofErr w:type="spellStart"/>
+      <w:r>
+        <w:rPr>
+          <w:rFonts w:asciiTheme="majorBidi" w:hAnsiTheme="majorBidi" w:cstheme="majorBidi"/>
+          <w:sz w:val="28"/>
+          <w:szCs w:val="28"/>
+        </w:rPr>
+        <w:t>CronJob</w:t>
+      </w:r>
+      <w:proofErr w:type="spellEnd"/>
+      <w:r>
+        <w:rPr>
+          <w:rFonts w:asciiTheme="majorBidi" w:hAnsiTheme="majorBidi" w:cstheme="majorBidi"/>
+          <w:sz w:val="28"/>
+          <w:szCs w:val="28"/>
+        </w:rPr>
+        <w:t xml:space="preserve"> controller ensures that the Job is executed according to the defined schedule.</w:t>
       </w:r>
     </w:p>
     <w:p>
       <w:pPr>
-        <w:pStyle w:val="ListParagraph"/>
-        <w:numPr>
-          <w:ilvl w:val="0"/>
-          <w:numId w:val="1"/>
-        </w:numPr>
-        <w:ind w:left="360"/>
+        <w:spacing w:after="0"/>
         <w:jc w:val="both"/>
         <w:rPr>
           <w:rFonts w:asciiTheme="majorBidi" w:hAnsiTheme="majorBidi" w:cstheme="majorBidi"/>
@@ -122,141 +163,43 @@
           <w:sz w:val="28"/>
           <w:szCs w:val="28"/>
         </w:rPr>
-        <w:t>One‑time batch or background tasks</w:t>
-      </w:r>
-    </w:p>
-    <w:p>
-      <w:pPr>
-        <w:pStyle w:val="ListParagraph"/>
-        <w:numPr>
-          <w:ilvl w:val="0"/>
-          <w:numId w:val="1"/>
-        </w:numPr>
-        <w:ind w:left="360"/>
-        <w:jc w:val="both"/>
-        <w:rPr>
-          <w:rFonts w:asciiTheme="majorBidi" w:hAnsiTheme="majorBidi" w:cstheme="majorBidi"/>
-          <w:sz w:val="28"/>
-          <w:szCs w:val="28"/>
-        </w:rPr>
-      </w:pPr>
-      <w:r>
-        <w:rPr>
-          <w:rFonts w:asciiTheme="majorBidi" w:hAnsiTheme="majorBidi" w:cstheme="majorBidi"/>
-          <w:sz w:val="28"/>
-          <w:szCs w:val="28"/>
-        </w:rPr>
-        <w:t>Database migrations</w:t>
-      </w:r>
-    </w:p>
-    <w:p>
-      <w:pPr>
-        <w:pStyle w:val="ListParagraph"/>
-        <w:numPr>
-          <w:ilvl w:val="0"/>
-          <w:numId w:val="1"/>
-        </w:numPr>
-        <w:ind w:left="360"/>
-        <w:jc w:val="both"/>
-        <w:rPr>
-          <w:rFonts w:asciiTheme="majorBidi" w:hAnsiTheme="majorBidi" w:cstheme="majorBidi"/>
-          <w:sz w:val="28"/>
-          <w:szCs w:val="28"/>
-        </w:rPr>
-      </w:pPr>
-      <w:r>
-        <w:rPr>
-          <w:rFonts w:asciiTheme="majorBidi" w:hAnsiTheme="majorBidi" w:cstheme="majorBidi"/>
-          <w:sz w:val="28"/>
-          <w:szCs w:val="28"/>
-        </w:rPr>
-        <w:t>Data processing</w:t>
-      </w:r>
-    </w:p>
-    <w:p>
-      <w:pPr>
-        <w:pStyle w:val="ListParagraph"/>
-        <w:numPr>
-          <w:ilvl w:val="0"/>
-          <w:numId w:val="1"/>
-        </w:numPr>
-        <w:spacing w:after="120"/>
-        <w:ind w:left="360"/>
-        <w:jc w:val="both"/>
-        <w:rPr>
-          <w:rFonts w:asciiTheme="majorBidi" w:hAnsiTheme="majorBidi" w:cstheme="majorBidi"/>
-          <w:sz w:val="28"/>
-          <w:szCs w:val="28"/>
-        </w:rPr>
-      </w:pPr>
-      <w:r>
-        <w:rPr>
-          <w:rFonts w:asciiTheme="majorBidi" w:hAnsiTheme="majorBidi" w:cstheme="majorBidi"/>
-          <w:sz w:val="28"/>
-          <w:szCs w:val="28"/>
-        </w:rPr>
-        <w:t>Cleanup scripts</w:t>
-      </w:r>
-    </w:p>
-    <w:p>
-      <w:pPr>
-        <w:spacing w:after="60"/>
-        <w:jc w:val="both"/>
-        <w:rPr>
-          <w:rFonts w:asciiTheme="majorBidi" w:hAnsiTheme="majorBidi" w:cstheme="majorBidi"/>
-          <w:b/>
-          <w:bCs/>
-          <w:sz w:val="32"/>
-          <w:szCs w:val="32"/>
-        </w:rPr>
-      </w:pPr>
-      <w:r>
-        <w:rPr>
-          <w:rFonts w:asciiTheme="majorBidi" w:hAnsiTheme="majorBidi" w:cstheme="majorBidi"/>
-          <w:b/>
-          <w:bCs/>
-          <w:sz w:val="32"/>
-          <w:szCs w:val="32"/>
-        </w:rPr>
-        <w:t>Core Mechanism</w:t>
-      </w:r>
-      <w:r>
-        <w:rPr>
-          <w:rFonts w:asciiTheme="majorBidi" w:hAnsiTheme="majorBidi" w:cstheme="majorBidi"/>
-          <w:b/>
-          <w:bCs/>
-          <w:sz w:val="32"/>
-          <w:szCs w:val="32"/>
-        </w:rPr>
-        <w:t>:</w:t>
-      </w:r>
-    </w:p>
-    <w:p>
-      <w:pPr>
-        <w:spacing w:after="120"/>
-        <w:jc w:val="both"/>
-        <w:rPr>
-          <w:rFonts w:asciiTheme="majorBidi" w:hAnsiTheme="majorBidi" w:cstheme="majorBidi"/>
-          <w:sz w:val="28"/>
-          <w:szCs w:val="28"/>
-        </w:rPr>
-      </w:pPr>
-      <w:r>
-        <w:rPr>
-          <w:rFonts w:asciiTheme="majorBidi" w:hAnsiTheme="majorBidi" w:cstheme="majorBidi"/>
-          <w:sz w:val="28"/>
-          <w:szCs w:val="28"/>
-        </w:rPr>
-        <w:t xml:space="preserve">You define a Pod template </w:t>
-      </w:r>
-      <w:proofErr w:type="gramStart"/>
-      <w:r>
-        <w:rPr>
-          <w:rFonts w:asciiTheme="majorBidi" w:hAnsiTheme="majorBidi" w:cstheme="majorBidi"/>
-          <w:sz w:val="28"/>
-          <w:szCs w:val="28"/>
-        </w:rPr>
-        <w:t xml:space="preserve">under </w:t>
+        <w:t xml:space="preserve">The schedule of a </w:t>
+      </w:r>
+      <w:proofErr w:type="spellStart"/>
+      <w:r>
+        <w:rPr>
+          <w:rFonts w:asciiTheme="majorBidi" w:hAnsiTheme="majorBidi" w:cstheme="majorBidi"/>
+          <w:sz w:val="28"/>
+          <w:szCs w:val="28"/>
+        </w:rPr>
+        <w:t>CronJob</w:t>
+      </w:r>
+      <w:proofErr w:type="spellEnd"/>
+      <w:r>
+        <w:rPr>
+          <w:rFonts w:asciiTheme="majorBidi" w:hAnsiTheme="majorBidi" w:cstheme="majorBidi"/>
+          <w:sz w:val="28"/>
+          <w:szCs w:val="28"/>
+        </w:rPr>
+        <w:t xml:space="preserve"> is defined using a </w:t>
+      </w:r>
+      <w:proofErr w:type="spellStart"/>
+      <w:r>
+        <w:rPr>
+          <w:rFonts w:asciiTheme="majorBidi" w:hAnsiTheme="majorBidi" w:cstheme="majorBidi"/>
+          <w:sz w:val="28"/>
+          <w:szCs w:val="28"/>
+        </w:rPr>
+        <w:t>cron</w:t>
+      </w:r>
+      <w:proofErr w:type="spellEnd"/>
+      <w:r>
+        <w:rPr>
+          <w:rFonts w:asciiTheme="majorBidi" w:hAnsiTheme="majorBidi" w:cstheme="majorBidi"/>
+          <w:sz w:val="28"/>
+          <w:szCs w:val="28"/>
+        </w:rPr>
+        <w:t xml:space="preserve"> expression, which specifies the exact times when the Job should run. For example, a schedule like </w:t>
       </w:r>
       <w:r>
         <w:rPr>
@@ -268,9 +211,89 @@
           <w:sz w:val="28"/>
           <w:szCs w:val="28"/>
         </w:rPr>
-        <w:t>.</w:t>
+        <w:t>0 2 * * *</w:t>
+      </w:r>
+      <w:r>
+        <w:rPr>
+          <w:rFonts w:asciiTheme="majorBidi" w:hAnsiTheme="majorBidi" w:cstheme="majorBidi"/>
+          <w:sz w:val="28"/>
+          <w:szCs w:val="28"/>
+        </w:rPr>
+        <w:t xml:space="preserve"> means the Job will run every day at 2:00 AM. When the scheduled time arrives, Kubernetes automatically creates a Job from the template defined in the </w:t>
       </w:r>
       <w:proofErr w:type="spellStart"/>
+      <w:r>
+        <w:rPr>
+          <w:rFonts w:asciiTheme="majorBidi" w:hAnsiTheme="majorBidi" w:cstheme="majorBidi"/>
+          <w:sz w:val="28"/>
+          <w:szCs w:val="28"/>
+        </w:rPr>
+        <w:t>CronJob</w:t>
+      </w:r>
+      <w:proofErr w:type="spellEnd"/>
+      <w:r>
+        <w:rPr>
+          <w:rFonts w:asciiTheme="majorBidi" w:hAnsiTheme="majorBidi" w:cstheme="majorBidi"/>
+          <w:sz w:val="28"/>
+          <w:szCs w:val="28"/>
+        </w:rPr>
+        <w:t xml:space="preserve"> specification.</w:t>
+      </w:r>
+    </w:p>
+    <w:p>
+      <w:pPr>
+        <w:spacing w:after="0"/>
+        <w:jc w:val="both"/>
+        <w:rPr>
+          <w:rFonts w:asciiTheme="majorBidi" w:hAnsiTheme="majorBidi" w:cstheme="majorBidi"/>
+          <w:sz w:val="28"/>
+          <w:szCs w:val="28"/>
+        </w:rPr>
+      </w:pPr>
+      <w:r>
+        <w:rPr>
+          <w:rFonts w:asciiTheme="majorBidi" w:hAnsiTheme="majorBidi" w:cstheme="majorBidi"/>
+          <w:sz w:val="28"/>
+          <w:szCs w:val="28"/>
+        </w:rPr>
+        <w:t xml:space="preserve">Each execution of a </w:t>
+      </w:r>
+      <w:proofErr w:type="spellStart"/>
+      <w:r>
+        <w:rPr>
+          <w:rFonts w:asciiTheme="majorBidi" w:hAnsiTheme="majorBidi" w:cstheme="majorBidi"/>
+          <w:sz w:val="28"/>
+          <w:szCs w:val="28"/>
+        </w:rPr>
+        <w:t>CronJob</w:t>
+      </w:r>
+      <w:proofErr w:type="spellEnd"/>
+      <w:r>
+        <w:rPr>
+          <w:rFonts w:asciiTheme="majorBidi" w:hAnsiTheme="majorBidi" w:cstheme="majorBidi"/>
+          <w:sz w:val="28"/>
+          <w:szCs w:val="28"/>
+        </w:rPr>
+        <w:t xml:space="preserve"> is independent. The </w:t>
+      </w:r>
+      <w:proofErr w:type="spellStart"/>
+      <w:r>
+        <w:rPr>
+          <w:rFonts w:asciiTheme="majorBidi" w:hAnsiTheme="majorBidi" w:cstheme="majorBidi"/>
+          <w:sz w:val="28"/>
+          <w:szCs w:val="28"/>
+        </w:rPr>
+        <w:t>CronJob</w:t>
+      </w:r>
+      <w:proofErr w:type="spellEnd"/>
+      <w:r>
+        <w:rPr>
+          <w:rFonts w:asciiTheme="majorBidi" w:hAnsiTheme="majorBidi" w:cstheme="majorBidi"/>
+          <w:sz w:val="28"/>
+          <w:szCs w:val="28"/>
+        </w:rPr>
+        <w:t xml:space="preserve"> only creates Jobs, and those Jobs manage their own Pods, retries, and completions. This means features like </w:t>
+      </w:r>
       <w:r>
         <w:rPr>
           <w:rFonts w:asciiTheme="majorBidi" w:hAnsiTheme="majorBidi" w:cstheme="majorBidi"/>
@@ -281,9 +304,9 @@
           <w:sz w:val="28"/>
           <w:szCs w:val="28"/>
         </w:rPr>
-        <w:t>spec</w:t>
-      </w:r>
-      <w:proofErr w:type="gramEnd"/>
+        <w:t xml:space="preserve">completions, parallelism, </w:t>
+      </w:r>
+      <w:proofErr w:type="spellStart"/>
       <w:r>
         <w:rPr>
           <w:rFonts w:asciiTheme="majorBidi" w:hAnsiTheme="majorBidi" w:cstheme="majorBidi"/>
@@ -294,88 +317,9 @@
           <w:sz w:val="28"/>
           <w:szCs w:val="28"/>
         </w:rPr>
-        <w:t>.template</w:t>
+        <w:t>backoffLimit</w:t>
       </w:r>
       <w:proofErr w:type="spellEnd"/>
-      <w:r>
-        <w:rPr>
-          <w:rFonts w:asciiTheme="majorBidi" w:hAnsiTheme="majorBidi" w:cstheme="majorBidi"/>
-          <w:sz w:val="28"/>
-          <w:szCs w:val="28"/>
-        </w:rPr>
-        <w:t>, just like in Deployments.</w:t>
-      </w:r>
-      <w:r>
-        <w:rPr>
-          <w:rFonts w:asciiTheme="majorBidi" w:hAnsiTheme="majorBidi" w:cstheme="majorBidi"/>
-          <w:sz w:val="28"/>
-          <w:szCs w:val="28"/>
-        </w:rPr>
-        <w:t xml:space="preserve"> </w:t>
-      </w:r>
-      <w:r>
-        <w:rPr>
-          <w:rFonts w:asciiTheme="majorBidi" w:hAnsiTheme="majorBidi" w:cstheme="majorBidi"/>
-          <w:sz w:val="28"/>
-          <w:szCs w:val="28"/>
-        </w:rPr>
-        <w:t>Kubernetes creates Pods, ensures they succeed, and then marks the Job Complete.</w:t>
-      </w:r>
-      <w:r>
-        <w:rPr>
-          <w:rFonts w:asciiTheme="majorBidi" w:hAnsiTheme="majorBidi" w:cstheme="majorBidi"/>
-          <w:sz w:val="28"/>
-          <w:szCs w:val="28"/>
-        </w:rPr>
-        <w:t xml:space="preserve"> </w:t>
-      </w:r>
-      <w:r>
-        <w:rPr>
-          <w:rFonts w:asciiTheme="majorBidi" w:hAnsiTheme="majorBidi" w:cstheme="majorBidi"/>
-          <w:sz w:val="28"/>
-          <w:szCs w:val="28"/>
-        </w:rPr>
-        <w:t>If Pods fail, Kubernetes retries them until the success criteria are met.</w:t>
-      </w:r>
-    </w:p>
-    <w:p>
-      <w:pPr>
-        <w:spacing w:after="60"/>
-        <w:jc w:val="both"/>
-        <w:rPr>
-          <w:rFonts w:asciiTheme="majorBidi" w:hAnsiTheme="majorBidi" w:cstheme="majorBidi"/>
-          <w:b/>
-          <w:bCs/>
-          <w:sz w:val="32"/>
-          <w:szCs w:val="32"/>
-        </w:rPr>
-      </w:pPr>
-      <w:r>
-        <w:rPr>
-          <w:rFonts w:asciiTheme="majorBidi" w:hAnsiTheme="majorBidi" w:cstheme="majorBidi"/>
-          <w:b/>
-          <w:bCs/>
-          <w:sz w:val="32"/>
-          <w:szCs w:val="32"/>
-        </w:rPr>
-        <w:t>Key Fields</w:t>
-      </w:r>
-    </w:p>
-    <w:p>
-      <w:pPr>
-        <w:pStyle w:val="ListParagraph"/>
-        <w:numPr>
-          <w:ilvl w:val="0"/>
-          <w:numId w:val="2"/>
-        </w:numPr>
-        <w:ind w:left="360"/>
-        <w:jc w:val="both"/>
-        <w:rPr>
-          <w:rFonts w:asciiTheme="majorBidi" w:hAnsiTheme="majorBidi" w:cstheme="majorBidi"/>
-          <w:sz w:val="28"/>
-          <w:szCs w:val="28"/>
-        </w:rPr>
-      </w:pPr>
       <w:r>
         <w:rPr>
           <w:rFonts w:asciiTheme="majorBidi" w:hAnsiTheme="majorBidi" w:cstheme="majorBidi"/>
@@ -386,16 +330,9 @@
           <w:sz w:val="28"/>
           <w:szCs w:val="28"/>
         </w:rPr>
-        <w:t>completions</w:t>
-      </w:r>
-      <w:r>
-        <w:rPr>
-          <w:rFonts w:asciiTheme="majorBidi" w:hAnsiTheme="majorBidi" w:cstheme="majorBidi"/>
-          <w:sz w:val="28"/>
-          <w:szCs w:val="28"/>
-        </w:rPr>
-        <w:t xml:space="preserve"> → Number of successful Pods required for the Job to finish (</w:t>
-      </w:r>
+        <w:t xml:space="preserve">, </w:t>
+      </w:r>
+      <w:proofErr w:type="spellStart"/>
       <w:r>
         <w:rPr>
           <w:rFonts w:asciiTheme="majorBidi" w:hAnsiTheme="majorBidi" w:cstheme="majorBidi"/>
@@ -406,32 +343,18 @@
           <w:sz w:val="28"/>
           <w:szCs w:val="28"/>
         </w:rPr>
-        <w:t>default = 1</w:t>
-      </w:r>
-      <w:r>
-        <w:rPr>
-          <w:rFonts w:asciiTheme="majorBidi" w:hAnsiTheme="majorBidi" w:cstheme="majorBidi"/>
-          <w:sz w:val="28"/>
-          <w:szCs w:val="28"/>
-        </w:rPr>
-        <w:t>).</w:t>
-      </w:r>
-    </w:p>
-    <w:p>
-      <w:pPr>
-        <w:pStyle w:val="ListParagraph"/>
-        <w:numPr>
-          <w:ilvl w:val="0"/>
-          <w:numId w:val="2"/>
-        </w:numPr>
-        <w:ind w:left="360"/>
-        <w:jc w:val="both"/>
-        <w:rPr>
-          <w:rFonts w:asciiTheme="majorBidi" w:hAnsiTheme="majorBidi" w:cstheme="majorBidi"/>
-          <w:sz w:val="28"/>
-          <w:szCs w:val="28"/>
-        </w:rPr>
-      </w:pPr>
+        <w:t>activeDeadlineSeconds</w:t>
+      </w:r>
+      <w:proofErr w:type="spellEnd"/>
+      <w:r>
+        <w:rPr>
+          <w:rFonts w:asciiTheme="majorBidi" w:hAnsiTheme="majorBidi" w:cstheme="majorBidi"/>
+          <w:sz w:val="28"/>
+          <w:szCs w:val="28"/>
+        </w:rPr>
+        <w:t xml:space="preserve">, and </w:t>
+      </w:r>
+      <w:proofErr w:type="spellStart"/>
       <w:r>
         <w:rPr>
           <w:rFonts w:asciiTheme="majorBidi" w:hAnsiTheme="majorBidi" w:cstheme="majorBidi"/>
@@ -442,8 +365,65 @@
           <w:sz w:val="28"/>
           <w:szCs w:val="28"/>
         </w:rPr>
-        <w:t>p</w:t>
-      </w:r>
+        <w:t>ttlSecondsAfterFinished</w:t>
+      </w:r>
+      <w:proofErr w:type="spellEnd"/>
+      <w:r>
+        <w:rPr>
+          <w:rFonts w:asciiTheme="majorBidi" w:hAnsiTheme="majorBidi" w:cstheme="majorBidi"/>
+          <w:sz w:val="28"/>
+          <w:szCs w:val="28"/>
+        </w:rPr>
+        <w:t xml:space="preserve"> still apply, but they are defined within the Job template inside the </w:t>
+      </w:r>
+      <w:proofErr w:type="spellStart"/>
+      <w:r>
+        <w:rPr>
+          <w:rFonts w:asciiTheme="majorBidi" w:hAnsiTheme="majorBidi" w:cstheme="majorBidi"/>
+          <w:sz w:val="28"/>
+          <w:szCs w:val="28"/>
+        </w:rPr>
+        <w:t>CronJob</w:t>
+      </w:r>
+      <w:proofErr w:type="spellEnd"/>
+      <w:r>
+        <w:rPr>
+          <w:rFonts w:asciiTheme="majorBidi" w:hAnsiTheme="majorBidi" w:cstheme="majorBidi"/>
+          <w:sz w:val="28"/>
+          <w:szCs w:val="28"/>
+        </w:rPr>
+        <w:t>.</w:t>
+      </w:r>
+    </w:p>
+    <w:p>
+      <w:pPr>
+        <w:spacing w:after="60"/>
+        <w:jc w:val="both"/>
+        <w:rPr>
+          <w:rFonts w:asciiTheme="majorBidi" w:hAnsiTheme="majorBidi" w:cstheme="majorBidi"/>
+          <w:sz w:val="28"/>
+          <w:szCs w:val="28"/>
+        </w:rPr>
+      </w:pPr>
+      <w:proofErr w:type="spellStart"/>
+      <w:r>
+        <w:rPr>
+          <w:rFonts w:asciiTheme="majorBidi" w:hAnsiTheme="majorBidi" w:cstheme="majorBidi"/>
+          <w:sz w:val="28"/>
+          <w:szCs w:val="28"/>
+        </w:rPr>
+        <w:t>CronJobs</w:t>
+      </w:r>
+      <w:proofErr w:type="spellEnd"/>
+      <w:r>
+        <w:rPr>
+          <w:rFonts w:asciiTheme="majorBidi" w:hAnsiTheme="majorBidi" w:cstheme="majorBidi"/>
+          <w:sz w:val="28"/>
+          <w:szCs w:val="28"/>
+        </w:rPr>
+        <w:t xml:space="preserve"> also provide controls for handling situations where Jobs overlap or miss their scheduled execution time. For example, </w:t>
+      </w:r>
+      <w:proofErr w:type="spellStart"/>
       <w:r>
         <w:rPr>
           <w:rFonts w:asciiTheme="majorBidi" w:hAnsiTheme="majorBidi" w:cstheme="majorBidi"/>
@@ -454,44 +434,7 @@
           <w:sz w:val="28"/>
           <w:szCs w:val="28"/>
         </w:rPr>
-        <w:t>arallelism</w:t>
-      </w:r>
-      <w:r>
-        <w:rPr>
-          <w:rFonts w:asciiTheme="majorBidi" w:hAnsiTheme="majorBidi" w:cstheme="majorBidi"/>
-          <w:sz w:val="28"/>
-          <w:szCs w:val="28"/>
-        </w:rPr>
-        <w:t xml:space="preserve"> → Maximum Pods running at once (allows parallel Jobs).</w:t>
-      </w:r>
-    </w:p>
-    <w:p>
-      <w:pPr>
-        <w:pStyle w:val="ListParagraph"/>
-        <w:numPr>
-          <w:ilvl w:val="0"/>
-          <w:numId w:val="2"/>
-        </w:numPr>
-        <w:ind w:left="360"/>
-        <w:jc w:val="both"/>
-        <w:rPr>
-          <w:rFonts w:asciiTheme="majorBidi" w:hAnsiTheme="majorBidi" w:cstheme="majorBidi"/>
-          <w:sz w:val="28"/>
-          <w:szCs w:val="28"/>
-        </w:rPr>
-      </w:pPr>
-      <w:proofErr w:type="spellStart"/>
-      <w:r>
-        <w:rPr>
-          <w:rFonts w:asciiTheme="majorBidi" w:hAnsiTheme="majorBidi" w:cstheme="majorBidi"/>
-          <w:b/>
-          <w:bCs/>
-          <w:i/>
-          <w:iCs/>
-          <w:sz w:val="28"/>
-          <w:szCs w:val="28"/>
-        </w:rPr>
-        <w:t>backoffLimit</w:t>
+        <w:t>concurrencyPolicy</w:t>
       </w:r>
       <w:proofErr w:type="spellEnd"/>
       <w:r>
@@ -500,5605 +443,7 @@
           <w:sz w:val="28"/>
           <w:szCs w:val="28"/>
         </w:rPr>
-        <w:t xml:space="preserve"> → Number of retries per failed Pod before the Job is marked Failed (</w:t>
-      </w:r>
-      <w:r>
-        <w:rPr>
-          <w:rFonts w:asciiTheme="majorBidi" w:hAnsiTheme="majorBidi" w:cstheme="majorBidi"/>
-          <w:b/>
-          <w:bCs/>
-          <w:i/>
-          <w:iCs/>
-          <w:sz w:val="28"/>
-          <w:szCs w:val="28"/>
-        </w:rPr>
-        <w:t>default = 6</w:t>
-      </w:r>
-      <w:r>
-        <w:rPr>
-          <w:rFonts w:asciiTheme="majorBidi" w:hAnsiTheme="majorBidi" w:cstheme="majorBidi"/>
-          <w:sz w:val="28"/>
-          <w:szCs w:val="28"/>
-        </w:rPr>
-        <w:t>).</w:t>
-      </w:r>
-    </w:p>
-    <w:p>
-      <w:pPr>
-        <w:pStyle w:val="ListParagraph"/>
-        <w:numPr>
-          <w:ilvl w:val="0"/>
-          <w:numId w:val="2"/>
-        </w:numPr>
-        <w:spacing w:after="60"/>
-        <w:ind w:left="360"/>
-        <w:jc w:val="both"/>
-        <w:rPr>
-          <w:rFonts w:asciiTheme="majorBidi" w:hAnsiTheme="majorBidi" w:cstheme="majorBidi"/>
-          <w:sz w:val="28"/>
-          <w:szCs w:val="28"/>
-        </w:rPr>
-      </w:pPr>
-      <w:proofErr w:type="spellStart"/>
-      <w:r>
-        <w:rPr>
-          <w:rFonts w:asciiTheme="majorBidi" w:hAnsiTheme="majorBidi" w:cstheme="majorBidi"/>
-          <w:b/>
-          <w:bCs/>
-          <w:i/>
-          <w:iCs/>
-          <w:sz w:val="28"/>
-          <w:szCs w:val="28"/>
-        </w:rPr>
-        <w:t>activeDeadlineSeconds</w:t>
-      </w:r>
-      <w:proofErr w:type="spellEnd"/>
-      <w:r>
-        <w:rPr>
-          <w:rFonts w:asciiTheme="majorBidi" w:hAnsiTheme="majorBidi" w:cstheme="majorBidi"/>
-          <w:sz w:val="28"/>
-          <w:szCs w:val="28"/>
-        </w:rPr>
-        <w:t xml:space="preserve"> </w:t>
-      </w:r>
-    </w:p>
-    <w:p>
-      <w:pPr>
-        <w:spacing w:after="120"/>
-        <w:ind w:left="360"/>
-        <w:jc w:val="both"/>
-        <w:rPr>
-          <w:rFonts w:asciiTheme="majorBidi" w:hAnsiTheme="majorBidi" w:cstheme="majorBidi"/>
-          <w:sz w:val="28"/>
-          <w:szCs w:val="28"/>
-        </w:rPr>
-      </w:pPr>
-      <w:r>
-        <w:rPr>
-          <w:rFonts w:asciiTheme="majorBidi" w:hAnsiTheme="majorBidi" w:cstheme="majorBidi"/>
-          <w:sz w:val="28"/>
-          <w:szCs w:val="28"/>
-        </w:rPr>
-        <w:t xml:space="preserve">It </w:t>
-      </w:r>
-      <w:r>
-        <w:rPr>
-          <w:rFonts w:asciiTheme="majorBidi" w:hAnsiTheme="majorBidi" w:cstheme="majorBidi"/>
-          <w:sz w:val="28"/>
-          <w:szCs w:val="28"/>
-        </w:rPr>
-        <w:t xml:space="preserve">defines a hard time limit for how long a Job is allowed to run. It measures the total wall‑clock time from when the Job starts, including all retries, Pod restarts, and any time spent waiting between attempts. If this deadline is exceeded, Kubernetes terminates all active Pods of the Job and marks the Job as Failed, regardless of how many completions have already succeeded. This field is useful when you want to guarantee that a Job does not run longer than an acceptable duration, such as preventing runaway batch jobs or enforcing SLAs for background tasks. Unlike </w:t>
-      </w:r>
-      <w:proofErr w:type="spellStart"/>
-      <w:r>
-        <w:rPr>
-          <w:rFonts w:asciiTheme="majorBidi" w:hAnsiTheme="majorBidi" w:cstheme="majorBidi"/>
-          <w:b/>
-          <w:bCs/>
-          <w:i/>
-          <w:iCs/>
-          <w:sz w:val="28"/>
-          <w:szCs w:val="28"/>
-        </w:rPr>
-        <w:t>backoffLimit</w:t>
-      </w:r>
-      <w:proofErr w:type="spellEnd"/>
-      <w:r>
-        <w:rPr>
-          <w:rFonts w:asciiTheme="majorBidi" w:hAnsiTheme="majorBidi" w:cstheme="majorBidi"/>
-          <w:sz w:val="28"/>
-          <w:szCs w:val="28"/>
-        </w:rPr>
-        <w:t xml:space="preserve">, which limits retries, </w:t>
-      </w:r>
-      <w:proofErr w:type="spellStart"/>
-      <w:r>
-        <w:rPr>
-          <w:rFonts w:asciiTheme="majorBidi" w:hAnsiTheme="majorBidi" w:cstheme="majorBidi"/>
-          <w:b/>
-          <w:bCs/>
-          <w:i/>
-          <w:iCs/>
-          <w:sz w:val="28"/>
-          <w:szCs w:val="28"/>
-        </w:rPr>
-        <w:t>activeDeadlineSeconds</w:t>
-      </w:r>
-      <w:proofErr w:type="spellEnd"/>
-      <w:r>
-        <w:rPr>
-          <w:rFonts w:asciiTheme="majorBidi" w:hAnsiTheme="majorBidi" w:cstheme="majorBidi"/>
-          <w:sz w:val="28"/>
-          <w:szCs w:val="28"/>
-        </w:rPr>
-        <w:t xml:space="preserve"> limits time.</w:t>
-      </w:r>
-    </w:p>
-    <w:p>
-      <w:pPr>
-        <w:pStyle w:val="ListParagraph"/>
-        <w:numPr>
-          <w:ilvl w:val="0"/>
-          <w:numId w:val="2"/>
-        </w:numPr>
-        <w:spacing w:after="60"/>
-        <w:ind w:left="360"/>
-        <w:jc w:val="both"/>
-        <w:rPr>
-          <w:rFonts w:asciiTheme="majorBidi" w:hAnsiTheme="majorBidi" w:cstheme="majorBidi"/>
-          <w:sz w:val="28"/>
-          <w:szCs w:val="28"/>
-        </w:rPr>
-      </w:pPr>
-      <w:proofErr w:type="spellStart"/>
-      <w:r>
-        <w:rPr>
-          <w:rFonts w:asciiTheme="majorBidi" w:hAnsiTheme="majorBidi" w:cstheme="majorBidi"/>
-          <w:b/>
-          <w:bCs/>
-          <w:i/>
-          <w:iCs/>
-          <w:sz w:val="28"/>
-          <w:szCs w:val="28"/>
-        </w:rPr>
-        <w:t>ttlSecondsAfterFinished</w:t>
-      </w:r>
-      <w:proofErr w:type="spellEnd"/>
-    </w:p>
-    <w:p>
-      <w:pPr>
-        <w:spacing w:after="120"/>
-        <w:ind w:left="360"/>
-        <w:jc w:val="both"/>
-        <w:rPr>
-          <w:rFonts w:asciiTheme="majorBidi" w:hAnsiTheme="majorBidi" w:cstheme="majorBidi"/>
-          <w:sz w:val="28"/>
-          <w:szCs w:val="28"/>
-        </w:rPr>
-      </w:pPr>
-      <w:r>
-        <w:rPr>
-          <w:rFonts w:asciiTheme="majorBidi" w:hAnsiTheme="majorBidi" w:cstheme="majorBidi"/>
-          <w:sz w:val="28"/>
-          <w:szCs w:val="28"/>
-        </w:rPr>
-        <w:t>controls how long a completed Job remains in the cluster after it finishes, whether it succeeded or failed. Once the specified number of seconds has passed after the Job reaches a terminal state, Kubernetes automatically deletes the Job and its associated Pods. This is purely a cleanup mechanism and does not affect execution, retries, or success criteria. It helps keep the cluster tidy by removing old batch Jobs and Pods without requiring manual cleanup or external automation.</w:t>
-      </w:r>
-    </w:p>
-    <w:p>
-      <w:pPr>
-        <w:spacing w:after="60"/>
-        <w:jc w:val="both"/>
-        <w:rPr>
-          <w:rFonts w:asciiTheme="majorBidi" w:hAnsiTheme="majorBidi" w:cstheme="majorBidi"/>
-          <w:b/>
-          <w:bCs/>
-          <w:sz w:val="32"/>
-          <w:szCs w:val="32"/>
-        </w:rPr>
-      </w:pPr>
-      <w:r>
-        <w:rPr>
-          <w:rFonts w:asciiTheme="majorBidi" w:hAnsiTheme="majorBidi" w:cstheme="majorBidi"/>
-          <w:b/>
-          <w:bCs/>
-          <w:sz w:val="32"/>
-          <w:szCs w:val="32"/>
-        </w:rPr>
-        <w:t>Job Lifecycle</w:t>
-      </w:r>
-      <w:r>
-        <w:rPr>
-          <w:rFonts w:asciiTheme="majorBidi" w:hAnsiTheme="majorBidi" w:cstheme="majorBidi"/>
-          <w:b/>
-          <w:bCs/>
-          <w:sz w:val="32"/>
-          <w:szCs w:val="32"/>
-        </w:rPr>
-        <w:t>:</w:t>
-      </w:r>
-    </w:p>
-    <w:p>
-      <w:pPr>
-        <w:pStyle w:val="ListParagraph"/>
-        <w:numPr>
-          <w:ilvl w:val="0"/>
-          <w:numId w:val="3"/>
-        </w:numPr>
-        <w:ind w:left="360"/>
-        <w:jc w:val="both"/>
-        <w:rPr>
-          <w:rFonts w:asciiTheme="majorBidi" w:hAnsiTheme="majorBidi" w:cstheme="majorBidi"/>
-          <w:sz w:val="28"/>
-          <w:szCs w:val="28"/>
-        </w:rPr>
-      </w:pPr>
-      <w:r>
-        <w:rPr>
-          <w:rFonts w:asciiTheme="majorBidi" w:hAnsiTheme="majorBidi" w:cstheme="majorBidi"/>
-          <w:sz w:val="28"/>
-          <w:szCs w:val="28"/>
-        </w:rPr>
-        <w:t>YAML submitted → Job created</w:t>
-      </w:r>
-    </w:p>
-    <w:p>
-      <w:pPr>
-        <w:pStyle w:val="ListParagraph"/>
-        <w:numPr>
-          <w:ilvl w:val="0"/>
-          <w:numId w:val="3"/>
-        </w:numPr>
-        <w:ind w:left="360"/>
-        <w:jc w:val="both"/>
-        <w:rPr>
-          <w:rFonts w:asciiTheme="majorBidi" w:hAnsiTheme="majorBidi" w:cstheme="majorBidi"/>
-          <w:sz w:val="28"/>
-          <w:szCs w:val="28"/>
-        </w:rPr>
-      </w:pPr>
-      <w:r>
-        <w:rPr>
-          <w:rFonts w:asciiTheme="majorBidi" w:hAnsiTheme="majorBidi" w:cstheme="majorBidi"/>
-          <w:sz w:val="28"/>
-          <w:szCs w:val="28"/>
-        </w:rPr>
-        <w:lastRenderedPageBreak/>
-        <w:t>Job controller creates Pods</w:t>
-      </w:r>
-    </w:p>
-    <w:p>
-      <w:pPr>
-        <w:pStyle w:val="ListParagraph"/>
-        <w:numPr>
-          <w:ilvl w:val="0"/>
-          <w:numId w:val="3"/>
-        </w:numPr>
-        <w:ind w:left="360"/>
-        <w:jc w:val="both"/>
-        <w:rPr>
-          <w:rFonts w:asciiTheme="majorBidi" w:hAnsiTheme="majorBidi" w:cstheme="majorBidi"/>
-          <w:sz w:val="28"/>
-          <w:szCs w:val="28"/>
-        </w:rPr>
-      </w:pPr>
-      <w:r>
-        <w:rPr>
-          <w:rFonts w:asciiTheme="majorBidi" w:hAnsiTheme="majorBidi" w:cstheme="majorBidi"/>
-          <w:sz w:val="28"/>
-          <w:szCs w:val="28"/>
-        </w:rPr>
-        <w:t xml:space="preserve">Pods run tasks → </w:t>
-      </w:r>
-      <w:r>
-        <w:rPr>
-          <w:rFonts w:asciiTheme="majorBidi" w:hAnsiTheme="majorBidi" w:cstheme="majorBidi"/>
-          <w:b/>
-          <w:bCs/>
-          <w:i/>
-          <w:iCs/>
-          <w:sz w:val="28"/>
-          <w:szCs w:val="28"/>
-        </w:rPr>
-        <w:t>exit 0</w:t>
-      </w:r>
-      <w:r>
-        <w:rPr>
-          <w:rFonts w:asciiTheme="majorBidi" w:hAnsiTheme="majorBidi" w:cstheme="majorBidi"/>
-          <w:sz w:val="28"/>
-          <w:szCs w:val="28"/>
-        </w:rPr>
-        <w:t xml:space="preserve"> → Job records success</w:t>
-      </w:r>
-    </w:p>
-    <w:p>
-      <w:pPr>
-        <w:pStyle w:val="ListParagraph"/>
-        <w:numPr>
-          <w:ilvl w:val="0"/>
-          <w:numId w:val="3"/>
-        </w:numPr>
-        <w:ind w:left="360"/>
-        <w:jc w:val="both"/>
-        <w:rPr>
-          <w:rFonts w:asciiTheme="majorBidi" w:hAnsiTheme="majorBidi" w:cstheme="majorBidi"/>
-          <w:sz w:val="28"/>
-          <w:szCs w:val="28"/>
-        </w:rPr>
-      </w:pPr>
-      <w:r>
-        <w:rPr>
-          <w:rFonts w:asciiTheme="majorBidi" w:hAnsiTheme="majorBidi" w:cstheme="majorBidi"/>
-          <w:sz w:val="28"/>
-          <w:szCs w:val="28"/>
-        </w:rPr>
-        <w:t xml:space="preserve">If enough completions achieved → </w:t>
-      </w:r>
-      <w:r>
-        <w:rPr>
-          <w:rFonts w:asciiTheme="majorBidi" w:hAnsiTheme="majorBidi" w:cstheme="majorBidi"/>
-          <w:b/>
-          <w:bCs/>
-          <w:i/>
-          <w:iCs/>
-          <w:sz w:val="28"/>
-          <w:szCs w:val="28"/>
-        </w:rPr>
-        <w:t>Status: Complete</w:t>
-      </w:r>
-    </w:p>
-    <w:p>
-      <w:pPr>
-        <w:pStyle w:val="ListParagraph"/>
-        <w:numPr>
-          <w:ilvl w:val="0"/>
-          <w:numId w:val="3"/>
-        </w:numPr>
-        <w:spacing w:after="120"/>
-        <w:ind w:left="360"/>
-        <w:jc w:val="both"/>
-        <w:rPr>
-          <w:rFonts w:asciiTheme="majorBidi" w:hAnsiTheme="majorBidi" w:cstheme="majorBidi"/>
-          <w:sz w:val="28"/>
-          <w:szCs w:val="28"/>
-        </w:rPr>
-      </w:pPr>
-      <w:r>
-        <w:rPr>
-          <w:rFonts w:asciiTheme="majorBidi" w:hAnsiTheme="majorBidi" w:cstheme="majorBidi"/>
-          <w:sz w:val="28"/>
-          <w:szCs w:val="28"/>
-        </w:rPr>
-        <w:t xml:space="preserve">If too many failures → </w:t>
-      </w:r>
-      <w:r>
-        <w:rPr>
-          <w:rFonts w:asciiTheme="majorBidi" w:hAnsiTheme="majorBidi" w:cstheme="majorBidi"/>
-          <w:b/>
-          <w:bCs/>
-          <w:i/>
-          <w:iCs/>
-          <w:sz w:val="28"/>
-          <w:szCs w:val="28"/>
-        </w:rPr>
-        <w:t>Status: Failed</w:t>
-      </w:r>
-    </w:p>
-    <w:p>
-      <w:pPr>
-        <w:spacing w:after="60"/>
-        <w:jc w:val="both"/>
-        <w:rPr>
-          <w:rFonts w:asciiTheme="majorBidi" w:hAnsiTheme="majorBidi" w:cstheme="majorBidi"/>
-          <w:b/>
-          <w:bCs/>
-          <w:sz w:val="32"/>
-          <w:szCs w:val="32"/>
-        </w:rPr>
-      </w:pPr>
-      <w:r>
-        <w:rPr>
-          <w:rFonts w:asciiTheme="majorBidi" w:hAnsiTheme="majorBidi" w:cstheme="majorBidi"/>
-          <w:b/>
-          <w:bCs/>
-          <w:sz w:val="32"/>
-          <w:szCs w:val="32"/>
-        </w:rPr>
-        <w:t>Restart Policy</w:t>
-      </w:r>
-      <w:r>
-        <w:rPr>
-          <w:rFonts w:asciiTheme="majorBidi" w:hAnsiTheme="majorBidi" w:cstheme="majorBidi"/>
-          <w:b/>
-          <w:bCs/>
-          <w:sz w:val="32"/>
-          <w:szCs w:val="32"/>
-        </w:rPr>
-        <w:t>:</w:t>
-      </w:r>
-    </w:p>
-    <w:p>
-      <w:pPr>
-        <w:spacing w:after="60"/>
-        <w:jc w:val="both"/>
-        <w:rPr>
-          <w:rFonts w:asciiTheme="majorBidi" w:hAnsiTheme="majorBidi" w:cstheme="majorBidi"/>
-          <w:sz w:val="28"/>
-          <w:szCs w:val="28"/>
-        </w:rPr>
-      </w:pPr>
-      <w:r>
-        <w:rPr>
-          <w:rFonts w:asciiTheme="majorBidi" w:hAnsiTheme="majorBidi" w:cstheme="majorBidi"/>
-          <w:sz w:val="28"/>
-          <w:szCs w:val="28"/>
-        </w:rPr>
-        <w:t>Inside the Pod spec:</w:t>
-      </w:r>
-    </w:p>
-    <w:p>
-      <w:pPr>
-        <w:spacing w:after="60"/>
-        <w:jc w:val="both"/>
-        <w:rPr>
-          <w:rFonts w:asciiTheme="majorBidi" w:hAnsiTheme="majorBidi" w:cstheme="majorBidi"/>
-          <w:b/>
-          <w:bCs/>
-          <w:i/>
-          <w:iCs/>
-          <w:sz w:val="28"/>
-          <w:szCs w:val="28"/>
-        </w:rPr>
-      </w:pPr>
-      <w:proofErr w:type="spellStart"/>
-      <w:r>
-        <w:rPr>
-          <w:rFonts w:asciiTheme="majorBidi" w:hAnsiTheme="majorBidi" w:cstheme="majorBidi"/>
-          <w:b/>
-          <w:bCs/>
-          <w:i/>
-          <w:iCs/>
-          <w:sz w:val="28"/>
-          <w:szCs w:val="28"/>
-        </w:rPr>
-        <w:t>restartPolicy</w:t>
-      </w:r>
-      <w:proofErr w:type="spellEnd"/>
-      <w:r>
-        <w:rPr>
-          <w:rFonts w:asciiTheme="majorBidi" w:hAnsiTheme="majorBidi" w:cstheme="majorBidi"/>
-          <w:b/>
-          <w:bCs/>
-          <w:i/>
-          <w:iCs/>
-          <w:sz w:val="28"/>
-          <w:szCs w:val="28"/>
-        </w:rPr>
-        <w:t xml:space="preserve">: Never | </w:t>
-      </w:r>
-      <w:proofErr w:type="spellStart"/>
-      <w:r>
-        <w:rPr>
-          <w:rFonts w:asciiTheme="majorBidi" w:hAnsiTheme="majorBidi" w:cstheme="majorBidi"/>
-          <w:b/>
-          <w:bCs/>
-          <w:i/>
-          <w:iCs/>
-          <w:sz w:val="28"/>
-          <w:szCs w:val="28"/>
-        </w:rPr>
-        <w:t>OnFailure</w:t>
-      </w:r>
-      <w:proofErr w:type="spellEnd"/>
-    </w:p>
-    <w:p>
-      <w:pPr>
-        <w:pStyle w:val="ListParagraph"/>
-        <w:numPr>
-          <w:ilvl w:val="0"/>
-          <w:numId w:val="4"/>
-        </w:numPr>
-        <w:ind w:left="360"/>
-        <w:jc w:val="both"/>
-        <w:rPr>
-          <w:rFonts w:asciiTheme="majorBidi" w:hAnsiTheme="majorBidi" w:cstheme="majorBidi"/>
-          <w:sz w:val="28"/>
-          <w:szCs w:val="28"/>
-        </w:rPr>
-      </w:pPr>
-      <w:r>
-        <w:rPr>
-          <w:rFonts w:asciiTheme="majorBidi" w:hAnsiTheme="majorBidi" w:cstheme="majorBidi"/>
-          <w:b/>
-          <w:bCs/>
-          <w:i/>
-          <w:iCs/>
-          <w:sz w:val="28"/>
-          <w:szCs w:val="28"/>
-        </w:rPr>
-        <w:t>Never</w:t>
-      </w:r>
-      <w:r>
-        <w:rPr>
-          <w:rFonts w:asciiTheme="majorBidi" w:hAnsiTheme="majorBidi" w:cstheme="majorBidi"/>
-          <w:sz w:val="28"/>
-          <w:szCs w:val="28"/>
-        </w:rPr>
-        <w:t xml:space="preserve"> → a failing container causes a new Pod to be created</w:t>
-      </w:r>
-    </w:p>
-    <w:p>
-      <w:pPr>
-        <w:pStyle w:val="ListParagraph"/>
-        <w:numPr>
-          <w:ilvl w:val="0"/>
-          <w:numId w:val="4"/>
-        </w:numPr>
-        <w:spacing w:after="60"/>
-        <w:ind w:left="360"/>
-        <w:jc w:val="both"/>
-        <w:rPr>
-          <w:rFonts w:asciiTheme="majorBidi" w:hAnsiTheme="majorBidi" w:cstheme="majorBidi"/>
-          <w:sz w:val="28"/>
-          <w:szCs w:val="28"/>
-        </w:rPr>
-      </w:pPr>
-      <w:proofErr w:type="spellStart"/>
-      <w:r>
-        <w:rPr>
-          <w:rFonts w:asciiTheme="majorBidi" w:hAnsiTheme="majorBidi" w:cstheme="majorBidi"/>
-          <w:b/>
-          <w:bCs/>
-          <w:i/>
-          <w:iCs/>
-          <w:sz w:val="28"/>
-          <w:szCs w:val="28"/>
-        </w:rPr>
-        <w:t>OnFailure</w:t>
-      </w:r>
-      <w:proofErr w:type="spellEnd"/>
-      <w:r>
-        <w:rPr>
-          <w:rFonts w:asciiTheme="majorBidi" w:hAnsiTheme="majorBidi" w:cstheme="majorBidi"/>
-          <w:sz w:val="28"/>
-          <w:szCs w:val="28"/>
-        </w:rPr>
-        <w:t xml:space="preserve"> → </w:t>
-      </w:r>
-      <w:proofErr w:type="spellStart"/>
-      <w:r>
-        <w:rPr>
-          <w:rFonts w:asciiTheme="majorBidi" w:hAnsiTheme="majorBidi" w:cstheme="majorBidi"/>
-          <w:sz w:val="28"/>
-          <w:szCs w:val="28"/>
-        </w:rPr>
-        <w:t>kubelet</w:t>
-      </w:r>
-      <w:proofErr w:type="spellEnd"/>
-      <w:r>
-        <w:rPr>
-          <w:rFonts w:asciiTheme="majorBidi" w:hAnsiTheme="majorBidi" w:cstheme="majorBidi"/>
-          <w:sz w:val="28"/>
-          <w:szCs w:val="28"/>
-        </w:rPr>
-        <w:t xml:space="preserve"> restarts the container on the same Pod</w:t>
-      </w:r>
-    </w:p>
-    <w:p>
-      <w:pPr>
-        <w:spacing w:after="120"/>
-        <w:jc w:val="both"/>
-        <w:rPr>
-          <w:rFonts w:asciiTheme="majorBidi" w:hAnsiTheme="majorBidi" w:cstheme="majorBidi"/>
-          <w:sz w:val="28"/>
-          <w:szCs w:val="28"/>
-        </w:rPr>
-      </w:pPr>
-      <w:proofErr w:type="spellStart"/>
-      <w:r>
-        <w:rPr>
-          <w:rFonts w:asciiTheme="majorBidi" w:hAnsiTheme="majorBidi" w:cstheme="majorBidi"/>
-          <w:b/>
-          <w:bCs/>
-          <w:i/>
-          <w:iCs/>
-          <w:sz w:val="28"/>
-          <w:szCs w:val="28"/>
-        </w:rPr>
-        <w:t>restartPolicy</w:t>
-      </w:r>
-      <w:proofErr w:type="spellEnd"/>
-      <w:r>
-        <w:rPr>
-          <w:rFonts w:asciiTheme="majorBidi" w:hAnsiTheme="majorBidi" w:cstheme="majorBidi"/>
-          <w:b/>
-          <w:bCs/>
-          <w:i/>
-          <w:iCs/>
-          <w:sz w:val="28"/>
-          <w:szCs w:val="28"/>
-        </w:rPr>
-        <w:t xml:space="preserve"> </w:t>
-      </w:r>
-      <w:r>
-        <w:rPr>
-          <w:rFonts w:asciiTheme="majorBidi" w:hAnsiTheme="majorBidi" w:cstheme="majorBidi"/>
-          <w:sz w:val="28"/>
-          <w:szCs w:val="28"/>
-        </w:rPr>
-        <w:t>is</w:t>
-      </w:r>
-      <w:r>
-        <w:rPr>
-          <w:rFonts w:asciiTheme="majorBidi" w:hAnsiTheme="majorBidi" w:cstheme="majorBidi"/>
-          <w:sz w:val="28"/>
-          <w:szCs w:val="28"/>
-        </w:rPr>
-        <w:t xml:space="preserve"> mandatory and it must be in the manifest.</w:t>
-      </w:r>
-    </w:p>
-    <w:p>
-      <w:pPr>
-        <w:spacing w:after="60"/>
-        <w:jc w:val="both"/>
-        <w:rPr>
-          <w:rFonts w:asciiTheme="majorBidi" w:hAnsiTheme="majorBidi" w:cstheme="majorBidi"/>
-          <w:b/>
-          <w:bCs/>
-          <w:sz w:val="32"/>
-          <w:szCs w:val="32"/>
-        </w:rPr>
-      </w:pPr>
-      <w:r>
-        <w:rPr>
-          <w:rFonts w:asciiTheme="majorBidi" w:hAnsiTheme="majorBidi" w:cstheme="majorBidi"/>
-          <w:b/>
-          <w:bCs/>
-          <w:sz w:val="32"/>
-          <w:szCs w:val="32"/>
-        </w:rPr>
-        <w:t>Summary:</w:t>
-      </w:r>
-    </w:p>
-    <w:p>
-      <w:pPr>
-        <w:pStyle w:val="ListParagraph"/>
-        <w:numPr>
-          <w:ilvl w:val="0"/>
-          <w:numId w:val="6"/>
-        </w:numPr>
-        <w:spacing w:after="60"/>
-        <w:ind w:left="360"/>
-        <w:jc w:val="both"/>
-        <w:rPr>
-          <w:rFonts w:asciiTheme="majorBidi" w:hAnsiTheme="majorBidi" w:cstheme="majorBidi"/>
-          <w:sz w:val="28"/>
-          <w:szCs w:val="28"/>
-        </w:rPr>
-      </w:pPr>
-      <w:r>
-        <w:rPr>
-          <w:rFonts w:asciiTheme="majorBidi" w:hAnsiTheme="majorBidi" w:cstheme="majorBidi"/>
-          <w:sz w:val="28"/>
-          <w:szCs w:val="28"/>
-        </w:rPr>
-        <w:t>Controller type → Job</w:t>
-      </w:r>
-    </w:p>
-    <w:p>
-      <w:pPr>
-        <w:pStyle w:val="ListParagraph"/>
-        <w:numPr>
-          <w:ilvl w:val="0"/>
-          <w:numId w:val="6"/>
-        </w:numPr>
-        <w:spacing w:after="60"/>
-        <w:ind w:left="360"/>
-        <w:jc w:val="both"/>
-        <w:rPr>
-          <w:rFonts w:asciiTheme="majorBidi" w:hAnsiTheme="majorBidi" w:cstheme="majorBidi"/>
-          <w:sz w:val="28"/>
-          <w:szCs w:val="28"/>
-        </w:rPr>
-      </w:pPr>
-      <w:r>
-        <w:rPr>
-          <w:rFonts w:asciiTheme="majorBidi" w:hAnsiTheme="majorBidi" w:cstheme="majorBidi"/>
-          <w:sz w:val="28"/>
-          <w:szCs w:val="28"/>
-        </w:rPr>
-        <w:t>Duration → Run‑to‑completion</w:t>
-      </w:r>
-    </w:p>
-    <w:p>
-      <w:pPr>
-        <w:pStyle w:val="ListParagraph"/>
-        <w:numPr>
-          <w:ilvl w:val="0"/>
-          <w:numId w:val="6"/>
-        </w:numPr>
-        <w:spacing w:after="60"/>
-        <w:ind w:left="360"/>
-        <w:jc w:val="both"/>
-        <w:rPr>
-          <w:rFonts w:asciiTheme="majorBidi" w:hAnsiTheme="majorBidi" w:cstheme="majorBidi"/>
-          <w:sz w:val="28"/>
-          <w:szCs w:val="28"/>
-        </w:rPr>
-      </w:pPr>
-      <w:r>
-        <w:rPr>
-          <w:rFonts w:asciiTheme="majorBidi" w:hAnsiTheme="majorBidi" w:cstheme="majorBidi"/>
-          <w:sz w:val="28"/>
-          <w:szCs w:val="28"/>
-        </w:rPr>
-        <w:t>Restart handling → Pod‑level, not continuous</w:t>
-      </w:r>
-    </w:p>
-    <w:p>
-      <w:pPr>
-        <w:pStyle w:val="ListParagraph"/>
-        <w:numPr>
-          <w:ilvl w:val="0"/>
-          <w:numId w:val="6"/>
-        </w:numPr>
-        <w:spacing w:after="60"/>
-        <w:ind w:left="360"/>
-        <w:jc w:val="both"/>
-        <w:rPr>
-          <w:rFonts w:asciiTheme="majorBidi" w:hAnsiTheme="majorBidi" w:cstheme="majorBidi"/>
-          <w:sz w:val="28"/>
-          <w:szCs w:val="28"/>
-        </w:rPr>
-      </w:pPr>
-      <w:r>
-        <w:rPr>
-          <w:rFonts w:asciiTheme="majorBidi" w:hAnsiTheme="majorBidi" w:cstheme="majorBidi"/>
-          <w:sz w:val="28"/>
-          <w:szCs w:val="28"/>
-        </w:rPr>
-        <w:t>Use cases → Migrations, reports, batch tasks</w:t>
-      </w:r>
-    </w:p>
-    <w:p>
-      <w:pPr>
-        <w:pStyle w:val="ListParagraph"/>
-        <w:numPr>
-          <w:ilvl w:val="0"/>
-          <w:numId w:val="6"/>
-        </w:numPr>
-        <w:spacing w:after="60"/>
-        <w:ind w:left="360"/>
-        <w:jc w:val="both"/>
-        <w:rPr>
-          <w:rFonts w:asciiTheme="majorBidi" w:hAnsiTheme="majorBidi" w:cstheme="majorBidi"/>
-          <w:sz w:val="28"/>
-          <w:szCs w:val="28"/>
-        </w:rPr>
-      </w:pPr>
-      <w:r>
-        <w:rPr>
-          <w:rFonts w:asciiTheme="majorBidi" w:hAnsiTheme="majorBidi" w:cstheme="majorBidi"/>
-          <w:sz w:val="28"/>
-          <w:szCs w:val="28"/>
-        </w:rPr>
-        <w:t>Creates → Pods (managed directly)</w:t>
-      </w:r>
-    </w:p>
-    <w:p>
-      <w:pPr>
-        <w:spacing w:after="60"/>
-        <w:jc w:val="both"/>
-        <w:rPr>
-          <w:rFonts w:asciiTheme="majorBidi" w:hAnsiTheme="majorBidi" w:cstheme="majorBidi"/>
-          <w:b/>
-          <w:bCs/>
-          <w:sz w:val="32"/>
-          <w:szCs w:val="32"/>
-        </w:rPr>
-      </w:pPr>
-      <w:r>
-        <w:rPr>
-          <w:rFonts w:asciiTheme="majorBidi" w:hAnsiTheme="majorBidi" w:cstheme="majorBidi"/>
-          <w:b/>
-          <w:bCs/>
-          <w:sz w:val="32"/>
-          <w:szCs w:val="32"/>
-        </w:rPr>
-        <w:t>Pod Failure Handling in Kubernetes Jobs</w:t>
-      </w:r>
-      <w:r>
-        <w:rPr>
-          <w:rFonts w:asciiTheme="majorBidi" w:hAnsiTheme="majorBidi" w:cstheme="majorBidi"/>
-          <w:b/>
-          <w:bCs/>
-          <w:sz w:val="32"/>
-          <w:szCs w:val="32"/>
-        </w:rPr>
-        <w:t>:</w:t>
-      </w:r>
-    </w:p>
-    <w:p>
-      <w:pPr>
-        <w:spacing w:after="60"/>
-        <w:jc w:val="both"/>
-        <w:rPr>
-          <w:rFonts w:asciiTheme="majorBidi" w:hAnsiTheme="majorBidi" w:cstheme="majorBidi"/>
-          <w:sz w:val="28"/>
-          <w:szCs w:val="28"/>
-        </w:rPr>
-      </w:pPr>
-      <w:r>
-        <w:rPr>
-          <w:rFonts w:asciiTheme="majorBidi" w:hAnsiTheme="majorBidi" w:cstheme="majorBidi"/>
-          <w:sz w:val="28"/>
-          <w:szCs w:val="28"/>
-        </w:rPr>
-        <w:t xml:space="preserve">In a Kubernetes Job workload, what happens when a Pod fails depends on the </w:t>
-      </w:r>
-      <w:proofErr w:type="spellStart"/>
-      <w:r>
-        <w:rPr>
-          <w:rFonts w:asciiTheme="majorBidi" w:hAnsiTheme="majorBidi" w:cstheme="majorBidi"/>
-          <w:b/>
-          <w:bCs/>
-          <w:i/>
-          <w:iCs/>
-          <w:sz w:val="28"/>
-          <w:szCs w:val="28"/>
-        </w:rPr>
-        <w:t>restartPolicy</w:t>
-      </w:r>
-      <w:proofErr w:type="spellEnd"/>
-      <w:r>
-        <w:rPr>
-          <w:rFonts w:asciiTheme="majorBidi" w:hAnsiTheme="majorBidi" w:cstheme="majorBidi"/>
-          <w:sz w:val="28"/>
-          <w:szCs w:val="28"/>
-        </w:rPr>
-        <w:t xml:space="preserve"> defined in the Pod template. The restart policy determines whether Kubernetes should restart the container inside the same Pod or create a new Pod to retry the task. For Jobs, Kubernetes allows only two restart policies: </w:t>
-      </w:r>
-      <w:proofErr w:type="spellStart"/>
-      <w:r>
-        <w:rPr>
-          <w:rFonts w:asciiTheme="majorBidi" w:hAnsiTheme="majorBidi" w:cstheme="majorBidi"/>
-          <w:b/>
-          <w:bCs/>
-          <w:i/>
-          <w:iCs/>
-          <w:sz w:val="28"/>
-          <w:szCs w:val="28"/>
-        </w:rPr>
-        <w:t>OnFailure</w:t>
-      </w:r>
-      <w:proofErr w:type="spellEnd"/>
-      <w:r>
-        <w:rPr>
-          <w:rFonts w:asciiTheme="majorBidi" w:hAnsiTheme="majorBidi" w:cstheme="majorBidi"/>
-          <w:sz w:val="28"/>
-          <w:szCs w:val="28"/>
-        </w:rPr>
-        <w:t xml:space="preserve"> and </w:t>
-      </w:r>
-      <w:r>
-        <w:rPr>
-          <w:rFonts w:asciiTheme="majorBidi" w:hAnsiTheme="majorBidi" w:cstheme="majorBidi"/>
-          <w:b/>
-          <w:bCs/>
-          <w:i/>
-          <w:iCs/>
-          <w:sz w:val="28"/>
-          <w:szCs w:val="28"/>
-        </w:rPr>
-        <w:t>Never</w:t>
-      </w:r>
-      <w:r>
-        <w:rPr>
-          <w:rFonts w:asciiTheme="majorBidi" w:hAnsiTheme="majorBidi" w:cstheme="majorBidi"/>
-          <w:sz w:val="28"/>
-          <w:szCs w:val="28"/>
-        </w:rPr>
-        <w:t>. The Always restart policy is not permitted for Job workloads because Jobs are designed for tasks that eventually complete rather than run continuously.</w:t>
-      </w:r>
-    </w:p>
-    <w:p>
-      <w:pPr>
-        <w:spacing w:after="60"/>
-        <w:jc w:val="both"/>
-        <w:rPr>
-          <w:rFonts w:asciiTheme="majorBidi" w:hAnsiTheme="majorBidi" w:cstheme="majorBidi"/>
-          <w:sz w:val="28"/>
-          <w:szCs w:val="28"/>
-        </w:rPr>
-      </w:pPr>
-      <w:r>
-        <w:rPr>
-          <w:rFonts w:asciiTheme="majorBidi" w:hAnsiTheme="majorBidi" w:cstheme="majorBidi"/>
-          <w:sz w:val="28"/>
-          <w:szCs w:val="28"/>
-        </w:rPr>
-        <w:t xml:space="preserve">When the restart policy is set to </w:t>
-      </w:r>
-      <w:proofErr w:type="spellStart"/>
-      <w:r>
-        <w:rPr>
-          <w:rFonts w:asciiTheme="majorBidi" w:hAnsiTheme="majorBidi" w:cstheme="majorBidi"/>
-          <w:b/>
-          <w:bCs/>
-          <w:i/>
-          <w:iCs/>
-          <w:sz w:val="28"/>
-          <w:szCs w:val="28"/>
-        </w:rPr>
-        <w:t>OnFailure</w:t>
-      </w:r>
-      <w:proofErr w:type="spellEnd"/>
-      <w:r>
-        <w:rPr>
-          <w:rFonts w:asciiTheme="majorBidi" w:hAnsiTheme="majorBidi" w:cstheme="majorBidi"/>
-          <w:sz w:val="28"/>
-          <w:szCs w:val="28"/>
-        </w:rPr>
-        <w:t xml:space="preserve">, Kubernetes keeps the same Pod but restarts the failed container inside that Pod. In this case, the Pod itself is not replaced. Instead, the container is restarted repeatedly until it runs successfully or until the Job reaches </w:t>
-      </w:r>
-      <w:proofErr w:type="gramStart"/>
-      <w:r>
-        <w:rPr>
-          <w:rFonts w:asciiTheme="majorBidi" w:hAnsiTheme="majorBidi" w:cstheme="majorBidi"/>
-          <w:sz w:val="28"/>
-          <w:szCs w:val="28"/>
-        </w:rPr>
-        <w:t>its</w:t>
-      </w:r>
-      <w:proofErr w:type="gramEnd"/>
-      <w:r>
-        <w:rPr>
-          <w:rFonts w:asciiTheme="majorBidi" w:hAnsiTheme="majorBidi" w:cstheme="majorBidi"/>
-          <w:sz w:val="28"/>
-          <w:szCs w:val="28"/>
-        </w:rPr>
-        <w:t xml:space="preserve"> retry limit. This behavior allows Kubernetes to retry the task within the same Pod environment without creating additional Pods.</w:t>
-      </w:r>
-    </w:p>
-    <w:p>
-      <w:pPr>
-        <w:spacing w:after="60"/>
-        <w:jc w:val="both"/>
-        <w:rPr>
-          <w:rFonts w:asciiTheme="majorBidi" w:hAnsiTheme="majorBidi" w:cstheme="majorBidi"/>
-          <w:sz w:val="28"/>
-          <w:szCs w:val="28"/>
-        </w:rPr>
-      </w:pPr>
-      <w:r>
-        <w:rPr>
-          <w:rFonts w:asciiTheme="majorBidi" w:hAnsiTheme="majorBidi" w:cstheme="majorBidi"/>
-          <w:sz w:val="28"/>
-          <w:szCs w:val="28"/>
-        </w:rPr>
-        <w:t xml:space="preserve">When the restart policy is </w:t>
-      </w:r>
-      <w:r>
-        <w:rPr>
-          <w:rFonts w:asciiTheme="majorBidi" w:hAnsiTheme="majorBidi" w:cstheme="majorBidi"/>
-          <w:b/>
-          <w:bCs/>
-          <w:i/>
-          <w:iCs/>
-          <w:sz w:val="28"/>
-          <w:szCs w:val="28"/>
-        </w:rPr>
-        <w:t>Never</w:t>
-      </w:r>
-      <w:r>
-        <w:rPr>
-          <w:rFonts w:asciiTheme="majorBidi" w:hAnsiTheme="majorBidi" w:cstheme="majorBidi"/>
-          <w:sz w:val="28"/>
-          <w:szCs w:val="28"/>
-        </w:rPr>
-        <w:t>, Kubernetes takes a different approach. If the container inside the Pod fails, the Pod is marked as Failed and is not restarted. Instead, the Job controller creates a new Pod to retry the task. This means each retry attempt runs in a completely new Pod while the previous failed Pods remain in the cluster with a Failed status.</w:t>
-      </w:r>
-    </w:p>
-    <w:p>
-      <w:pPr>
-        <w:spacing w:after="60"/>
-        <w:jc w:val="both"/>
-        <w:rPr>
-          <w:rFonts w:asciiTheme="majorBidi" w:hAnsiTheme="majorBidi" w:cstheme="majorBidi"/>
-          <w:sz w:val="28"/>
-          <w:szCs w:val="28"/>
-        </w:rPr>
-      </w:pPr>
-      <w:r>
-        <w:rPr>
-          <w:rFonts w:asciiTheme="majorBidi" w:hAnsiTheme="majorBidi" w:cstheme="majorBidi"/>
-          <w:sz w:val="28"/>
-          <w:szCs w:val="28"/>
-        </w:rPr>
-        <w:t xml:space="preserve">Another important configuration in Jobs is </w:t>
-      </w:r>
-      <w:proofErr w:type="spellStart"/>
-      <w:r>
-        <w:rPr>
-          <w:rFonts w:asciiTheme="majorBidi" w:hAnsiTheme="majorBidi" w:cstheme="majorBidi"/>
-          <w:b/>
-          <w:bCs/>
-          <w:i/>
-          <w:iCs/>
-          <w:sz w:val="28"/>
-          <w:szCs w:val="28"/>
-        </w:rPr>
-        <w:t>backoffLimit</w:t>
-      </w:r>
-      <w:proofErr w:type="spellEnd"/>
-      <w:r>
-        <w:rPr>
-          <w:rFonts w:asciiTheme="majorBidi" w:hAnsiTheme="majorBidi" w:cstheme="majorBidi"/>
-          <w:sz w:val="28"/>
-          <w:szCs w:val="28"/>
-        </w:rPr>
-        <w:t xml:space="preserve">, which controls how many retry attempts are allowed before the Job itself is marked as Failed. For example, if </w:t>
-      </w:r>
-      <w:proofErr w:type="spellStart"/>
-      <w:r>
-        <w:rPr>
-          <w:rFonts w:asciiTheme="majorBidi" w:hAnsiTheme="majorBidi" w:cstheme="majorBidi"/>
-          <w:b/>
-          <w:bCs/>
-          <w:i/>
-          <w:iCs/>
-          <w:sz w:val="28"/>
-          <w:szCs w:val="28"/>
-        </w:rPr>
-        <w:t>backoffLimit</w:t>
-      </w:r>
-      <w:proofErr w:type="spellEnd"/>
-      <w:r>
-        <w:rPr>
-          <w:rFonts w:asciiTheme="majorBidi" w:hAnsiTheme="majorBidi" w:cstheme="majorBidi"/>
-          <w:sz w:val="28"/>
-          <w:szCs w:val="28"/>
-        </w:rPr>
-        <w:t xml:space="preserve"> is set to 4, Kubernetes will retry the task up to four times. Depending on the restart policy, these retries may occur either through container restarts within the same Pod (</w:t>
-      </w:r>
-      <w:proofErr w:type="spellStart"/>
-      <w:r>
-        <w:rPr>
-          <w:rFonts w:asciiTheme="majorBidi" w:hAnsiTheme="majorBidi" w:cstheme="majorBidi"/>
-          <w:b/>
-          <w:bCs/>
-          <w:i/>
-          <w:iCs/>
-          <w:sz w:val="28"/>
-          <w:szCs w:val="28"/>
-        </w:rPr>
-        <w:t>OnFailure</w:t>
-      </w:r>
-      <w:proofErr w:type="spellEnd"/>
-      <w:r>
-        <w:rPr>
-          <w:rFonts w:asciiTheme="majorBidi" w:hAnsiTheme="majorBidi" w:cstheme="majorBidi"/>
-          <w:sz w:val="28"/>
-          <w:szCs w:val="28"/>
-        </w:rPr>
-        <w:t>) or through new Pods created by the Job controller (</w:t>
-      </w:r>
-      <w:r>
-        <w:rPr>
-          <w:rFonts w:asciiTheme="majorBidi" w:hAnsiTheme="majorBidi" w:cstheme="majorBidi"/>
-          <w:b/>
-          <w:bCs/>
-          <w:i/>
-          <w:iCs/>
-          <w:sz w:val="28"/>
-          <w:szCs w:val="28"/>
-        </w:rPr>
-        <w:t>Never</w:t>
-      </w:r>
-      <w:r>
-        <w:rPr>
-          <w:rFonts w:asciiTheme="majorBidi" w:hAnsiTheme="majorBidi" w:cstheme="majorBidi"/>
-          <w:sz w:val="28"/>
-          <w:szCs w:val="28"/>
-        </w:rPr>
-        <w:t>). The Job controller continues retrying until the required number of successful completions is achieved or until the backoff limit is exceeded.</w:t>
-      </w:r>
-    </w:p>
-    <w:p>
-      <w:pPr>
-        <w:spacing w:after="60"/>
-        <w:jc w:val="both"/>
-        <w:rPr>
-          <w:rFonts w:asciiTheme="majorBidi" w:hAnsiTheme="majorBidi" w:cstheme="majorBidi"/>
-          <w:b/>
-          <w:bCs/>
-          <w:sz w:val="32"/>
-          <w:szCs w:val="32"/>
-        </w:rPr>
-      </w:pPr>
-    </w:p>
-    <w:p>
-      <w:pPr>
-        <w:spacing w:after="60"/>
-        <w:jc w:val="both"/>
-        <w:rPr>
-          <w:rFonts w:asciiTheme="majorBidi" w:hAnsiTheme="majorBidi" w:cstheme="majorBidi"/>
-          <w:b/>
-          <w:bCs/>
-          <w:sz w:val="32"/>
-          <w:szCs w:val="32"/>
-        </w:rPr>
-      </w:pPr>
-    </w:p>
-    <w:p>
-      <w:pPr>
-        <w:spacing w:after="60"/>
-        <w:jc w:val="both"/>
-        <w:rPr>
-          <w:rFonts w:asciiTheme="majorBidi" w:hAnsiTheme="majorBidi" w:cstheme="majorBidi"/>
-          <w:b/>
-          <w:bCs/>
-          <w:sz w:val="32"/>
-          <w:szCs w:val="32"/>
-        </w:rPr>
-      </w:pPr>
-    </w:p>
-    <w:p>
-      <w:pPr>
-        <w:spacing w:after="60"/>
-        <w:jc w:val="both"/>
-        <w:rPr>
-          <w:rFonts w:asciiTheme="majorBidi" w:hAnsiTheme="majorBidi" w:cstheme="majorBidi"/>
-          <w:b/>
-          <w:bCs/>
-          <w:sz w:val="32"/>
-          <w:szCs w:val="32"/>
-        </w:rPr>
-      </w:pPr>
-    </w:p>
-    <w:p>
-      <w:pPr>
-        <w:spacing w:after="60"/>
-        <w:jc w:val="both"/>
-        <w:rPr>
-          <w:rFonts w:asciiTheme="majorBidi" w:hAnsiTheme="majorBidi" w:cstheme="majorBidi"/>
-          <w:b/>
-          <w:bCs/>
-          <w:sz w:val="32"/>
-          <w:szCs w:val="32"/>
-        </w:rPr>
-      </w:pPr>
-    </w:p>
-    <w:p>
-      <w:pPr>
-        <w:spacing w:after="60"/>
-        <w:jc w:val="both"/>
-        <w:rPr>
-          <w:rFonts w:asciiTheme="majorBidi" w:hAnsiTheme="majorBidi" w:cstheme="majorBidi"/>
-          <w:b/>
-          <w:bCs/>
-          <w:sz w:val="32"/>
-          <w:szCs w:val="32"/>
-        </w:rPr>
-      </w:pPr>
-    </w:p>
-    <w:p>
-      <w:pPr>
-        <w:spacing w:after="60"/>
-        <w:jc w:val="both"/>
-        <w:rPr>
-          <w:rFonts w:asciiTheme="majorBidi" w:hAnsiTheme="majorBidi" w:cstheme="majorBidi"/>
-          <w:b/>
-          <w:bCs/>
-          <w:sz w:val="32"/>
-          <w:szCs w:val="32"/>
-        </w:rPr>
-      </w:pPr>
-    </w:p>
-    <w:p>
-      <w:pPr>
-        <w:spacing w:after="60"/>
-        <w:jc w:val="both"/>
-        <w:rPr>
-          <w:rFonts w:asciiTheme="majorBidi" w:hAnsiTheme="majorBidi" w:cstheme="majorBidi"/>
-          <w:b/>
-          <w:bCs/>
-          <w:sz w:val="32"/>
-          <w:szCs w:val="32"/>
-        </w:rPr>
-      </w:pPr>
-    </w:p>
-    <w:p>
-      <w:pPr>
-        <w:spacing w:after="60"/>
-        <w:jc w:val="both"/>
-        <w:rPr>
-          <w:rFonts w:asciiTheme="majorBidi" w:hAnsiTheme="majorBidi" w:cstheme="majorBidi"/>
-          <w:b/>
-          <w:bCs/>
-          <w:sz w:val="32"/>
-          <w:szCs w:val="32"/>
-        </w:rPr>
-      </w:pPr>
-    </w:p>
-    <w:p>
-      <w:pPr>
-        <w:spacing w:after="60"/>
-        <w:jc w:val="both"/>
-        <w:rPr>
-          <w:rFonts w:asciiTheme="majorBidi" w:hAnsiTheme="majorBidi" w:cstheme="majorBidi"/>
-          <w:b/>
-          <w:bCs/>
-          <w:sz w:val="32"/>
-          <w:szCs w:val="32"/>
-        </w:rPr>
-      </w:pPr>
-    </w:p>
-    <w:p>
-      <w:pPr>
-        <w:spacing w:after="60"/>
-        <w:jc w:val="both"/>
-        <w:rPr>
-          <w:rFonts w:asciiTheme="majorBidi" w:hAnsiTheme="majorBidi" w:cstheme="majorBidi"/>
-          <w:b/>
-          <w:bCs/>
-          <w:sz w:val="32"/>
-          <w:szCs w:val="32"/>
-        </w:rPr>
-      </w:pPr>
-    </w:p>
-    <w:p>
-      <w:pPr>
-        <w:spacing w:after="60"/>
-        <w:jc w:val="both"/>
-        <w:rPr>
-          <w:rFonts w:asciiTheme="majorBidi" w:hAnsiTheme="majorBidi" w:cstheme="majorBidi"/>
-          <w:b/>
-          <w:bCs/>
-          <w:sz w:val="32"/>
-          <w:szCs w:val="32"/>
-        </w:rPr>
-      </w:pPr>
-    </w:p>
-    <w:p>
-      <w:pPr>
-        <w:spacing w:after="60"/>
-        <w:jc w:val="both"/>
-        <w:rPr>
-          <w:rFonts w:asciiTheme="majorBidi" w:hAnsiTheme="majorBidi" w:cstheme="majorBidi"/>
-          <w:b/>
-          <w:bCs/>
-          <w:sz w:val="32"/>
-          <w:szCs w:val="32"/>
-        </w:rPr>
-      </w:pPr>
-    </w:p>
-    <w:p>
-      <w:pPr>
-        <w:spacing w:after="60"/>
-        <w:jc w:val="both"/>
-        <w:rPr>
-          <w:rFonts w:asciiTheme="majorBidi" w:hAnsiTheme="majorBidi" w:cstheme="majorBidi"/>
-          <w:b/>
-          <w:bCs/>
-          <w:sz w:val="32"/>
-          <w:szCs w:val="32"/>
-        </w:rPr>
-      </w:pPr>
-    </w:p>
-    <w:p>
-      <w:pPr>
-        <w:spacing w:after="60"/>
-        <w:jc w:val="both"/>
-        <w:rPr>
-          <w:rFonts w:asciiTheme="majorBidi" w:hAnsiTheme="majorBidi" w:cstheme="majorBidi"/>
-          <w:b/>
-          <w:bCs/>
-          <w:sz w:val="32"/>
-          <w:szCs w:val="32"/>
-        </w:rPr>
-      </w:pPr>
-    </w:p>
-    <w:p>
-      <w:pPr>
-        <w:spacing w:after="60"/>
-        <w:jc w:val="both"/>
-        <w:rPr>
-          <w:rFonts w:asciiTheme="majorBidi" w:hAnsiTheme="majorBidi" w:cstheme="majorBidi"/>
-          <w:b/>
-          <w:bCs/>
-          <w:sz w:val="32"/>
-          <w:szCs w:val="32"/>
-        </w:rPr>
-      </w:pPr>
-      <w:r>
-        <w:rPr>
-          <w:rFonts w:asciiTheme="majorBidi" w:hAnsiTheme="majorBidi" w:cstheme="majorBidi"/>
-          <w:b/>
-          <w:bCs/>
-          <w:sz w:val="32"/>
-          <w:szCs w:val="32"/>
-        </w:rPr>
-        <w:t>Example YAML</w:t>
-      </w:r>
-      <w:r>
-        <w:rPr>
-          <w:rFonts w:asciiTheme="majorBidi" w:hAnsiTheme="majorBidi" w:cstheme="majorBidi"/>
-          <w:b/>
-          <w:bCs/>
-          <w:sz w:val="32"/>
-          <w:szCs w:val="32"/>
-        </w:rPr>
-        <w:t>:</w:t>
-      </w:r>
-    </w:p>
-    <w:p>
-      <w:pPr>
-        <w:jc w:val="both"/>
-        <w:rPr>
-          <w:rFonts w:asciiTheme="majorBidi" w:hAnsiTheme="majorBidi" w:cstheme="majorBidi"/>
-          <w:sz w:val="28"/>
-          <w:szCs w:val="28"/>
-        </w:rPr>
-      </w:pPr>
-      <w:r>
-        <w:rPr>
-          <w:rFonts w:asciiTheme="majorBidi" w:hAnsiTheme="majorBidi" w:cstheme="majorBidi"/>
-          <w:noProof/>
-          <w:sz w:val="28"/>
-          <w:szCs w:val="28"/>
-        </w:rPr>
-        <mc:AlternateContent>
-          <mc:Choice Requires="wps">
-            <w:drawing>
-              <wp:anchor distT="0" distB="0" distL="114300" distR="114300" simplePos="0" relativeHeight="251659264" behindDoc="0" locked="0" layoutInCell="1" allowOverlap="1" wp14:anchorId="1265E4DC" wp14:editId="7ACEA3A0">
-                <wp:simplePos x="0" y="0"/>
-                <wp:positionH relativeFrom="margin">
-                  <wp:align>left</wp:align>
-                </wp:positionH>
-                <wp:positionV relativeFrom="paragraph">
-                  <wp:posOffset>5715</wp:posOffset>
-                </wp:positionV>
-                <wp:extent cx="3352800" cy="3638550"/>
-                <wp:effectExtent l="0" t="0" r="19050" b="19050"/>
-                <wp:wrapNone/>
-                <wp:docPr id="1996972920" name="Rectangle 1"/>
-                <wp:cNvGraphicFramePr/>
-                <a:graphic xmlns:a="http://schemas.openxmlformats.org/drawingml/2006/main">
-                  <a:graphicData uri="http://schemas.microsoft.com/office/word/2010/wordprocessingShape">
-                    <wps:wsp>
-                      <wps:cNvSpPr/>
-                      <wps:spPr>
-                        <a:xfrm>
-                          <a:off x="0" y="0"/>
-                          <a:ext cx="3352800" cy="3638550"/>
-                        </a:xfrm>
-                        <a:prstGeom prst="rect">
-                          <a:avLst/>
-                        </a:prstGeom>
-                      </wps:spPr>
-                      <wps:style>
-                        <a:lnRef idx="2">
-                          <a:schemeClr val="dk1">
-                            <a:shade val="15000"/>
-                          </a:schemeClr>
-                        </a:lnRef>
-                        <a:fillRef idx="1">
-                          <a:schemeClr val="dk1"/>
-                        </a:fillRef>
-                        <a:effectRef idx="0">
-                          <a:schemeClr val="dk1"/>
-                        </a:effectRef>
-                        <a:fontRef idx="minor">
-                          <a:schemeClr val="lt1"/>
-                        </a:fontRef>
-                      </wps:style>
-                      <wps:txbx>
-                        <w:txbxContent>
-                          <w:p>
-                            <w:pPr>
-                              <w:spacing w:after="0"/>
-                              <w:rPr>
-                                <w:rFonts w:asciiTheme="majorBidi" w:hAnsiTheme="majorBidi" w:cstheme="majorBidi"/>
-                                <w:b/>
-                                <w:bCs/>
-                                <w:i/>
-                                <w:iCs/>
-                                <w:sz w:val="28"/>
-                                <w:szCs w:val="28"/>
-                              </w:rPr>
-                            </w:pPr>
-                            <w:proofErr w:type="spellStart"/>
-                            <w:r>
-                              <w:rPr>
-                                <w:rFonts w:asciiTheme="majorBidi" w:hAnsiTheme="majorBidi" w:cstheme="majorBidi"/>
-                                <w:b/>
-                                <w:bCs/>
-                                <w:i/>
-                                <w:iCs/>
-                                <w:sz w:val="28"/>
-                                <w:szCs w:val="28"/>
-                              </w:rPr>
-                              <w:t>apiVersion</w:t>
-                            </w:r>
-                            <w:proofErr w:type="spellEnd"/>
-                            <w:r>
-                              <w:rPr>
-                                <w:rFonts w:asciiTheme="majorBidi" w:hAnsiTheme="majorBidi" w:cstheme="majorBidi"/>
-                                <w:b/>
-                                <w:bCs/>
-                                <w:i/>
-                                <w:iCs/>
-                                <w:sz w:val="28"/>
-                                <w:szCs w:val="28"/>
-                              </w:rPr>
-                              <w:t>: batch/v1</w:t>
-                            </w:r>
-                          </w:p>
-                          <w:p>
-                            <w:pPr>
-                              <w:spacing w:after="0"/>
-                              <w:rPr>
-                                <w:rFonts w:asciiTheme="majorBidi" w:hAnsiTheme="majorBidi" w:cstheme="majorBidi"/>
-                                <w:b/>
-                                <w:bCs/>
-                                <w:i/>
-                                <w:iCs/>
-                                <w:sz w:val="28"/>
-                                <w:szCs w:val="28"/>
-                              </w:rPr>
-                            </w:pPr>
-                            <w:r>
-                              <w:rPr>
-                                <w:rFonts w:asciiTheme="majorBidi" w:hAnsiTheme="majorBidi" w:cstheme="majorBidi"/>
-                                <w:b/>
-                                <w:bCs/>
-                                <w:i/>
-                                <w:iCs/>
-                                <w:sz w:val="28"/>
-                                <w:szCs w:val="28"/>
-                              </w:rPr>
-                              <w:t>kind: Job</w:t>
-                            </w:r>
-                          </w:p>
-                          <w:p>
-                            <w:pPr>
-                              <w:spacing w:after="0"/>
-                              <w:rPr>
-                                <w:rFonts w:asciiTheme="majorBidi" w:hAnsiTheme="majorBidi" w:cstheme="majorBidi"/>
-                                <w:b/>
-                                <w:bCs/>
-                                <w:i/>
-                                <w:iCs/>
-                                <w:sz w:val="28"/>
-                                <w:szCs w:val="28"/>
-                              </w:rPr>
-                            </w:pPr>
-                            <w:r>
-                              <w:rPr>
-                                <w:rFonts w:asciiTheme="majorBidi" w:hAnsiTheme="majorBidi" w:cstheme="majorBidi"/>
-                                <w:b/>
-                                <w:bCs/>
-                                <w:i/>
-                                <w:iCs/>
-                                <w:sz w:val="28"/>
-                                <w:szCs w:val="28"/>
-                              </w:rPr>
-                              <w:t>metadata:</w:t>
-                            </w:r>
-                          </w:p>
-                          <w:p>
-                            <w:pPr>
-                              <w:spacing w:after="0"/>
-                              <w:rPr>
-                                <w:rFonts w:asciiTheme="majorBidi" w:hAnsiTheme="majorBidi" w:cstheme="majorBidi"/>
-                                <w:b/>
-                                <w:bCs/>
-                                <w:i/>
-                                <w:iCs/>
-                                <w:sz w:val="28"/>
-                                <w:szCs w:val="28"/>
-                              </w:rPr>
-                            </w:pPr>
-                            <w:r>
-                              <w:rPr>
-                                <w:rFonts w:asciiTheme="majorBidi" w:hAnsiTheme="majorBidi" w:cstheme="majorBidi"/>
-                                <w:b/>
-                                <w:bCs/>
-                                <w:i/>
-                                <w:iCs/>
-                                <w:sz w:val="28"/>
-                                <w:szCs w:val="28"/>
-                              </w:rPr>
-                              <w:t xml:space="preserve">     </w:t>
-                            </w:r>
-                            <w:r>
-                              <w:rPr>
-                                <w:rFonts w:asciiTheme="majorBidi" w:hAnsiTheme="majorBidi" w:cstheme="majorBidi"/>
-                                <w:b/>
-                                <w:bCs/>
-                                <w:i/>
-                                <w:iCs/>
-                                <w:sz w:val="28"/>
-                                <w:szCs w:val="28"/>
-                              </w:rPr>
-                              <w:t>name: data-migration</w:t>
-                            </w:r>
-                          </w:p>
-                          <w:p>
-                            <w:pPr>
-                              <w:spacing w:after="0"/>
-                              <w:rPr>
-                                <w:rFonts w:asciiTheme="majorBidi" w:hAnsiTheme="majorBidi" w:cstheme="majorBidi"/>
-                                <w:b/>
-                                <w:bCs/>
-                                <w:i/>
-                                <w:iCs/>
-                                <w:sz w:val="28"/>
-                                <w:szCs w:val="28"/>
-                              </w:rPr>
-                            </w:pPr>
-                            <w:r>
-                              <w:rPr>
-                                <w:rFonts w:asciiTheme="majorBidi" w:hAnsiTheme="majorBidi" w:cstheme="majorBidi"/>
-                                <w:b/>
-                                <w:bCs/>
-                                <w:i/>
-                                <w:iCs/>
-                                <w:sz w:val="28"/>
-                                <w:szCs w:val="28"/>
-                              </w:rPr>
-                              <w:t>spec:</w:t>
-                            </w:r>
-                          </w:p>
-                          <w:p>
-                            <w:pPr>
-                              <w:spacing w:after="0"/>
-                              <w:rPr>
-                                <w:rFonts w:asciiTheme="majorBidi" w:hAnsiTheme="majorBidi" w:cstheme="majorBidi"/>
-                                <w:b/>
-                                <w:bCs/>
-                                <w:i/>
-                                <w:iCs/>
-                                <w:sz w:val="28"/>
-                                <w:szCs w:val="28"/>
-                              </w:rPr>
-                            </w:pPr>
-                            <w:r>
-                              <w:rPr>
-                                <w:rFonts w:asciiTheme="majorBidi" w:hAnsiTheme="majorBidi" w:cstheme="majorBidi"/>
-                                <w:b/>
-                                <w:bCs/>
-                                <w:i/>
-                                <w:iCs/>
-                                <w:sz w:val="28"/>
-                                <w:szCs w:val="28"/>
-                              </w:rPr>
-                              <w:t xml:space="preserve">     </w:t>
-                            </w:r>
-                            <w:r>
-                              <w:rPr>
-                                <w:rFonts w:asciiTheme="majorBidi" w:hAnsiTheme="majorBidi" w:cstheme="majorBidi"/>
-                                <w:b/>
-                                <w:bCs/>
-                                <w:i/>
-                                <w:iCs/>
-                                <w:sz w:val="28"/>
-                                <w:szCs w:val="28"/>
-                              </w:rPr>
-                              <w:t>completions: 3</w:t>
-                            </w:r>
-                          </w:p>
-                          <w:p>
-                            <w:pPr>
-                              <w:spacing w:after="0"/>
-                              <w:rPr>
-                                <w:rFonts w:asciiTheme="majorBidi" w:hAnsiTheme="majorBidi" w:cstheme="majorBidi"/>
-                                <w:b/>
-                                <w:bCs/>
-                                <w:i/>
-                                <w:iCs/>
-                                <w:sz w:val="28"/>
-                                <w:szCs w:val="28"/>
-                              </w:rPr>
-                            </w:pPr>
-                            <w:r>
-                              <w:rPr>
-                                <w:rFonts w:asciiTheme="majorBidi" w:hAnsiTheme="majorBidi" w:cstheme="majorBidi"/>
-                                <w:b/>
-                                <w:bCs/>
-                                <w:i/>
-                                <w:iCs/>
-                                <w:sz w:val="28"/>
-                                <w:szCs w:val="28"/>
-                              </w:rPr>
-                              <w:t xml:space="preserve">     </w:t>
-                            </w:r>
-                            <w:r>
-                              <w:rPr>
-                                <w:rFonts w:asciiTheme="majorBidi" w:hAnsiTheme="majorBidi" w:cstheme="majorBidi"/>
-                                <w:b/>
-                                <w:bCs/>
-                                <w:i/>
-                                <w:iCs/>
-                                <w:sz w:val="28"/>
-                                <w:szCs w:val="28"/>
-                              </w:rPr>
-                              <w:t>parallelism: 2</w:t>
-                            </w:r>
-                          </w:p>
-                          <w:p>
-                            <w:pPr>
-                              <w:spacing w:after="0"/>
-                              <w:rPr>
-                                <w:rFonts w:asciiTheme="majorBidi" w:hAnsiTheme="majorBidi" w:cstheme="majorBidi"/>
-                                <w:b/>
-                                <w:bCs/>
-                                <w:i/>
-                                <w:iCs/>
-                                <w:sz w:val="28"/>
-                                <w:szCs w:val="28"/>
-                              </w:rPr>
-                            </w:pPr>
-                            <w:r>
-                              <w:rPr>
-                                <w:rFonts w:asciiTheme="majorBidi" w:hAnsiTheme="majorBidi" w:cstheme="majorBidi"/>
-                                <w:b/>
-                                <w:bCs/>
-                                <w:i/>
-                                <w:iCs/>
-                                <w:sz w:val="28"/>
-                                <w:szCs w:val="28"/>
-                              </w:rPr>
-                              <w:t xml:space="preserve">     </w:t>
-                            </w:r>
-                            <w:proofErr w:type="spellStart"/>
-                            <w:r>
-                              <w:rPr>
-                                <w:rFonts w:asciiTheme="majorBidi" w:hAnsiTheme="majorBidi" w:cstheme="majorBidi"/>
-                                <w:b/>
-                                <w:bCs/>
-                                <w:i/>
-                                <w:iCs/>
-                                <w:sz w:val="28"/>
-                                <w:szCs w:val="28"/>
-                              </w:rPr>
-                              <w:t>backoffLimit</w:t>
-                            </w:r>
-                            <w:proofErr w:type="spellEnd"/>
-                            <w:r>
-                              <w:rPr>
-                                <w:rFonts w:asciiTheme="majorBidi" w:hAnsiTheme="majorBidi" w:cstheme="majorBidi"/>
-                                <w:b/>
-                                <w:bCs/>
-                                <w:i/>
-                                <w:iCs/>
-                                <w:sz w:val="28"/>
-                                <w:szCs w:val="28"/>
-                              </w:rPr>
-                              <w:t>: 4</w:t>
-                            </w:r>
-                          </w:p>
-                          <w:p>
-                            <w:pPr>
-                              <w:spacing w:after="0"/>
-                              <w:rPr>
-                                <w:rFonts w:asciiTheme="majorBidi" w:hAnsiTheme="majorBidi" w:cstheme="majorBidi"/>
-                                <w:b/>
-                                <w:bCs/>
-                                <w:i/>
-                                <w:iCs/>
-                                <w:sz w:val="28"/>
-                                <w:szCs w:val="28"/>
-                              </w:rPr>
-                            </w:pPr>
-                            <w:r>
-                              <w:rPr>
-                                <w:rFonts w:asciiTheme="majorBidi" w:hAnsiTheme="majorBidi" w:cstheme="majorBidi"/>
-                                <w:b/>
-                                <w:bCs/>
-                                <w:i/>
-                                <w:iCs/>
-                                <w:sz w:val="28"/>
-                                <w:szCs w:val="28"/>
-                              </w:rPr>
-                              <w:t xml:space="preserve">     </w:t>
-                            </w:r>
-                            <w:r>
-                              <w:rPr>
-                                <w:rFonts w:asciiTheme="majorBidi" w:hAnsiTheme="majorBidi" w:cstheme="majorBidi"/>
-                                <w:b/>
-                                <w:bCs/>
-                                <w:i/>
-                                <w:iCs/>
-                                <w:sz w:val="28"/>
-                                <w:szCs w:val="28"/>
-                              </w:rPr>
-                              <w:t>template:</w:t>
-                            </w:r>
-                          </w:p>
-                          <w:p>
-                            <w:pPr>
-                              <w:spacing w:after="0"/>
-                              <w:rPr>
-                                <w:rFonts w:asciiTheme="majorBidi" w:hAnsiTheme="majorBidi" w:cstheme="majorBidi"/>
-                                <w:b/>
-                                <w:bCs/>
-                                <w:i/>
-                                <w:iCs/>
-                                <w:sz w:val="28"/>
-                                <w:szCs w:val="28"/>
-                              </w:rPr>
-                            </w:pPr>
-                            <w:r>
-                              <w:rPr>
-                                <w:rFonts w:asciiTheme="majorBidi" w:hAnsiTheme="majorBidi" w:cstheme="majorBidi"/>
-                                <w:b/>
-                                <w:bCs/>
-                                <w:i/>
-                                <w:iCs/>
-                                <w:sz w:val="28"/>
-                                <w:szCs w:val="28"/>
-                              </w:rPr>
-                              <w:t xml:space="preserve">          </w:t>
-                            </w:r>
-                            <w:r>
-                              <w:rPr>
-                                <w:rFonts w:asciiTheme="majorBidi" w:hAnsiTheme="majorBidi" w:cstheme="majorBidi"/>
-                                <w:b/>
-                                <w:bCs/>
-                                <w:i/>
-                                <w:iCs/>
-                                <w:sz w:val="28"/>
-                                <w:szCs w:val="28"/>
-                              </w:rPr>
-                              <w:t>spec:</w:t>
-                            </w:r>
-                          </w:p>
-                          <w:p>
-                            <w:pPr>
-                              <w:spacing w:after="0"/>
-                              <w:rPr>
-                                <w:rFonts w:asciiTheme="majorBidi" w:hAnsiTheme="majorBidi" w:cstheme="majorBidi"/>
-                                <w:b/>
-                                <w:bCs/>
-                                <w:i/>
-                                <w:iCs/>
-                                <w:sz w:val="28"/>
-                                <w:szCs w:val="28"/>
-                              </w:rPr>
-                            </w:pPr>
-                            <w:r>
-                              <w:rPr>
-                                <w:rFonts w:asciiTheme="majorBidi" w:hAnsiTheme="majorBidi" w:cstheme="majorBidi"/>
-                                <w:b/>
-                                <w:bCs/>
-                                <w:i/>
-                                <w:iCs/>
-                                <w:sz w:val="28"/>
-                                <w:szCs w:val="28"/>
-                              </w:rPr>
-                              <w:t xml:space="preserve">               </w:t>
-                            </w:r>
-                            <w:proofErr w:type="spellStart"/>
-                            <w:r>
-                              <w:rPr>
-                                <w:rFonts w:asciiTheme="majorBidi" w:hAnsiTheme="majorBidi" w:cstheme="majorBidi"/>
-                                <w:b/>
-                                <w:bCs/>
-                                <w:i/>
-                                <w:iCs/>
-                                <w:sz w:val="28"/>
-                                <w:szCs w:val="28"/>
-                              </w:rPr>
-                              <w:t>restartPolicy</w:t>
-                            </w:r>
-                            <w:proofErr w:type="spellEnd"/>
-                            <w:r>
-                              <w:rPr>
-                                <w:rFonts w:asciiTheme="majorBidi" w:hAnsiTheme="majorBidi" w:cstheme="majorBidi"/>
-                                <w:b/>
-                                <w:bCs/>
-                                <w:i/>
-                                <w:iCs/>
-                                <w:sz w:val="28"/>
-                                <w:szCs w:val="28"/>
-                              </w:rPr>
-                              <w:t xml:space="preserve">: </w:t>
-                            </w:r>
-                            <w:proofErr w:type="spellStart"/>
-                            <w:r>
-                              <w:rPr>
-                                <w:rFonts w:asciiTheme="majorBidi" w:hAnsiTheme="majorBidi" w:cstheme="majorBidi"/>
-                                <w:b/>
-                                <w:bCs/>
-                                <w:i/>
-                                <w:iCs/>
-                                <w:sz w:val="28"/>
-                                <w:szCs w:val="28"/>
-                              </w:rPr>
-                              <w:t>OnFailure</w:t>
-                            </w:r>
-                            <w:proofErr w:type="spellEnd"/>
-                          </w:p>
-                          <w:p>
-                            <w:pPr>
-                              <w:spacing w:after="0"/>
-                              <w:rPr>
-                                <w:rFonts w:asciiTheme="majorBidi" w:hAnsiTheme="majorBidi" w:cstheme="majorBidi"/>
-                                <w:b/>
-                                <w:bCs/>
-                                <w:i/>
-                                <w:iCs/>
-                                <w:sz w:val="28"/>
-                                <w:szCs w:val="28"/>
-                              </w:rPr>
-                            </w:pPr>
-                            <w:r>
-                              <w:rPr>
-                                <w:rFonts w:asciiTheme="majorBidi" w:hAnsiTheme="majorBidi" w:cstheme="majorBidi"/>
-                                <w:b/>
-                                <w:bCs/>
-                                <w:i/>
-                                <w:iCs/>
-                                <w:sz w:val="28"/>
-                                <w:szCs w:val="28"/>
-                              </w:rPr>
-                              <w:t xml:space="preserve">               </w:t>
-                            </w:r>
-                            <w:r>
-                              <w:rPr>
-                                <w:rFonts w:asciiTheme="majorBidi" w:hAnsiTheme="majorBidi" w:cstheme="majorBidi"/>
-                                <w:b/>
-                                <w:bCs/>
-                                <w:i/>
-                                <w:iCs/>
-                                <w:sz w:val="28"/>
-                                <w:szCs w:val="28"/>
-                              </w:rPr>
-                              <w:t>containers:</w:t>
-                            </w:r>
-                          </w:p>
-                          <w:p>
-                            <w:pPr>
-                              <w:spacing w:after="0"/>
-                              <w:rPr>
-                                <w:rFonts w:asciiTheme="majorBidi" w:hAnsiTheme="majorBidi" w:cstheme="majorBidi"/>
-                                <w:b/>
-                                <w:bCs/>
-                                <w:i/>
-                                <w:iCs/>
-                                <w:sz w:val="28"/>
-                                <w:szCs w:val="28"/>
-                              </w:rPr>
-                            </w:pPr>
-                            <w:r>
-                              <w:rPr>
-                                <w:rFonts w:asciiTheme="majorBidi" w:hAnsiTheme="majorBidi" w:cstheme="majorBidi"/>
-                                <w:b/>
-                                <w:bCs/>
-                                <w:i/>
-                                <w:iCs/>
-                                <w:sz w:val="28"/>
-                                <w:szCs w:val="28"/>
-                              </w:rPr>
-                              <w:t xml:space="preserve">                  </w:t>
-                            </w:r>
-                            <w:r>
-                              <w:rPr>
-                                <w:rFonts w:asciiTheme="majorBidi" w:hAnsiTheme="majorBidi" w:cstheme="majorBidi"/>
-                                <w:b/>
-                                <w:bCs/>
-                                <w:i/>
-                                <w:iCs/>
-                                <w:sz w:val="28"/>
-                                <w:szCs w:val="28"/>
-                              </w:rPr>
-                              <w:t>- name: migrate</w:t>
-                            </w:r>
-                          </w:p>
-                          <w:p>
-                            <w:pPr>
-                              <w:spacing w:after="0"/>
-                              <w:rPr>
-                                <w:rFonts w:asciiTheme="majorBidi" w:hAnsiTheme="majorBidi" w:cstheme="majorBidi"/>
-                                <w:b/>
-                                <w:bCs/>
-                                <w:i/>
-                                <w:iCs/>
-                                <w:sz w:val="28"/>
-                                <w:szCs w:val="28"/>
-                              </w:rPr>
-                            </w:pPr>
-                            <w:r>
-                              <w:rPr>
-                                <w:rFonts w:asciiTheme="majorBidi" w:hAnsiTheme="majorBidi" w:cstheme="majorBidi"/>
-                                <w:b/>
-                                <w:bCs/>
-                                <w:i/>
-                                <w:iCs/>
-                                <w:sz w:val="28"/>
-                                <w:szCs w:val="28"/>
-                              </w:rPr>
-                              <w:t xml:space="preserve">                    </w:t>
-                            </w:r>
-                            <w:r>
-                              <w:rPr>
-                                <w:rFonts w:asciiTheme="majorBidi" w:hAnsiTheme="majorBidi" w:cstheme="majorBidi"/>
-                                <w:b/>
-                                <w:bCs/>
-                                <w:i/>
-                                <w:iCs/>
-                                <w:sz w:val="28"/>
-                                <w:szCs w:val="28"/>
-                              </w:rPr>
-                              <w:t>image: mytool:1.0</w:t>
-                            </w:r>
-                          </w:p>
-                          <w:p>
-                            <w:pPr>
-                              <w:spacing w:after="0"/>
-                              <w:rPr>
-                                <w:rFonts w:asciiTheme="majorBidi" w:hAnsiTheme="majorBidi" w:cstheme="majorBidi"/>
-                                <w:b/>
-                                <w:bCs/>
-                                <w:i/>
-                                <w:iCs/>
-                                <w:sz w:val="28"/>
-                                <w:szCs w:val="28"/>
-                              </w:rPr>
-                            </w:pPr>
-                            <w:r>
-                              <w:rPr>
-                                <w:rFonts w:asciiTheme="majorBidi" w:hAnsiTheme="majorBidi" w:cstheme="majorBidi"/>
-                                <w:b/>
-                                <w:bCs/>
-                                <w:i/>
-                                <w:iCs/>
-                                <w:sz w:val="28"/>
-                                <w:szCs w:val="28"/>
-                              </w:rPr>
-                              <w:t xml:space="preserve">                    </w:t>
-                            </w:r>
-                            <w:r>
-                              <w:rPr>
-                                <w:rFonts w:asciiTheme="majorBidi" w:hAnsiTheme="majorBidi" w:cstheme="majorBidi"/>
-                                <w:b/>
-                                <w:bCs/>
-                                <w:i/>
-                                <w:iCs/>
-                                <w:sz w:val="28"/>
-                                <w:szCs w:val="28"/>
-                              </w:rPr>
-                              <w:t>command: ["./migrate.sh"]</w:t>
-                            </w:r>
-                          </w:p>
-                          <w:p>
-                            <w:pPr>
-                              <w:spacing w:after="0"/>
-                              <w:jc w:val="center"/>
-                              <w:rPr>
-                                <w:b/>
-                                <w:bCs/>
-                                <w:i/>
-                                <w:iCs/>
-                              </w:rPr>
-                            </w:pPr>
-                          </w:p>
-                        </w:txbxContent>
-                      </wps:txbx>
-                      <wps:bodyPr rot="0" spcFirstLastPara="0" vertOverflow="overflow" horzOverflow="overflow" vert="horz" wrap="square" lIns="91440" tIns="45720" rIns="91440" bIns="45720" numCol="1" spcCol="0" rtlCol="0" fromWordArt="0" anchor="ctr" anchorCtr="0" forceAA="0" compatLnSpc="1">
-                        <a:prstTxWarp prst="textNoShape">
-                          <a:avLst/>
-                        </a:prstTxWarp>
-                        <a:noAutofit/>
-                      </wps:bodyPr>
-                    </wps:wsp>
-                  </a:graphicData>
-                </a:graphic>
-                <wp14:sizeRelH relativeFrom="margin">
-                  <wp14:pctWidth>0</wp14:pctWidth>
-                </wp14:sizeRelH>
-                <wp14:sizeRelV relativeFrom="margin">
-                  <wp14:pctHeight>0</wp14:pctHeight>
-                </wp14:sizeRelV>
-              </wp:anchor>
-            </w:drawing>
-          </mc:Choice>
-          <mc:Fallback xmlns:w16cei="http://schemas.microsoft.com/office/word/2026/wordml/cei">
-            <w:pict>
-              <v:rect w14:anchorId="1265E4DC" id="Rectangle 1" o:spid="_x0000_s1026" style="position:absolute;left:0;text-align:left;margin-left:0;margin-top:.45pt;width:264pt;height:286.5pt;z-index:251659264;visibility:visible;mso-wrap-style:square;mso-width-percent:0;mso-height-percent:0;mso-wrap-distance-left:9pt;mso-wrap-distance-top:0;mso-wrap-distance-right:9pt;mso-wrap-distance-bottom:0;mso-position-horizontal:left;mso-position-horizontal-relative:margin;mso-position-vertical:absolute;mso-position-vertical-relative:text;mso-width-percent:0;mso-height-percent:0;mso-width-relative:margin;mso-height-relative:margin;v-text-anchor:middle" o:gfxdata="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" fillcolor="black [3200]" strokecolor="black [480]" strokeweight="1pt">
-                <v:textbox>
-                  <w:txbxContent>
-                    <w:p>
-                      <w:pPr>
-                        <w:spacing w:after="0"/>
-                        <w:rPr>
-                          <w:rFonts w:asciiTheme="majorBidi" w:hAnsiTheme="majorBidi" w:cstheme="majorBidi"/>
-                          <w:b/>
-                          <w:bCs/>
-                          <w:i/>
-                          <w:iCs/>
-                          <w:sz w:val="28"/>
-                          <w:szCs w:val="28"/>
-                        </w:rPr>
-                      </w:pPr>
-                      <w:proofErr w:type="spellStart"/>
-                      <w:r>
-                        <w:rPr>
-                          <w:rFonts w:asciiTheme="majorBidi" w:hAnsiTheme="majorBidi" w:cstheme="majorBidi"/>
-                          <w:b/>
-                          <w:bCs/>
-                          <w:i/>
-                          <w:iCs/>
-                          <w:sz w:val="28"/>
-                          <w:szCs w:val="28"/>
-                        </w:rPr>
-                        <w:t>apiVersion</w:t>
-                      </w:r>
-                      <w:proofErr w:type="spellEnd"/>
-                      <w:r>
-                        <w:rPr>
-                          <w:rFonts w:asciiTheme="majorBidi" w:hAnsiTheme="majorBidi" w:cstheme="majorBidi"/>
-                          <w:b/>
-                          <w:bCs/>
-                          <w:i/>
-                          <w:iCs/>
-                          <w:sz w:val="28"/>
-                          <w:szCs w:val="28"/>
-                        </w:rPr>
-                        <w:t>: batch/v1</w:t>
-                      </w:r>
-                    </w:p>
-                    <w:p>
-                      <w:pPr>
-                        <w:spacing w:after="0"/>
-                        <w:rPr>
-                          <w:rFonts w:asciiTheme="majorBidi" w:hAnsiTheme="majorBidi" w:cstheme="majorBidi"/>
-                          <w:b/>
-                          <w:bCs/>
-                          <w:i/>
-                          <w:iCs/>
-                          <w:sz w:val="28"/>
-                          <w:szCs w:val="28"/>
-                        </w:rPr>
-                      </w:pPr>
-                      <w:r>
-                        <w:rPr>
-                          <w:rFonts w:asciiTheme="majorBidi" w:hAnsiTheme="majorBidi" w:cstheme="majorBidi"/>
-                          <w:b/>
-                          <w:bCs/>
-                          <w:i/>
-                          <w:iCs/>
-                          <w:sz w:val="28"/>
-                          <w:szCs w:val="28"/>
-                        </w:rPr>
-                        <w:t>kind: Job</w:t>
-                      </w:r>
-                    </w:p>
-                    <w:p>
-                      <w:pPr>
-                        <w:spacing w:after="0"/>
-                        <w:rPr>
-                          <w:rFonts w:asciiTheme="majorBidi" w:hAnsiTheme="majorBidi" w:cstheme="majorBidi"/>
-                          <w:b/>
-                          <w:bCs/>
-                          <w:i/>
-                          <w:iCs/>
-                          <w:sz w:val="28"/>
-                          <w:szCs w:val="28"/>
-                        </w:rPr>
-                      </w:pPr>
-                      <w:r>
-                        <w:rPr>
-                          <w:rFonts w:asciiTheme="majorBidi" w:hAnsiTheme="majorBidi" w:cstheme="majorBidi"/>
-                          <w:b/>
-                          <w:bCs/>
-                          <w:i/>
-                          <w:iCs/>
-                          <w:sz w:val="28"/>
-                          <w:szCs w:val="28"/>
-                        </w:rPr>
-                        <w:t>metadata:</w:t>
-                      </w:r>
-                    </w:p>
-                    <w:p>
-                      <w:pPr>
-                        <w:spacing w:after="0"/>
-                        <w:rPr>
-                          <w:rFonts w:asciiTheme="majorBidi" w:hAnsiTheme="majorBidi" w:cstheme="majorBidi"/>
-                          <w:b/>
-                          <w:bCs/>
-                          <w:i/>
-                          <w:iCs/>
-                          <w:sz w:val="28"/>
-                          <w:szCs w:val="28"/>
-                        </w:rPr>
-                      </w:pPr>
-                      <w:r>
-                        <w:rPr>
-                          <w:rFonts w:asciiTheme="majorBidi" w:hAnsiTheme="majorBidi" w:cstheme="majorBidi"/>
-                          <w:b/>
-                          <w:bCs/>
-                          <w:i/>
-                          <w:iCs/>
-                          <w:sz w:val="28"/>
-                          <w:szCs w:val="28"/>
-                        </w:rPr>
-                        <w:t xml:space="preserve">     </w:t>
-                      </w:r>
-                      <w:r>
-                        <w:rPr>
-                          <w:rFonts w:asciiTheme="majorBidi" w:hAnsiTheme="majorBidi" w:cstheme="majorBidi"/>
-                          <w:b/>
-                          <w:bCs/>
-                          <w:i/>
-                          <w:iCs/>
-                          <w:sz w:val="28"/>
-                          <w:szCs w:val="28"/>
-                        </w:rPr>
-                        <w:t>name: data-migration</w:t>
-                      </w:r>
-                    </w:p>
-                    <w:p>
-                      <w:pPr>
-                        <w:spacing w:after="0"/>
-                        <w:rPr>
-                          <w:rFonts w:asciiTheme="majorBidi" w:hAnsiTheme="majorBidi" w:cstheme="majorBidi"/>
-                          <w:b/>
-                          <w:bCs/>
-                          <w:i/>
-                          <w:iCs/>
-                          <w:sz w:val="28"/>
-                          <w:szCs w:val="28"/>
-                        </w:rPr>
-                      </w:pPr>
-                      <w:r>
-                        <w:rPr>
-                          <w:rFonts w:asciiTheme="majorBidi" w:hAnsiTheme="majorBidi" w:cstheme="majorBidi"/>
-                          <w:b/>
-                          <w:bCs/>
-                          <w:i/>
-                          <w:iCs/>
-                          <w:sz w:val="28"/>
-                          <w:szCs w:val="28"/>
-                        </w:rPr>
-                        <w:t>spec:</w:t>
-                      </w:r>
-                    </w:p>
-                    <w:p>
-                      <w:pPr>
-                        <w:spacing w:after="0"/>
-                        <w:rPr>
-                          <w:rFonts w:asciiTheme="majorBidi" w:hAnsiTheme="majorBidi" w:cstheme="majorBidi"/>
-                          <w:b/>
-                          <w:bCs/>
-                          <w:i/>
-                          <w:iCs/>
-                          <w:sz w:val="28"/>
-                          <w:szCs w:val="28"/>
-                        </w:rPr>
-                      </w:pPr>
-                      <w:r>
-                        <w:rPr>
-                          <w:rFonts w:asciiTheme="majorBidi" w:hAnsiTheme="majorBidi" w:cstheme="majorBidi"/>
-                          <w:b/>
-                          <w:bCs/>
-                          <w:i/>
-                          <w:iCs/>
-                          <w:sz w:val="28"/>
-                          <w:szCs w:val="28"/>
-                        </w:rPr>
-                        <w:t xml:space="preserve">     </w:t>
-                      </w:r>
-                      <w:r>
-                        <w:rPr>
-                          <w:rFonts w:asciiTheme="majorBidi" w:hAnsiTheme="majorBidi" w:cstheme="majorBidi"/>
-                          <w:b/>
-                          <w:bCs/>
-                          <w:i/>
-                          <w:iCs/>
-                          <w:sz w:val="28"/>
-                          <w:szCs w:val="28"/>
-                        </w:rPr>
-                        <w:t>completions: 3</w:t>
-                      </w:r>
-                    </w:p>
-                    <w:p>
-                      <w:pPr>
-                        <w:spacing w:after="0"/>
-                        <w:rPr>
-                          <w:rFonts w:asciiTheme="majorBidi" w:hAnsiTheme="majorBidi" w:cstheme="majorBidi"/>
-                          <w:b/>
-                          <w:bCs/>
-                          <w:i/>
-                          <w:iCs/>
-                          <w:sz w:val="28"/>
-                          <w:szCs w:val="28"/>
-                        </w:rPr>
-                      </w:pPr>
-                      <w:r>
-                        <w:rPr>
-                          <w:rFonts w:asciiTheme="majorBidi" w:hAnsiTheme="majorBidi" w:cstheme="majorBidi"/>
-                          <w:b/>
-                          <w:bCs/>
-                          <w:i/>
-                          <w:iCs/>
-                          <w:sz w:val="28"/>
-                          <w:szCs w:val="28"/>
-                        </w:rPr>
-                        <w:t xml:space="preserve">     </w:t>
-                      </w:r>
-                      <w:r>
-                        <w:rPr>
-                          <w:rFonts w:asciiTheme="majorBidi" w:hAnsiTheme="majorBidi" w:cstheme="majorBidi"/>
-                          <w:b/>
-                          <w:bCs/>
-                          <w:i/>
-                          <w:iCs/>
-                          <w:sz w:val="28"/>
-                          <w:szCs w:val="28"/>
-                        </w:rPr>
-                        <w:t>parallelism: 2</w:t>
-                      </w:r>
-                    </w:p>
-                    <w:p>
-                      <w:pPr>
-                        <w:spacing w:after="0"/>
-                        <w:rPr>
-                          <w:rFonts w:asciiTheme="majorBidi" w:hAnsiTheme="majorBidi" w:cstheme="majorBidi"/>
-                          <w:b/>
-                          <w:bCs/>
-                          <w:i/>
-                          <w:iCs/>
-                          <w:sz w:val="28"/>
-                          <w:szCs w:val="28"/>
-                        </w:rPr>
-                      </w:pPr>
-                      <w:r>
-                        <w:rPr>
-                          <w:rFonts w:asciiTheme="majorBidi" w:hAnsiTheme="majorBidi" w:cstheme="majorBidi"/>
-                          <w:b/>
-                          <w:bCs/>
-                          <w:i/>
-                          <w:iCs/>
-                          <w:sz w:val="28"/>
-                          <w:szCs w:val="28"/>
-                        </w:rPr>
-                        <w:t xml:space="preserve">     </w:t>
-                      </w:r>
-                      <w:proofErr w:type="spellStart"/>
-                      <w:r>
-                        <w:rPr>
-                          <w:rFonts w:asciiTheme="majorBidi" w:hAnsiTheme="majorBidi" w:cstheme="majorBidi"/>
-                          <w:b/>
-                          <w:bCs/>
-                          <w:i/>
-                          <w:iCs/>
-                          <w:sz w:val="28"/>
-                          <w:szCs w:val="28"/>
-                        </w:rPr>
-                        <w:t>backoffLimit</w:t>
-                      </w:r>
-                      <w:proofErr w:type="spellEnd"/>
-                      <w:r>
-                        <w:rPr>
-                          <w:rFonts w:asciiTheme="majorBidi" w:hAnsiTheme="majorBidi" w:cstheme="majorBidi"/>
-                          <w:b/>
-                          <w:bCs/>
-                          <w:i/>
-                          <w:iCs/>
-                          <w:sz w:val="28"/>
-                          <w:szCs w:val="28"/>
-                        </w:rPr>
-                        <w:t>: 4</w:t>
-                      </w:r>
-                    </w:p>
-                    <w:p>
-                      <w:pPr>
-                        <w:spacing w:after="0"/>
-                        <w:rPr>
-                          <w:rFonts w:asciiTheme="majorBidi" w:hAnsiTheme="majorBidi" w:cstheme="majorBidi"/>
-                          <w:b/>
-                          <w:bCs/>
-                          <w:i/>
-                          <w:iCs/>
-                          <w:sz w:val="28"/>
-                          <w:szCs w:val="28"/>
-                        </w:rPr>
-                      </w:pPr>
-                      <w:r>
-                        <w:rPr>
-                          <w:rFonts w:asciiTheme="majorBidi" w:hAnsiTheme="majorBidi" w:cstheme="majorBidi"/>
-                          <w:b/>
-                          <w:bCs/>
-                          <w:i/>
-                          <w:iCs/>
-                          <w:sz w:val="28"/>
-                          <w:szCs w:val="28"/>
-                        </w:rPr>
-                        <w:t xml:space="preserve">     </w:t>
-                      </w:r>
-                      <w:r>
-                        <w:rPr>
-                          <w:rFonts w:asciiTheme="majorBidi" w:hAnsiTheme="majorBidi" w:cstheme="majorBidi"/>
-                          <w:b/>
-                          <w:bCs/>
-                          <w:i/>
-                          <w:iCs/>
-                          <w:sz w:val="28"/>
-                          <w:szCs w:val="28"/>
-                        </w:rPr>
-                        <w:t>template:</w:t>
-                      </w:r>
-                    </w:p>
-                    <w:p>
-                      <w:pPr>
-                        <w:spacing w:after="0"/>
-                        <w:rPr>
-                          <w:rFonts w:asciiTheme="majorBidi" w:hAnsiTheme="majorBidi" w:cstheme="majorBidi"/>
-                          <w:b/>
-                          <w:bCs/>
-                          <w:i/>
-                          <w:iCs/>
-                          <w:sz w:val="28"/>
-                          <w:szCs w:val="28"/>
-                        </w:rPr>
-                      </w:pPr>
-                      <w:r>
-                        <w:rPr>
-                          <w:rFonts w:asciiTheme="majorBidi" w:hAnsiTheme="majorBidi" w:cstheme="majorBidi"/>
-                          <w:b/>
-                          <w:bCs/>
-                          <w:i/>
-                          <w:iCs/>
-                          <w:sz w:val="28"/>
-                          <w:szCs w:val="28"/>
-                        </w:rPr>
-                        <w:t xml:space="preserve">          </w:t>
-                      </w:r>
-                      <w:r>
-                        <w:rPr>
-                          <w:rFonts w:asciiTheme="majorBidi" w:hAnsiTheme="majorBidi" w:cstheme="majorBidi"/>
-                          <w:b/>
-                          <w:bCs/>
-                          <w:i/>
-                          <w:iCs/>
-                          <w:sz w:val="28"/>
-                          <w:szCs w:val="28"/>
-                        </w:rPr>
-                        <w:t>spec:</w:t>
-                      </w:r>
-                    </w:p>
-                    <w:p>
-                      <w:pPr>
-                        <w:spacing w:after="0"/>
-                        <w:rPr>
-                          <w:rFonts w:asciiTheme="majorBidi" w:hAnsiTheme="majorBidi" w:cstheme="majorBidi"/>
-                          <w:b/>
-                          <w:bCs/>
-                          <w:i/>
-                          <w:iCs/>
-                          <w:sz w:val="28"/>
-                          <w:szCs w:val="28"/>
-                        </w:rPr>
-                      </w:pPr>
-                      <w:r>
-                        <w:rPr>
-                          <w:rFonts w:asciiTheme="majorBidi" w:hAnsiTheme="majorBidi" w:cstheme="majorBidi"/>
-                          <w:b/>
-                          <w:bCs/>
-                          <w:i/>
-                          <w:iCs/>
-                          <w:sz w:val="28"/>
-                          <w:szCs w:val="28"/>
-                        </w:rPr>
-                        <w:t xml:space="preserve">               </w:t>
-                      </w:r>
-                      <w:proofErr w:type="spellStart"/>
-                      <w:r>
-                        <w:rPr>
-                          <w:rFonts w:asciiTheme="majorBidi" w:hAnsiTheme="majorBidi" w:cstheme="majorBidi"/>
-                          <w:b/>
-                          <w:bCs/>
-                          <w:i/>
-                          <w:iCs/>
-                          <w:sz w:val="28"/>
-                          <w:szCs w:val="28"/>
-                        </w:rPr>
-                        <w:t>restartPolicy</w:t>
-                      </w:r>
-                      <w:proofErr w:type="spellEnd"/>
-                      <w:r>
-                        <w:rPr>
-                          <w:rFonts w:asciiTheme="majorBidi" w:hAnsiTheme="majorBidi" w:cstheme="majorBidi"/>
-                          <w:b/>
-                          <w:bCs/>
-                          <w:i/>
-                          <w:iCs/>
-                          <w:sz w:val="28"/>
-                          <w:szCs w:val="28"/>
-                        </w:rPr>
-                        <w:t xml:space="preserve">: </w:t>
-                      </w:r>
-                      <w:proofErr w:type="spellStart"/>
-                      <w:r>
-                        <w:rPr>
-                          <w:rFonts w:asciiTheme="majorBidi" w:hAnsiTheme="majorBidi" w:cstheme="majorBidi"/>
-                          <w:b/>
-                          <w:bCs/>
-                          <w:i/>
-                          <w:iCs/>
-                          <w:sz w:val="28"/>
-                          <w:szCs w:val="28"/>
-                        </w:rPr>
-                        <w:t>OnFailure</w:t>
-                      </w:r>
-                      <w:proofErr w:type="spellEnd"/>
-                    </w:p>
-                    <w:p>
-                      <w:pPr>
-                        <w:spacing w:after="0"/>
-                        <w:rPr>
-                          <w:rFonts w:asciiTheme="majorBidi" w:hAnsiTheme="majorBidi" w:cstheme="majorBidi"/>
-                          <w:b/>
-                          <w:bCs/>
-                          <w:i/>
-                          <w:iCs/>
-                          <w:sz w:val="28"/>
-                          <w:szCs w:val="28"/>
-                        </w:rPr>
-                      </w:pPr>
-                      <w:r>
-                        <w:rPr>
-                          <w:rFonts w:asciiTheme="majorBidi" w:hAnsiTheme="majorBidi" w:cstheme="majorBidi"/>
-                          <w:b/>
-                          <w:bCs/>
-                          <w:i/>
-                          <w:iCs/>
-                          <w:sz w:val="28"/>
-                          <w:szCs w:val="28"/>
-                        </w:rPr>
-                        <w:t xml:space="preserve">               </w:t>
-                      </w:r>
-                      <w:r>
-                        <w:rPr>
-                          <w:rFonts w:asciiTheme="majorBidi" w:hAnsiTheme="majorBidi" w:cstheme="majorBidi"/>
-                          <w:b/>
-                          <w:bCs/>
-                          <w:i/>
-                          <w:iCs/>
-                          <w:sz w:val="28"/>
-                          <w:szCs w:val="28"/>
-                        </w:rPr>
-                        <w:t>containers:</w:t>
-                      </w:r>
-                    </w:p>
-                    <w:p>
-                      <w:pPr>
-                        <w:spacing w:after="0"/>
-                        <w:rPr>
-                          <w:rFonts w:asciiTheme="majorBidi" w:hAnsiTheme="majorBidi" w:cstheme="majorBidi"/>
-                          <w:b/>
-                          <w:bCs/>
-                          <w:i/>
-                          <w:iCs/>
-                          <w:sz w:val="28"/>
-                          <w:szCs w:val="28"/>
-                        </w:rPr>
-                      </w:pPr>
-                      <w:r>
-                        <w:rPr>
-                          <w:rFonts w:asciiTheme="majorBidi" w:hAnsiTheme="majorBidi" w:cstheme="majorBidi"/>
-                          <w:b/>
-                          <w:bCs/>
-                          <w:i/>
-                          <w:iCs/>
-                          <w:sz w:val="28"/>
-                          <w:szCs w:val="28"/>
-                        </w:rPr>
-                        <w:t xml:space="preserve">                  </w:t>
-                      </w:r>
-                      <w:r>
-                        <w:rPr>
-                          <w:rFonts w:asciiTheme="majorBidi" w:hAnsiTheme="majorBidi" w:cstheme="majorBidi"/>
-                          <w:b/>
-                          <w:bCs/>
-                          <w:i/>
-                          <w:iCs/>
-                          <w:sz w:val="28"/>
-                          <w:szCs w:val="28"/>
-                        </w:rPr>
-                        <w:t>- name: migrate</w:t>
-                      </w:r>
-                    </w:p>
-                    <w:p>
-                      <w:pPr>
-                        <w:spacing w:after="0"/>
-                        <w:rPr>
-                          <w:rFonts w:asciiTheme="majorBidi" w:hAnsiTheme="majorBidi" w:cstheme="majorBidi"/>
-                          <w:b/>
-                          <w:bCs/>
-                          <w:i/>
-                          <w:iCs/>
-                          <w:sz w:val="28"/>
-                          <w:szCs w:val="28"/>
-                        </w:rPr>
-                      </w:pPr>
-                      <w:r>
-                        <w:rPr>
-                          <w:rFonts w:asciiTheme="majorBidi" w:hAnsiTheme="majorBidi" w:cstheme="majorBidi"/>
-                          <w:b/>
-                          <w:bCs/>
-                          <w:i/>
-                          <w:iCs/>
-                          <w:sz w:val="28"/>
-                          <w:szCs w:val="28"/>
-                        </w:rPr>
-                        <w:t xml:space="preserve">                    </w:t>
-                      </w:r>
-                      <w:r>
-                        <w:rPr>
-                          <w:rFonts w:asciiTheme="majorBidi" w:hAnsiTheme="majorBidi" w:cstheme="majorBidi"/>
-                          <w:b/>
-                          <w:bCs/>
-                          <w:i/>
-                          <w:iCs/>
-                          <w:sz w:val="28"/>
-                          <w:szCs w:val="28"/>
-                        </w:rPr>
-                        <w:t>image: mytool:1.0</w:t>
-                      </w:r>
-                    </w:p>
-                    <w:p>
-                      <w:pPr>
-                        <w:spacing w:after="0"/>
-                        <w:rPr>
-                          <w:rFonts w:asciiTheme="majorBidi" w:hAnsiTheme="majorBidi" w:cstheme="majorBidi"/>
-                          <w:b/>
-                          <w:bCs/>
-                          <w:i/>
-                          <w:iCs/>
-                          <w:sz w:val="28"/>
-                          <w:szCs w:val="28"/>
-                        </w:rPr>
-                      </w:pPr>
-                      <w:r>
-                        <w:rPr>
-                          <w:rFonts w:asciiTheme="majorBidi" w:hAnsiTheme="majorBidi" w:cstheme="majorBidi"/>
-                          <w:b/>
-                          <w:bCs/>
-                          <w:i/>
-                          <w:iCs/>
-                          <w:sz w:val="28"/>
-                          <w:szCs w:val="28"/>
-                        </w:rPr>
-                        <w:t xml:space="preserve">                    </w:t>
-                      </w:r>
-                      <w:r>
-                        <w:rPr>
-                          <w:rFonts w:asciiTheme="majorBidi" w:hAnsiTheme="majorBidi" w:cstheme="majorBidi"/>
-                          <w:b/>
-                          <w:bCs/>
-                          <w:i/>
-                          <w:iCs/>
-                          <w:sz w:val="28"/>
-                          <w:szCs w:val="28"/>
-                        </w:rPr>
-                        <w:t>command: ["./migrate.sh"]</w:t>
-                      </w:r>
-                    </w:p>
-                    <w:p>
-                      <w:pPr>
-                        <w:spacing w:after="0"/>
-                        <w:jc w:val="center"/>
-                        <w:rPr>
-                          <w:b/>
-                          <w:bCs/>
-                          <w:i/>
-                          <w:iCs/>
-                        </w:rPr>
-                      </w:pPr>
-                    </w:p>
-                  </w:txbxContent>
-                </v:textbox>
-                <w10:wrap anchorx="margin"/>
-              </v:rect>
-            </w:pict>
-          </mc:Fallback>
-        </mc:AlternateContent>
-      </w:r>
-    </w:p>
-    <w:p>
-      <w:pPr>
-        <w:jc w:val="both"/>
-        <w:rPr>
-          <w:rFonts w:asciiTheme="majorBidi" w:hAnsiTheme="majorBidi" w:cstheme="majorBidi"/>
-          <w:sz w:val="28"/>
-          <w:szCs w:val="28"/>
-        </w:rPr>
-      </w:pPr>
-    </w:p>
-    <w:p>
-      <w:pPr>
-        <w:jc w:val="both"/>
-        <w:rPr>
-          <w:rFonts w:asciiTheme="majorBidi" w:hAnsiTheme="majorBidi" w:cstheme="majorBidi"/>
-          <w:sz w:val="28"/>
-          <w:szCs w:val="28"/>
-        </w:rPr>
-      </w:pPr>
-    </w:p>
-    <w:p>
-      <w:pPr>
-        <w:jc w:val="both"/>
-        <w:rPr>
-          <w:rFonts w:asciiTheme="majorBidi" w:hAnsiTheme="majorBidi" w:cstheme="majorBidi"/>
-          <w:sz w:val="28"/>
-          <w:szCs w:val="28"/>
-        </w:rPr>
-      </w:pPr>
-    </w:p>
-    <w:p>
-      <w:pPr>
-        <w:jc w:val="both"/>
-        <w:rPr>
-          <w:rFonts w:asciiTheme="majorBidi" w:hAnsiTheme="majorBidi" w:cstheme="majorBidi"/>
-          <w:sz w:val="28"/>
-          <w:szCs w:val="28"/>
-        </w:rPr>
-      </w:pPr>
-    </w:p>
-    <w:p>
-      <w:pPr>
-        <w:jc w:val="both"/>
-        <w:rPr>
-          <w:rFonts w:asciiTheme="majorBidi" w:hAnsiTheme="majorBidi" w:cstheme="majorBidi"/>
-          <w:sz w:val="28"/>
-          <w:szCs w:val="28"/>
-        </w:rPr>
-      </w:pPr>
-    </w:p>
-    <w:p>
-      <w:pPr>
-        <w:jc w:val="both"/>
-        <w:rPr>
-          <w:rFonts w:asciiTheme="majorBidi" w:hAnsiTheme="majorBidi" w:cstheme="majorBidi"/>
-          <w:sz w:val="28"/>
-          <w:szCs w:val="28"/>
-        </w:rPr>
-      </w:pPr>
-    </w:p>
-    <w:p>
-      <w:pPr>
-        <w:jc w:val="both"/>
-        <w:rPr>
-          <w:rFonts w:asciiTheme="majorBidi" w:hAnsiTheme="majorBidi" w:cstheme="majorBidi"/>
-          <w:sz w:val="28"/>
-          <w:szCs w:val="28"/>
-        </w:rPr>
-      </w:pPr>
-    </w:p>
-    <w:p>
-      <w:pPr>
-        <w:jc w:val="both"/>
-        <w:rPr>
-          <w:rFonts w:asciiTheme="majorBidi" w:hAnsiTheme="majorBidi" w:cstheme="majorBidi"/>
-          <w:sz w:val="28"/>
-          <w:szCs w:val="28"/>
-        </w:rPr>
-      </w:pPr>
-    </w:p>
-    <w:p>
-      <w:pPr>
-        <w:jc w:val="both"/>
-        <w:rPr>
-          <w:rFonts w:asciiTheme="majorBidi" w:hAnsiTheme="majorBidi" w:cstheme="majorBidi"/>
-          <w:sz w:val="28"/>
-          <w:szCs w:val="28"/>
-        </w:rPr>
-      </w:pPr>
-    </w:p>
-    <w:p>
-      <w:pPr>
-        <w:jc w:val="both"/>
-        <w:rPr>
-          <w:rFonts w:asciiTheme="majorBidi" w:hAnsiTheme="majorBidi" w:cstheme="majorBidi"/>
-        </w:rPr>
-      </w:pPr>
-    </w:p>
-    <w:p>
-      <w:pPr>
-        <w:spacing w:after="60"/>
-        <w:jc w:val="both"/>
-        <w:rPr>
-          <w:rFonts w:asciiTheme="majorBidi" w:hAnsiTheme="majorBidi" w:cstheme="majorBidi"/>
-          <w:b/>
-          <w:bCs/>
-          <w:sz w:val="28"/>
-          <w:szCs w:val="28"/>
-        </w:rPr>
-      </w:pPr>
-      <w:r>
-        <w:rPr>
-          <w:rFonts w:asciiTheme="majorBidi" w:hAnsiTheme="majorBidi" w:cstheme="majorBidi"/>
-          <w:b/>
-          <w:bCs/>
-          <w:sz w:val="28"/>
-          <w:szCs w:val="28"/>
-        </w:rPr>
-        <w:t>Explanation:</w:t>
-      </w:r>
-    </w:p>
-    <w:p>
-      <w:pPr>
-        <w:pStyle w:val="ListParagraph"/>
-        <w:numPr>
-          <w:ilvl w:val="0"/>
-          <w:numId w:val="5"/>
-        </w:numPr>
-        <w:ind w:left="360"/>
-        <w:jc w:val="both"/>
-        <w:rPr>
-          <w:rFonts w:asciiTheme="majorBidi" w:hAnsiTheme="majorBidi" w:cstheme="majorBidi"/>
-          <w:sz w:val="28"/>
-          <w:szCs w:val="28"/>
-        </w:rPr>
-      </w:pPr>
-      <w:r>
-        <w:rPr>
-          <w:rFonts w:asciiTheme="majorBidi" w:hAnsiTheme="majorBidi" w:cstheme="majorBidi"/>
-          <w:sz w:val="28"/>
-          <w:szCs w:val="28"/>
-        </w:rPr>
-        <w:t>3 total successful runs (</w:t>
-      </w:r>
-      <w:r>
-        <w:rPr>
-          <w:rFonts w:asciiTheme="majorBidi" w:hAnsiTheme="majorBidi" w:cstheme="majorBidi"/>
-          <w:b/>
-          <w:bCs/>
-          <w:i/>
-          <w:iCs/>
-          <w:sz w:val="28"/>
-          <w:szCs w:val="28"/>
-        </w:rPr>
-        <w:t>completions: 3</w:t>
-      </w:r>
-      <w:r>
-        <w:rPr>
-          <w:rFonts w:asciiTheme="majorBidi" w:hAnsiTheme="majorBidi" w:cstheme="majorBidi"/>
-          <w:sz w:val="28"/>
-          <w:szCs w:val="28"/>
-        </w:rPr>
-        <w:t>)</w:t>
-      </w:r>
-    </w:p>
-    <w:p>
-      <w:pPr>
-        <w:pStyle w:val="ListParagraph"/>
-        <w:numPr>
-          <w:ilvl w:val="0"/>
-          <w:numId w:val="5"/>
-        </w:numPr>
-        <w:ind w:left="360"/>
-        <w:jc w:val="both"/>
-        <w:rPr>
-          <w:rFonts w:asciiTheme="majorBidi" w:hAnsiTheme="majorBidi" w:cstheme="majorBidi"/>
-          <w:sz w:val="28"/>
-          <w:szCs w:val="28"/>
-        </w:rPr>
-      </w:pPr>
-      <w:r>
-        <w:rPr>
-          <w:rFonts w:asciiTheme="majorBidi" w:hAnsiTheme="majorBidi" w:cstheme="majorBidi"/>
-          <w:sz w:val="28"/>
-          <w:szCs w:val="28"/>
-        </w:rPr>
-        <w:t>2 Pods at a time (</w:t>
-      </w:r>
-      <w:r>
-        <w:rPr>
-          <w:rFonts w:asciiTheme="majorBidi" w:hAnsiTheme="majorBidi" w:cstheme="majorBidi"/>
-          <w:b/>
-          <w:bCs/>
-          <w:i/>
-          <w:iCs/>
-          <w:sz w:val="28"/>
-          <w:szCs w:val="28"/>
-        </w:rPr>
-        <w:t>parallelism: 2</w:t>
-      </w:r>
-      <w:r>
-        <w:rPr>
-          <w:rFonts w:asciiTheme="majorBidi" w:hAnsiTheme="majorBidi" w:cstheme="majorBidi"/>
-          <w:sz w:val="28"/>
-          <w:szCs w:val="28"/>
-        </w:rPr>
-        <w:t>)</w:t>
-      </w:r>
-    </w:p>
-    <w:p>
-      <w:pPr>
-        <w:pStyle w:val="ListParagraph"/>
-        <w:numPr>
-          <w:ilvl w:val="0"/>
-          <w:numId w:val="5"/>
-        </w:numPr>
-        <w:spacing w:after="60"/>
-        <w:ind w:left="360"/>
-        <w:jc w:val="both"/>
-        <w:rPr>
-          <w:rFonts w:asciiTheme="majorBidi" w:hAnsiTheme="majorBidi" w:cstheme="majorBidi"/>
-          <w:sz w:val="28"/>
-          <w:szCs w:val="28"/>
-        </w:rPr>
-      </w:pPr>
-      <w:r>
-        <w:rPr>
-          <w:rFonts w:asciiTheme="majorBidi" w:hAnsiTheme="majorBidi" w:cstheme="majorBidi"/>
-          <w:sz w:val="28"/>
-          <w:szCs w:val="28"/>
-        </w:rPr>
-        <w:t>Retries up to 4 times on failure</w:t>
-      </w:r>
-    </w:p>
-    <w:p>
-      <w:pPr>
-        <w:spacing w:after="0"/>
-        <w:jc w:val="both"/>
-        <w:rPr>
-          <w:rFonts w:asciiTheme="majorBidi" w:hAnsiTheme="majorBidi" w:cstheme="majorBidi"/>
-          <w:sz w:val="28"/>
-          <w:szCs w:val="28"/>
-        </w:rPr>
-      </w:pPr>
-      <w:r>
-        <w:rPr>
-          <w:rFonts w:asciiTheme="majorBidi" w:hAnsiTheme="majorBidi" w:cstheme="majorBidi"/>
-          <w:sz w:val="28"/>
-          <w:szCs w:val="28"/>
-        </w:rPr>
-        <w:lastRenderedPageBreak/>
-        <w:t xml:space="preserve">In a Kubernetes Job, the </w:t>
-      </w:r>
-      <w:r>
-        <w:rPr>
-          <w:rFonts w:asciiTheme="majorBidi" w:hAnsiTheme="majorBidi" w:cstheme="majorBidi"/>
-          <w:b/>
-          <w:bCs/>
-          <w:i/>
-          <w:iCs/>
-          <w:sz w:val="28"/>
-          <w:szCs w:val="28"/>
-        </w:rPr>
-        <w:t>completions</w:t>
-      </w:r>
-      <w:r>
-        <w:rPr>
-          <w:rFonts w:asciiTheme="majorBidi" w:hAnsiTheme="majorBidi" w:cstheme="majorBidi"/>
-          <w:sz w:val="28"/>
-          <w:szCs w:val="28"/>
-        </w:rPr>
-        <w:t xml:space="preserve"> and </w:t>
-      </w:r>
-      <w:r>
-        <w:rPr>
-          <w:rFonts w:asciiTheme="majorBidi" w:hAnsiTheme="majorBidi" w:cstheme="majorBidi"/>
-          <w:b/>
-          <w:bCs/>
-          <w:i/>
-          <w:iCs/>
-          <w:sz w:val="28"/>
-          <w:szCs w:val="28"/>
-        </w:rPr>
-        <w:t>parallelism</w:t>
-      </w:r>
-      <w:r>
-        <w:rPr>
-          <w:rFonts w:asciiTheme="majorBidi" w:hAnsiTheme="majorBidi" w:cstheme="majorBidi"/>
-          <w:sz w:val="28"/>
-          <w:szCs w:val="28"/>
-        </w:rPr>
-        <w:t xml:space="preserve"> fields control how many Pods run and how many successful executions are required before the Job is considered finished. The </w:t>
-      </w:r>
-      <w:r>
-        <w:rPr>
-          <w:rFonts w:asciiTheme="majorBidi" w:hAnsiTheme="majorBidi" w:cstheme="majorBidi"/>
-          <w:b/>
-          <w:bCs/>
-          <w:i/>
-          <w:iCs/>
-          <w:sz w:val="28"/>
-          <w:szCs w:val="28"/>
-        </w:rPr>
-        <w:t>completions</w:t>
-      </w:r>
-      <w:r>
-        <w:rPr>
-          <w:rFonts w:asciiTheme="majorBidi" w:hAnsiTheme="majorBidi" w:cstheme="majorBidi"/>
-          <w:sz w:val="28"/>
-          <w:szCs w:val="28"/>
-        </w:rPr>
-        <w:t xml:space="preserve"> field specifies the total number of successful Pod runs that must occur. For example, if </w:t>
-      </w:r>
-      <w:r>
-        <w:rPr>
-          <w:rFonts w:asciiTheme="majorBidi" w:hAnsiTheme="majorBidi" w:cstheme="majorBidi"/>
-          <w:b/>
-          <w:bCs/>
-          <w:i/>
-          <w:iCs/>
-          <w:sz w:val="28"/>
-          <w:szCs w:val="28"/>
-        </w:rPr>
-        <w:t>completions: 5</w:t>
-      </w:r>
-      <w:r>
-        <w:rPr>
-          <w:rFonts w:asciiTheme="majorBidi" w:hAnsiTheme="majorBidi" w:cstheme="majorBidi"/>
-          <w:sz w:val="28"/>
-          <w:szCs w:val="28"/>
-        </w:rPr>
-        <w:t>, Kubernetes will keep creating and running Pods until five Pods finish successfully, regardless of how many failed attempts happen along the way. Failed Pods do not count toward the completion total; Kubernetes retries by creating new Pods until the required number of successful completions is reached or until the retry limit (</w:t>
-      </w:r>
-      <w:proofErr w:type="spellStart"/>
-      <w:r>
-        <w:rPr>
-          <w:rFonts w:asciiTheme="majorBidi" w:hAnsiTheme="majorBidi" w:cstheme="majorBidi"/>
-          <w:b/>
-          <w:bCs/>
-          <w:i/>
-          <w:iCs/>
-          <w:sz w:val="28"/>
-          <w:szCs w:val="28"/>
-        </w:rPr>
-        <w:t>backoffLimit</w:t>
-      </w:r>
-      <w:proofErr w:type="spellEnd"/>
-      <w:r>
-        <w:rPr>
-          <w:rFonts w:asciiTheme="majorBidi" w:hAnsiTheme="majorBidi" w:cstheme="majorBidi"/>
-          <w:sz w:val="28"/>
-          <w:szCs w:val="28"/>
-        </w:rPr>
-        <w:t>) is exceeded.</w:t>
-      </w:r>
-    </w:p>
-    <w:p>
-      <w:pPr>
-        <w:spacing w:after="0"/>
-        <w:jc w:val="both"/>
-        <w:rPr>
-          <w:rFonts w:asciiTheme="majorBidi" w:hAnsiTheme="majorBidi" w:cstheme="majorBidi"/>
-          <w:sz w:val="28"/>
-          <w:szCs w:val="28"/>
-        </w:rPr>
-      </w:pPr>
-      <w:r>
-        <w:rPr>
-          <w:rFonts w:asciiTheme="majorBidi" w:hAnsiTheme="majorBidi" w:cstheme="majorBidi"/>
-          <w:sz w:val="28"/>
-          <w:szCs w:val="28"/>
-        </w:rPr>
-        <w:t xml:space="preserve">The parallelism field controls how many Pods can run at the same time. For example, if </w:t>
-      </w:r>
-      <w:r>
-        <w:rPr>
-          <w:rFonts w:asciiTheme="majorBidi" w:hAnsiTheme="majorBidi" w:cstheme="majorBidi"/>
-          <w:b/>
-          <w:bCs/>
-          <w:i/>
-          <w:iCs/>
-          <w:sz w:val="28"/>
-          <w:szCs w:val="28"/>
-        </w:rPr>
-        <w:t>parallelism: 3</w:t>
-      </w:r>
-      <w:r>
-        <w:rPr>
-          <w:rFonts w:asciiTheme="majorBidi" w:hAnsiTheme="majorBidi" w:cstheme="majorBidi"/>
-          <w:sz w:val="28"/>
-          <w:szCs w:val="28"/>
-        </w:rPr>
-        <w:t xml:space="preserve"> and </w:t>
-      </w:r>
-      <w:r>
-        <w:rPr>
-          <w:rFonts w:asciiTheme="majorBidi" w:hAnsiTheme="majorBidi" w:cstheme="majorBidi"/>
-          <w:b/>
-          <w:bCs/>
-          <w:i/>
-          <w:iCs/>
-          <w:sz w:val="28"/>
-          <w:szCs w:val="28"/>
-        </w:rPr>
-        <w:t>completions: 5</w:t>
-      </w:r>
-      <w:r>
-        <w:rPr>
-          <w:rFonts w:asciiTheme="majorBidi" w:hAnsiTheme="majorBidi" w:cstheme="majorBidi"/>
-          <w:sz w:val="28"/>
-          <w:szCs w:val="28"/>
-        </w:rPr>
-        <w:t>, Kubernetes will run up to three Pods concurrently. As Pods finish successfully, Kubernetes starts new Pods (if needed) to continue progressing toward the total completion goal of five successful runs. If some Pods fail, Kubernetes may create replacement Pods</w:t>
-      </w:r>
-      <w:r>
-        <w:rPr>
-          <w:rFonts w:asciiTheme="majorBidi" w:hAnsiTheme="majorBidi" w:cstheme="majorBidi"/>
-          <w:sz w:val="28"/>
-          <w:szCs w:val="28"/>
-        </w:rPr>
-        <w:t xml:space="preserve">, </w:t>
-      </w:r>
-      <w:r>
-        <w:rPr>
-          <w:rFonts w:asciiTheme="majorBidi" w:hAnsiTheme="majorBidi" w:cstheme="majorBidi"/>
-          <w:sz w:val="28"/>
-          <w:szCs w:val="28"/>
-        </w:rPr>
-        <w:t xml:space="preserve">subject to the </w:t>
-      </w:r>
-      <w:proofErr w:type="spellStart"/>
-      <w:r>
-        <w:rPr>
-          <w:rFonts w:asciiTheme="majorBidi" w:hAnsiTheme="majorBidi" w:cstheme="majorBidi"/>
-          <w:b/>
-          <w:bCs/>
-          <w:i/>
-          <w:iCs/>
-          <w:sz w:val="28"/>
-          <w:szCs w:val="28"/>
-        </w:rPr>
-        <w:t>backoffLimit</w:t>
-      </w:r>
-      <w:proofErr w:type="spellEnd"/>
-      <w:r>
-        <w:rPr>
-          <w:rFonts w:asciiTheme="majorBidi" w:hAnsiTheme="majorBidi" w:cstheme="majorBidi"/>
-          <w:sz w:val="28"/>
-          <w:szCs w:val="28"/>
-        </w:rPr>
-        <w:t>, which limits how many retries are allowed before the Job is marked as failed.</w:t>
-      </w:r>
-    </w:p>
-    <w:p>
-      <w:pPr>
-        <w:jc w:val="both"/>
-        <w:rPr>
-          <w:rFonts w:asciiTheme="majorBidi" w:hAnsiTheme="majorBidi" w:cstheme="majorBidi"/>
-          <w:sz w:val="28"/>
-          <w:szCs w:val="28"/>
-        </w:rPr>
-      </w:pPr>
-      <w:r>
-        <w:rPr>
-          <w:rFonts w:asciiTheme="majorBidi" w:hAnsiTheme="majorBidi" w:cstheme="majorBidi"/>
-          <w:sz w:val="28"/>
-          <w:szCs w:val="28"/>
-        </w:rPr>
-        <w:t xml:space="preserve">In other words, </w:t>
-      </w:r>
-      <w:r>
-        <w:rPr>
-          <w:rFonts w:asciiTheme="majorBidi" w:hAnsiTheme="majorBidi" w:cstheme="majorBidi"/>
-          <w:b/>
-          <w:bCs/>
-          <w:i/>
-          <w:iCs/>
-          <w:sz w:val="28"/>
-          <w:szCs w:val="28"/>
-        </w:rPr>
-        <w:t>completions</w:t>
-      </w:r>
-      <w:r>
-        <w:rPr>
-          <w:rFonts w:asciiTheme="majorBidi" w:hAnsiTheme="majorBidi" w:cstheme="majorBidi"/>
-          <w:sz w:val="28"/>
-          <w:szCs w:val="28"/>
-        </w:rPr>
-        <w:t xml:space="preserve"> </w:t>
-      </w:r>
-      <w:proofErr w:type="gramStart"/>
-      <w:r>
-        <w:rPr>
-          <w:rFonts w:asciiTheme="majorBidi" w:hAnsiTheme="majorBidi" w:cstheme="majorBidi"/>
-          <w:sz w:val="28"/>
-          <w:szCs w:val="28"/>
-        </w:rPr>
-        <w:t>defines</w:t>
-      </w:r>
-      <w:proofErr w:type="gramEnd"/>
-      <w:r>
-        <w:rPr>
-          <w:rFonts w:asciiTheme="majorBidi" w:hAnsiTheme="majorBidi" w:cstheme="majorBidi"/>
-          <w:sz w:val="28"/>
-          <w:szCs w:val="28"/>
-        </w:rPr>
-        <w:t xml:space="preserve"> how many successful results are required, while </w:t>
-      </w:r>
-      <w:r>
-        <w:rPr>
-          <w:rFonts w:asciiTheme="majorBidi" w:hAnsiTheme="majorBidi" w:cstheme="majorBidi"/>
-          <w:b/>
-          <w:bCs/>
-          <w:i/>
-          <w:iCs/>
-          <w:sz w:val="28"/>
-          <w:szCs w:val="28"/>
-        </w:rPr>
-        <w:t>parallelism</w:t>
-      </w:r>
-      <w:r>
-        <w:rPr>
-          <w:rFonts w:asciiTheme="majorBidi" w:hAnsiTheme="majorBidi" w:cstheme="majorBidi"/>
-          <w:sz w:val="28"/>
-          <w:szCs w:val="28"/>
-        </w:rPr>
-        <w:t xml:space="preserve"> defines how much concurrency is allowed while achieving those results. If </w:t>
-      </w:r>
-      <w:r>
-        <w:rPr>
-          <w:rFonts w:asciiTheme="majorBidi" w:hAnsiTheme="majorBidi" w:cstheme="majorBidi"/>
-          <w:b/>
-          <w:bCs/>
-          <w:i/>
-          <w:iCs/>
-          <w:sz w:val="28"/>
-          <w:szCs w:val="28"/>
-        </w:rPr>
-        <w:t>parallelism</w:t>
-      </w:r>
-      <w:r>
-        <w:rPr>
-          <w:rFonts w:asciiTheme="majorBidi" w:hAnsiTheme="majorBidi" w:cstheme="majorBidi"/>
-          <w:sz w:val="28"/>
-          <w:szCs w:val="28"/>
-        </w:rPr>
-        <w:t xml:space="preserve"> is not specified, Kubernetes defaults it to 1, meaning the Pods run sequentially. This mechanism allows Jobs to efficiently process tasks such as batch data processing, large computations, or distributed workloads by running multiple Pods simultaneously while still ensuring that the required number of successful executions is achieved.</w:t>
-      </w:r>
-    </w:p>
-    <w:p>
-      <w:pPr>
-        <w:spacing w:after="60"/>
-        <w:jc w:val="both"/>
-        <w:rPr>
-          <w:rFonts w:asciiTheme="majorBidi" w:hAnsiTheme="majorBidi" w:cstheme="majorBidi"/>
-          <w:b/>
-          <w:bCs/>
-          <w:sz w:val="36"/>
-          <w:szCs w:val="36"/>
-        </w:rPr>
-      </w:pPr>
-      <w:r>
-        <w:rPr>
-          <w:rFonts w:asciiTheme="majorBidi" w:hAnsiTheme="majorBidi" w:cstheme="majorBidi"/>
-          <w:b/>
-          <w:bCs/>
-          <w:sz w:val="36"/>
-          <w:szCs w:val="36"/>
-        </w:rPr>
-        <w:t>Difference Between Init Containers and Jobs</w:t>
-      </w:r>
-      <w:r>
-        <w:rPr>
-          <w:rFonts w:asciiTheme="majorBidi" w:hAnsiTheme="majorBidi" w:cstheme="majorBidi"/>
-          <w:b/>
-          <w:bCs/>
-          <w:sz w:val="36"/>
-          <w:szCs w:val="36"/>
-        </w:rPr>
-        <w:t>:</w:t>
-      </w:r>
-    </w:p>
-    <w:p>
-      <w:pPr>
-        <w:spacing w:after="120"/>
-        <w:jc w:val="both"/>
-        <w:rPr>
-          <w:rFonts w:asciiTheme="majorBidi" w:hAnsiTheme="majorBidi" w:cstheme="majorBidi"/>
-          <w:sz w:val="28"/>
-          <w:szCs w:val="28"/>
-        </w:rPr>
-      </w:pPr>
-      <w:r>
-        <w:rPr>
-          <w:rFonts w:asciiTheme="majorBidi" w:hAnsiTheme="majorBidi" w:cstheme="majorBidi"/>
-          <w:sz w:val="28"/>
-          <w:szCs w:val="28"/>
-        </w:rPr>
-        <w:t xml:space="preserve">Although </w:t>
-      </w:r>
-      <w:proofErr w:type="spellStart"/>
-      <w:r>
-        <w:rPr>
-          <w:rFonts w:asciiTheme="majorBidi" w:hAnsiTheme="majorBidi" w:cstheme="majorBidi"/>
-          <w:sz w:val="28"/>
-          <w:szCs w:val="28"/>
-        </w:rPr>
-        <w:t>init</w:t>
-      </w:r>
-      <w:proofErr w:type="spellEnd"/>
-      <w:r>
-        <w:rPr>
-          <w:rFonts w:asciiTheme="majorBidi" w:hAnsiTheme="majorBidi" w:cstheme="majorBidi"/>
-          <w:sz w:val="28"/>
-          <w:szCs w:val="28"/>
-        </w:rPr>
-        <w:t xml:space="preserve"> containers and Jobs both run tasks and then exit, they serve very different purposes in Kubernetes. The key difference is scope and lifecycle.</w:t>
-      </w:r>
-    </w:p>
-    <w:p>
-      <w:pPr>
-        <w:spacing w:after="60"/>
-        <w:jc w:val="both"/>
-        <w:rPr>
-          <w:rFonts w:asciiTheme="majorBidi" w:hAnsiTheme="majorBidi" w:cstheme="majorBidi"/>
-          <w:b/>
-          <w:bCs/>
-          <w:sz w:val="32"/>
-          <w:szCs w:val="32"/>
-        </w:rPr>
-      </w:pPr>
-      <w:r>
-        <w:rPr>
-          <w:rFonts w:asciiTheme="majorBidi" w:hAnsiTheme="majorBidi" w:cstheme="majorBidi"/>
-          <w:b/>
-          <w:bCs/>
-          <w:sz w:val="32"/>
-          <w:szCs w:val="32"/>
-        </w:rPr>
-        <w:t>Init Container</w:t>
-      </w:r>
-    </w:p>
-    <w:p>
-      <w:pPr>
-        <w:spacing w:after="60"/>
-        <w:jc w:val="both"/>
-        <w:rPr>
-          <w:rFonts w:asciiTheme="majorBidi" w:hAnsiTheme="majorBidi" w:cstheme="majorBidi"/>
-          <w:sz w:val="28"/>
-          <w:szCs w:val="28"/>
-        </w:rPr>
-      </w:pPr>
-      <w:r>
-        <w:rPr>
-          <w:rFonts w:asciiTheme="majorBidi" w:hAnsiTheme="majorBidi" w:cstheme="majorBidi"/>
-          <w:sz w:val="28"/>
-          <w:szCs w:val="28"/>
-        </w:rPr>
-        <w:t xml:space="preserve">An </w:t>
-      </w:r>
-      <w:proofErr w:type="spellStart"/>
-      <w:r>
-        <w:rPr>
-          <w:rFonts w:asciiTheme="majorBidi" w:hAnsiTheme="majorBidi" w:cstheme="majorBidi"/>
-          <w:sz w:val="28"/>
-          <w:szCs w:val="28"/>
-        </w:rPr>
-        <w:t>init</w:t>
-      </w:r>
-      <w:proofErr w:type="spellEnd"/>
-      <w:r>
-        <w:rPr>
-          <w:rFonts w:asciiTheme="majorBidi" w:hAnsiTheme="majorBidi" w:cstheme="majorBidi"/>
-          <w:sz w:val="28"/>
-          <w:szCs w:val="28"/>
-        </w:rPr>
-        <w:t xml:space="preserve"> container is a setup step for a Pod.</w:t>
-      </w:r>
-    </w:p>
-    <w:p>
-      <w:pPr>
-        <w:pStyle w:val="ListParagraph"/>
-        <w:numPr>
-          <w:ilvl w:val="0"/>
-          <w:numId w:val="8"/>
-        </w:numPr>
-        <w:ind w:left="360"/>
-        <w:jc w:val="both"/>
-        <w:rPr>
-          <w:rFonts w:asciiTheme="majorBidi" w:hAnsiTheme="majorBidi" w:cstheme="majorBidi"/>
-          <w:sz w:val="28"/>
-          <w:szCs w:val="28"/>
-        </w:rPr>
-      </w:pPr>
-      <w:r>
-        <w:rPr>
-          <w:rFonts w:asciiTheme="majorBidi" w:hAnsiTheme="majorBidi" w:cstheme="majorBidi"/>
-          <w:sz w:val="28"/>
-          <w:szCs w:val="28"/>
-        </w:rPr>
-        <w:t>It runs before the main application containers start.</w:t>
-      </w:r>
-    </w:p>
-    <w:p>
-      <w:pPr>
-        <w:pStyle w:val="ListParagraph"/>
-        <w:numPr>
-          <w:ilvl w:val="0"/>
-          <w:numId w:val="8"/>
-        </w:numPr>
-        <w:ind w:left="360"/>
-        <w:jc w:val="both"/>
-        <w:rPr>
-          <w:rFonts w:asciiTheme="majorBidi" w:hAnsiTheme="majorBidi" w:cstheme="majorBidi"/>
-          <w:sz w:val="28"/>
-          <w:szCs w:val="28"/>
-        </w:rPr>
-      </w:pPr>
-      <w:r>
-        <w:rPr>
-          <w:rFonts w:asciiTheme="majorBidi" w:hAnsiTheme="majorBidi" w:cstheme="majorBidi"/>
-          <w:sz w:val="28"/>
-          <w:szCs w:val="28"/>
-        </w:rPr>
-        <w:t>It must finish successfully for the Pod to move to the Running state.</w:t>
-      </w:r>
-    </w:p>
-    <w:p>
-      <w:pPr>
-        <w:pStyle w:val="ListParagraph"/>
-        <w:numPr>
-          <w:ilvl w:val="0"/>
-          <w:numId w:val="8"/>
-        </w:numPr>
-        <w:ind w:left="360"/>
-        <w:jc w:val="both"/>
-        <w:rPr>
-          <w:rFonts w:asciiTheme="majorBidi" w:hAnsiTheme="majorBidi" w:cstheme="majorBidi"/>
-          <w:sz w:val="28"/>
-          <w:szCs w:val="28"/>
-        </w:rPr>
-      </w:pPr>
-      <w:r>
-        <w:rPr>
-          <w:rFonts w:asciiTheme="majorBidi" w:hAnsiTheme="majorBidi" w:cstheme="majorBidi"/>
-          <w:sz w:val="28"/>
-          <w:szCs w:val="28"/>
-        </w:rPr>
-        <w:t>If it fails, Kubernetes retries it until it succeeds.</w:t>
-      </w:r>
-    </w:p>
-    <w:p>
-      <w:pPr>
-        <w:pStyle w:val="ListParagraph"/>
-        <w:numPr>
-          <w:ilvl w:val="0"/>
-          <w:numId w:val="8"/>
-        </w:numPr>
-        <w:spacing w:after="120"/>
-        <w:ind w:left="360"/>
-        <w:jc w:val="both"/>
-        <w:rPr>
-          <w:rFonts w:asciiTheme="majorBidi" w:hAnsiTheme="majorBidi" w:cstheme="majorBidi"/>
-          <w:sz w:val="28"/>
-          <w:szCs w:val="28"/>
-        </w:rPr>
-      </w:pPr>
-      <w:r>
-        <w:rPr>
-          <w:rFonts w:asciiTheme="majorBidi" w:hAnsiTheme="majorBidi" w:cstheme="majorBidi"/>
-          <w:sz w:val="28"/>
-          <w:szCs w:val="28"/>
-        </w:rPr>
-        <w:t>It is not a workload controller and cannot exist on its own.</w:t>
-      </w:r>
-    </w:p>
-    <w:p>
-      <w:pPr>
-        <w:spacing w:after="60"/>
-        <w:jc w:val="both"/>
-        <w:rPr>
-          <w:rFonts w:asciiTheme="majorBidi" w:hAnsiTheme="majorBidi" w:cstheme="majorBidi"/>
-          <w:b/>
-          <w:bCs/>
-          <w:sz w:val="28"/>
-          <w:szCs w:val="28"/>
-        </w:rPr>
-      </w:pPr>
-      <w:r>
-        <w:rPr>
-          <w:rFonts w:asciiTheme="majorBidi" w:hAnsiTheme="majorBidi" w:cstheme="majorBidi"/>
-          <w:b/>
-          <w:bCs/>
-          <w:sz w:val="28"/>
-          <w:szCs w:val="28"/>
-        </w:rPr>
-        <w:t>Lifecycle dependency</w:t>
-      </w:r>
-    </w:p>
-    <w:p>
-      <w:pPr>
-        <w:spacing w:after="120"/>
-        <w:jc w:val="both"/>
-        <w:rPr>
-          <w:rFonts w:asciiTheme="majorBidi" w:hAnsiTheme="majorBidi" w:cstheme="majorBidi"/>
-          <w:sz w:val="28"/>
-          <w:szCs w:val="28"/>
-        </w:rPr>
-      </w:pPr>
-      <w:r>
-        <w:rPr>
-          <w:rFonts w:asciiTheme="majorBidi" w:hAnsiTheme="majorBidi" w:cstheme="majorBidi"/>
-          <w:sz w:val="28"/>
-          <w:szCs w:val="28"/>
-        </w:rPr>
-        <w:t>Init Container → Main Containers → Pod Running</w:t>
-      </w:r>
-    </w:p>
-    <w:p>
-      <w:pPr>
-        <w:spacing w:after="60"/>
-        <w:jc w:val="both"/>
-        <w:rPr>
-          <w:rFonts w:asciiTheme="majorBidi" w:hAnsiTheme="majorBidi" w:cstheme="majorBidi"/>
-          <w:b/>
-          <w:bCs/>
-          <w:sz w:val="28"/>
-          <w:szCs w:val="28"/>
-        </w:rPr>
-      </w:pPr>
-      <w:r>
-        <w:rPr>
-          <w:rFonts w:asciiTheme="majorBidi" w:hAnsiTheme="majorBidi" w:cstheme="majorBidi"/>
-          <w:b/>
-          <w:bCs/>
-          <w:sz w:val="28"/>
-          <w:szCs w:val="28"/>
-        </w:rPr>
-        <w:t>Typical use cases</w:t>
-      </w:r>
-    </w:p>
-    <w:p>
-      <w:pPr>
-        <w:pStyle w:val="ListParagraph"/>
-        <w:numPr>
-          <w:ilvl w:val="0"/>
-          <w:numId w:val="9"/>
-        </w:numPr>
-        <w:ind w:left="360"/>
-        <w:jc w:val="both"/>
-        <w:rPr>
-          <w:rFonts w:asciiTheme="majorBidi" w:hAnsiTheme="majorBidi" w:cstheme="majorBidi"/>
-          <w:sz w:val="28"/>
-          <w:szCs w:val="28"/>
-        </w:rPr>
-      </w:pPr>
-      <w:r>
-        <w:rPr>
-          <w:rFonts w:asciiTheme="majorBidi" w:hAnsiTheme="majorBidi" w:cstheme="majorBidi"/>
-          <w:sz w:val="28"/>
-          <w:szCs w:val="28"/>
-        </w:rPr>
-        <w:t>Waiting for a dependency (e.g., database availability)</w:t>
-      </w:r>
-    </w:p>
-    <w:p>
-      <w:pPr>
-        <w:pStyle w:val="ListParagraph"/>
-        <w:numPr>
-          <w:ilvl w:val="0"/>
-          <w:numId w:val="9"/>
-        </w:numPr>
-        <w:ind w:left="360"/>
-        <w:jc w:val="both"/>
-        <w:rPr>
-          <w:rFonts w:asciiTheme="majorBidi" w:hAnsiTheme="majorBidi" w:cstheme="majorBidi"/>
-          <w:sz w:val="28"/>
-          <w:szCs w:val="28"/>
-        </w:rPr>
-      </w:pPr>
-      <w:r>
-        <w:rPr>
-          <w:rFonts w:asciiTheme="majorBidi" w:hAnsiTheme="majorBidi" w:cstheme="majorBidi"/>
-          <w:sz w:val="28"/>
-          <w:szCs w:val="28"/>
-        </w:rPr>
-        <w:t>Initializing configuration files</w:t>
-      </w:r>
-    </w:p>
-    <w:p>
-      <w:pPr>
-        <w:pStyle w:val="ListParagraph"/>
-        <w:numPr>
-          <w:ilvl w:val="0"/>
-          <w:numId w:val="9"/>
-        </w:numPr>
-        <w:ind w:left="360"/>
-        <w:jc w:val="both"/>
-        <w:rPr>
-          <w:rFonts w:asciiTheme="majorBidi" w:hAnsiTheme="majorBidi" w:cstheme="majorBidi"/>
-          <w:sz w:val="28"/>
-          <w:szCs w:val="28"/>
-        </w:rPr>
-      </w:pPr>
-      <w:r>
-        <w:rPr>
-          <w:rFonts w:asciiTheme="majorBidi" w:hAnsiTheme="majorBidi" w:cstheme="majorBidi"/>
-          <w:sz w:val="28"/>
-          <w:szCs w:val="28"/>
-        </w:rPr>
-        <w:t>Running lightweight setup scripts</w:t>
-      </w:r>
-    </w:p>
-    <w:p>
-      <w:pPr>
-        <w:pStyle w:val="ListParagraph"/>
-        <w:numPr>
-          <w:ilvl w:val="0"/>
-          <w:numId w:val="9"/>
-        </w:numPr>
-        <w:spacing w:after="120"/>
-        <w:ind w:left="360"/>
-        <w:jc w:val="both"/>
-        <w:rPr>
-          <w:rFonts w:asciiTheme="majorBidi" w:hAnsiTheme="majorBidi" w:cstheme="majorBidi"/>
-          <w:sz w:val="28"/>
-          <w:szCs w:val="28"/>
-        </w:rPr>
-      </w:pPr>
-      <w:r>
-        <w:rPr>
-          <w:rFonts w:asciiTheme="majorBidi" w:hAnsiTheme="majorBidi" w:cstheme="majorBidi"/>
-          <w:sz w:val="28"/>
-          <w:szCs w:val="28"/>
-        </w:rPr>
-        <w:t>Downloading data or binaries before app startup</w:t>
-      </w:r>
-    </w:p>
-    <w:p>
-      <w:pPr>
-        <w:spacing w:after="60"/>
-        <w:jc w:val="both"/>
-        <w:rPr>
-          <w:rFonts w:asciiTheme="majorBidi" w:hAnsiTheme="majorBidi" w:cstheme="majorBidi"/>
-          <w:b/>
-          <w:bCs/>
-          <w:sz w:val="28"/>
-          <w:szCs w:val="28"/>
-        </w:rPr>
-      </w:pPr>
-      <w:r>
-        <w:rPr>
-          <w:rFonts w:asciiTheme="majorBidi" w:hAnsiTheme="majorBidi" w:cstheme="majorBidi"/>
-          <w:b/>
-          <w:bCs/>
-          <w:sz w:val="28"/>
-          <w:szCs w:val="28"/>
-        </w:rPr>
-        <w:t>Key characteristics:</w:t>
-      </w:r>
-    </w:p>
-    <w:p>
-      <w:pPr>
-        <w:pStyle w:val="ListParagraph"/>
-        <w:numPr>
-          <w:ilvl w:val="0"/>
-          <w:numId w:val="10"/>
-        </w:numPr>
-        <w:ind w:left="360"/>
-        <w:jc w:val="both"/>
-        <w:rPr>
-          <w:rFonts w:asciiTheme="majorBidi" w:hAnsiTheme="majorBidi" w:cstheme="majorBidi"/>
-          <w:sz w:val="28"/>
-          <w:szCs w:val="28"/>
-        </w:rPr>
-      </w:pPr>
-      <w:r>
-        <w:rPr>
-          <w:rFonts w:asciiTheme="majorBidi" w:hAnsiTheme="majorBidi" w:cstheme="majorBidi"/>
-          <w:sz w:val="28"/>
-          <w:szCs w:val="28"/>
-        </w:rPr>
-        <w:lastRenderedPageBreak/>
-        <w:t>Runs once per Pod start</w:t>
-      </w:r>
-    </w:p>
-    <w:p>
-      <w:pPr>
-        <w:pStyle w:val="ListParagraph"/>
-        <w:numPr>
-          <w:ilvl w:val="0"/>
-          <w:numId w:val="10"/>
-        </w:numPr>
-        <w:ind w:left="360"/>
-        <w:jc w:val="both"/>
-        <w:rPr>
-          <w:rFonts w:asciiTheme="majorBidi" w:hAnsiTheme="majorBidi" w:cstheme="majorBidi"/>
-          <w:sz w:val="28"/>
-          <w:szCs w:val="28"/>
-        </w:rPr>
-      </w:pPr>
-      <w:r>
-        <w:rPr>
-          <w:rFonts w:asciiTheme="majorBidi" w:hAnsiTheme="majorBidi" w:cstheme="majorBidi"/>
-          <w:sz w:val="28"/>
-          <w:szCs w:val="28"/>
-        </w:rPr>
-        <w:t>Tied to a specific Pod</w:t>
-      </w:r>
-    </w:p>
-    <w:p>
-      <w:pPr>
-        <w:pStyle w:val="ListParagraph"/>
-        <w:numPr>
-          <w:ilvl w:val="0"/>
-          <w:numId w:val="10"/>
-        </w:numPr>
-        <w:ind w:left="360"/>
-        <w:jc w:val="both"/>
-        <w:rPr>
-          <w:rFonts w:asciiTheme="majorBidi" w:hAnsiTheme="majorBidi" w:cstheme="majorBidi"/>
-          <w:sz w:val="28"/>
-          <w:szCs w:val="28"/>
-        </w:rPr>
-      </w:pPr>
-      <w:r>
-        <w:rPr>
-          <w:rFonts w:asciiTheme="majorBidi" w:hAnsiTheme="majorBidi" w:cstheme="majorBidi"/>
-          <w:sz w:val="28"/>
-          <w:szCs w:val="28"/>
-        </w:rPr>
-        <w:t>Cannot be scheduled independently</w:t>
-      </w:r>
-    </w:p>
-    <w:p>
-      <w:pPr>
-        <w:pStyle w:val="ListParagraph"/>
-        <w:numPr>
-          <w:ilvl w:val="0"/>
-          <w:numId w:val="10"/>
-        </w:numPr>
-        <w:spacing w:after="120"/>
-        <w:ind w:left="360"/>
-        <w:jc w:val="both"/>
-        <w:rPr>
-          <w:rFonts w:asciiTheme="majorBidi" w:hAnsiTheme="majorBidi" w:cstheme="majorBidi"/>
-          <w:sz w:val="28"/>
-          <w:szCs w:val="28"/>
-        </w:rPr>
-      </w:pPr>
-      <w:r>
-        <w:rPr>
-          <w:rFonts w:asciiTheme="majorBidi" w:hAnsiTheme="majorBidi" w:cstheme="majorBidi"/>
-          <w:sz w:val="28"/>
-          <w:szCs w:val="28"/>
-        </w:rPr>
-        <w:t>Not time‑based</w:t>
-      </w:r>
-    </w:p>
-    <w:p>
-      <w:pPr>
-        <w:spacing w:after="60"/>
-        <w:jc w:val="both"/>
-        <w:rPr>
-          <w:rFonts w:asciiTheme="majorBidi" w:hAnsiTheme="majorBidi" w:cstheme="majorBidi"/>
-          <w:b/>
-          <w:bCs/>
-          <w:sz w:val="32"/>
-          <w:szCs w:val="32"/>
-        </w:rPr>
-      </w:pPr>
-      <w:r>
-        <w:rPr>
-          <w:rFonts w:asciiTheme="majorBidi" w:hAnsiTheme="majorBidi" w:cstheme="majorBidi"/>
-          <w:b/>
-          <w:bCs/>
-          <w:sz w:val="32"/>
-          <w:szCs w:val="32"/>
-        </w:rPr>
-        <w:t>Job</w:t>
-      </w:r>
-    </w:p>
-    <w:p>
-      <w:pPr>
-        <w:spacing w:after="60"/>
-        <w:jc w:val="both"/>
-        <w:rPr>
-          <w:rFonts w:asciiTheme="majorBidi" w:hAnsiTheme="majorBidi" w:cstheme="majorBidi"/>
-          <w:sz w:val="28"/>
-          <w:szCs w:val="28"/>
-        </w:rPr>
-      </w:pPr>
-      <w:r>
-        <w:rPr>
-          <w:rFonts w:asciiTheme="majorBidi" w:hAnsiTheme="majorBidi" w:cstheme="majorBidi"/>
-          <w:sz w:val="28"/>
-          <w:szCs w:val="28"/>
-        </w:rPr>
-        <w:t>A Job is a workload controller for running tasks to completion.</w:t>
-      </w:r>
-    </w:p>
-    <w:p>
-      <w:pPr>
-        <w:pStyle w:val="ListParagraph"/>
-        <w:numPr>
-          <w:ilvl w:val="0"/>
-          <w:numId w:val="11"/>
-        </w:numPr>
-        <w:ind w:left="360"/>
-        <w:jc w:val="both"/>
-        <w:rPr>
-          <w:rFonts w:asciiTheme="majorBidi" w:hAnsiTheme="majorBidi" w:cstheme="majorBidi"/>
-          <w:sz w:val="28"/>
-          <w:szCs w:val="28"/>
-        </w:rPr>
-      </w:pPr>
-      <w:r>
-        <w:rPr>
-          <w:rFonts w:asciiTheme="majorBidi" w:hAnsiTheme="majorBidi" w:cstheme="majorBidi"/>
-          <w:sz w:val="28"/>
-          <w:szCs w:val="28"/>
-        </w:rPr>
-        <w:t>It creates and manages Pods.</w:t>
-      </w:r>
-    </w:p>
-    <w:p>
-      <w:pPr>
-        <w:pStyle w:val="ListParagraph"/>
-        <w:numPr>
-          <w:ilvl w:val="0"/>
-          <w:numId w:val="11"/>
-        </w:numPr>
-        <w:ind w:left="360"/>
-        <w:jc w:val="both"/>
-        <w:rPr>
-          <w:rFonts w:asciiTheme="majorBidi" w:hAnsiTheme="majorBidi" w:cstheme="majorBidi"/>
-          <w:sz w:val="28"/>
-          <w:szCs w:val="28"/>
-        </w:rPr>
-      </w:pPr>
-      <w:r>
-        <w:rPr>
-          <w:rFonts w:asciiTheme="majorBidi" w:hAnsiTheme="majorBidi" w:cstheme="majorBidi"/>
-          <w:sz w:val="28"/>
-          <w:szCs w:val="28"/>
-        </w:rPr>
-        <w:t xml:space="preserve">It ensures a task completes successfully a </w:t>
-      </w:r>
-      <w:r>
-        <w:rPr>
-          <w:rFonts w:asciiTheme="majorBidi" w:hAnsiTheme="majorBidi" w:cstheme="majorBidi"/>
-          <w:b/>
-          <w:bCs/>
-          <w:sz w:val="28"/>
-          <w:szCs w:val="28"/>
-        </w:rPr>
-        <w:t>specified number of times</w:t>
-      </w:r>
-      <w:r>
-        <w:rPr>
-          <w:rFonts w:asciiTheme="majorBidi" w:hAnsiTheme="majorBidi" w:cstheme="majorBidi"/>
-          <w:sz w:val="28"/>
-          <w:szCs w:val="28"/>
-        </w:rPr>
-        <w:t>.</w:t>
-      </w:r>
-    </w:p>
-    <w:p>
-      <w:pPr>
-        <w:pStyle w:val="ListParagraph"/>
-        <w:numPr>
-          <w:ilvl w:val="0"/>
-          <w:numId w:val="11"/>
-        </w:numPr>
-        <w:ind w:left="360"/>
-        <w:jc w:val="both"/>
-        <w:rPr>
-          <w:rFonts w:asciiTheme="majorBidi" w:hAnsiTheme="majorBidi" w:cstheme="majorBidi"/>
-          <w:sz w:val="28"/>
-          <w:szCs w:val="28"/>
-        </w:rPr>
-      </w:pPr>
-      <w:r>
-        <w:rPr>
-          <w:rFonts w:asciiTheme="majorBidi" w:hAnsiTheme="majorBidi" w:cstheme="majorBidi"/>
-          <w:sz w:val="28"/>
-          <w:szCs w:val="28"/>
-        </w:rPr>
-        <w:t>After completion, the Pods exit and stay terminated.</w:t>
-      </w:r>
-    </w:p>
-    <w:p>
-      <w:pPr>
-        <w:pStyle w:val="ListParagraph"/>
-        <w:numPr>
-          <w:ilvl w:val="0"/>
-          <w:numId w:val="11"/>
-        </w:numPr>
-        <w:spacing w:after="120"/>
-        <w:ind w:left="360"/>
-        <w:jc w:val="both"/>
-        <w:rPr>
-          <w:rFonts w:asciiTheme="majorBidi" w:hAnsiTheme="majorBidi" w:cstheme="majorBidi"/>
-          <w:sz w:val="28"/>
-          <w:szCs w:val="28"/>
-        </w:rPr>
-      </w:pPr>
-      <w:r>
-        <w:rPr>
-          <w:rFonts w:asciiTheme="majorBidi" w:hAnsiTheme="majorBidi" w:cstheme="majorBidi"/>
-          <w:sz w:val="28"/>
-          <w:szCs w:val="28"/>
-        </w:rPr>
-        <w:t>It can run once, multiple times, or in parallel.</w:t>
-      </w:r>
-    </w:p>
-    <w:p>
-      <w:pPr>
-        <w:spacing w:after="60"/>
-        <w:jc w:val="both"/>
-        <w:rPr>
-          <w:rFonts w:asciiTheme="majorBidi" w:hAnsiTheme="majorBidi" w:cstheme="majorBidi"/>
-          <w:b/>
-          <w:bCs/>
-          <w:sz w:val="28"/>
-          <w:szCs w:val="28"/>
-        </w:rPr>
-      </w:pPr>
-      <w:r>
-        <w:rPr>
-          <w:rFonts w:asciiTheme="majorBidi" w:hAnsiTheme="majorBidi" w:cstheme="majorBidi"/>
-          <w:b/>
-          <w:bCs/>
-          <w:sz w:val="28"/>
-          <w:szCs w:val="28"/>
-        </w:rPr>
-        <w:t>Lifecycle</w:t>
-      </w:r>
-    </w:p>
-    <w:p>
-      <w:pPr>
-        <w:spacing w:after="120"/>
-        <w:jc w:val="both"/>
-        <w:rPr>
-          <w:rFonts w:asciiTheme="majorBidi" w:hAnsiTheme="majorBidi" w:cstheme="majorBidi"/>
-          <w:sz w:val="28"/>
-          <w:szCs w:val="28"/>
-        </w:rPr>
-      </w:pPr>
-      <w:r>
-        <w:rPr>
-          <w:rFonts w:asciiTheme="majorBidi" w:hAnsiTheme="majorBidi" w:cstheme="majorBidi"/>
-          <w:sz w:val="28"/>
-          <w:szCs w:val="28"/>
-        </w:rPr>
-        <w:t>Job → Pods → Task completes → Job finishes</w:t>
-      </w:r>
-    </w:p>
-    <w:p>
-      <w:pPr>
-        <w:spacing w:after="60"/>
-        <w:jc w:val="both"/>
-        <w:rPr>
-          <w:rFonts w:asciiTheme="majorBidi" w:hAnsiTheme="majorBidi" w:cstheme="majorBidi"/>
-          <w:b/>
-          <w:bCs/>
-          <w:sz w:val="28"/>
-          <w:szCs w:val="28"/>
-        </w:rPr>
-      </w:pPr>
-      <w:r>
-        <w:rPr>
-          <w:rFonts w:asciiTheme="majorBidi" w:hAnsiTheme="majorBidi" w:cstheme="majorBidi"/>
-          <w:b/>
-          <w:bCs/>
-          <w:sz w:val="28"/>
-          <w:szCs w:val="28"/>
-        </w:rPr>
-        <w:t>Typical use cases</w:t>
-      </w:r>
-    </w:p>
-    <w:p>
-      <w:pPr>
-        <w:pStyle w:val="ListParagraph"/>
-        <w:numPr>
-          <w:ilvl w:val="0"/>
-          <w:numId w:val="12"/>
-        </w:numPr>
-        <w:ind w:left="360"/>
-        <w:jc w:val="both"/>
-        <w:rPr>
-          <w:rFonts w:asciiTheme="majorBidi" w:hAnsiTheme="majorBidi" w:cstheme="majorBidi"/>
-          <w:sz w:val="28"/>
-          <w:szCs w:val="28"/>
-        </w:rPr>
-      </w:pPr>
-      <w:r>
-        <w:rPr>
-          <w:rFonts w:asciiTheme="majorBidi" w:hAnsiTheme="majorBidi" w:cstheme="majorBidi"/>
-          <w:sz w:val="28"/>
-          <w:szCs w:val="28"/>
-        </w:rPr>
-        <w:t>Database migrations</w:t>
-      </w:r>
-    </w:p>
-    <w:p>
-      <w:pPr>
-        <w:pStyle w:val="ListParagraph"/>
-        <w:numPr>
-          <w:ilvl w:val="0"/>
-          <w:numId w:val="12"/>
-        </w:numPr>
-        <w:ind w:left="360"/>
-        <w:jc w:val="both"/>
-        <w:rPr>
-          <w:rFonts w:asciiTheme="majorBidi" w:hAnsiTheme="majorBidi" w:cstheme="majorBidi"/>
-          <w:sz w:val="28"/>
-          <w:szCs w:val="28"/>
-        </w:rPr>
-      </w:pPr>
-      <w:r>
-        <w:rPr>
-          <w:rFonts w:asciiTheme="majorBidi" w:hAnsiTheme="majorBidi" w:cstheme="majorBidi"/>
-          <w:sz w:val="28"/>
-          <w:szCs w:val="28"/>
-        </w:rPr>
-        <w:t>Batch data processing</w:t>
-      </w:r>
-    </w:p>
-    <w:p>
-      <w:pPr>
-        <w:pStyle w:val="ListParagraph"/>
-        <w:numPr>
-          <w:ilvl w:val="0"/>
-          <w:numId w:val="12"/>
-        </w:numPr>
-        <w:ind w:left="360"/>
-        <w:jc w:val="both"/>
-        <w:rPr>
-          <w:rFonts w:asciiTheme="majorBidi" w:hAnsiTheme="majorBidi" w:cstheme="majorBidi"/>
-          <w:sz w:val="28"/>
-          <w:szCs w:val="28"/>
-        </w:rPr>
-      </w:pPr>
-      <w:r>
-        <w:rPr>
-          <w:rFonts w:asciiTheme="majorBidi" w:hAnsiTheme="majorBidi" w:cstheme="majorBidi"/>
-          <w:sz w:val="28"/>
-          <w:szCs w:val="28"/>
-        </w:rPr>
-        <w:t>Report generation</w:t>
-      </w:r>
-    </w:p>
-    <w:p>
-      <w:pPr>
-        <w:pStyle w:val="ListParagraph"/>
-        <w:numPr>
-          <w:ilvl w:val="0"/>
-          <w:numId w:val="12"/>
-        </w:numPr>
-        <w:spacing w:after="120"/>
-        <w:ind w:left="360"/>
-        <w:jc w:val="both"/>
-        <w:rPr>
-          <w:rFonts w:asciiTheme="majorBidi" w:hAnsiTheme="majorBidi" w:cstheme="majorBidi"/>
-          <w:sz w:val="28"/>
-          <w:szCs w:val="28"/>
-        </w:rPr>
-      </w:pPr>
-      <w:r>
-        <w:rPr>
-          <w:rFonts w:asciiTheme="majorBidi" w:hAnsiTheme="majorBidi" w:cstheme="majorBidi"/>
-          <w:sz w:val="28"/>
-          <w:szCs w:val="28"/>
-        </w:rPr>
-        <w:t>One‑time administrative tasks</w:t>
-      </w:r>
-    </w:p>
-    <w:p>
-      <w:pPr>
-        <w:spacing w:after="60"/>
-        <w:jc w:val="both"/>
-        <w:rPr>
-          <w:rFonts w:asciiTheme="majorBidi" w:hAnsiTheme="majorBidi" w:cstheme="majorBidi"/>
-          <w:b/>
-          <w:bCs/>
-          <w:sz w:val="28"/>
-          <w:szCs w:val="28"/>
-        </w:rPr>
-      </w:pPr>
-      <w:r>
-        <w:rPr>
-          <w:rFonts w:asciiTheme="majorBidi" w:hAnsiTheme="majorBidi" w:cstheme="majorBidi"/>
-          <w:b/>
-          <w:bCs/>
-          <w:sz w:val="28"/>
-          <w:szCs w:val="28"/>
-        </w:rPr>
-        <w:t>Key characteristics:</w:t>
-      </w:r>
-    </w:p>
-    <w:p>
-      <w:pPr>
-        <w:pStyle w:val="ListParagraph"/>
-        <w:numPr>
-          <w:ilvl w:val="0"/>
-          <w:numId w:val="13"/>
-        </w:numPr>
-        <w:ind w:left="360"/>
-        <w:jc w:val="both"/>
-        <w:rPr>
-          <w:rFonts w:asciiTheme="majorBidi" w:hAnsiTheme="majorBidi" w:cstheme="majorBidi"/>
-          <w:sz w:val="28"/>
-          <w:szCs w:val="28"/>
-        </w:rPr>
-      </w:pPr>
-      <w:r>
-        <w:rPr>
-          <w:rFonts w:asciiTheme="majorBidi" w:hAnsiTheme="majorBidi" w:cstheme="majorBidi"/>
-          <w:sz w:val="28"/>
-          <w:szCs w:val="28"/>
-        </w:rPr>
-        <w:t>Runs independently</w:t>
-      </w:r>
-    </w:p>
-    <w:p>
-      <w:pPr>
-        <w:pStyle w:val="ListParagraph"/>
-        <w:numPr>
-          <w:ilvl w:val="0"/>
-          <w:numId w:val="13"/>
-        </w:numPr>
-        <w:ind w:left="360"/>
-        <w:jc w:val="both"/>
-        <w:rPr>
-          <w:rFonts w:asciiTheme="majorBidi" w:hAnsiTheme="majorBidi" w:cstheme="majorBidi"/>
-          <w:sz w:val="28"/>
-          <w:szCs w:val="28"/>
-        </w:rPr>
-      </w:pPr>
-      <w:r>
-        <w:rPr>
-          <w:rFonts w:asciiTheme="majorBidi" w:hAnsiTheme="majorBidi" w:cstheme="majorBidi"/>
-          <w:sz w:val="28"/>
-          <w:szCs w:val="28"/>
-        </w:rPr>
-        <w:t xml:space="preserve">Can be retried, parallelized, or scheduled (via </w:t>
-      </w:r>
-      <w:proofErr w:type="spellStart"/>
-      <w:r>
-        <w:rPr>
-          <w:rFonts w:asciiTheme="majorBidi" w:hAnsiTheme="majorBidi" w:cstheme="majorBidi"/>
-          <w:sz w:val="28"/>
-          <w:szCs w:val="28"/>
-        </w:rPr>
-        <w:t>CronJob</w:t>
-      </w:r>
-      <w:proofErr w:type="spellEnd"/>
-      <w:r>
-        <w:rPr>
-          <w:rFonts w:asciiTheme="majorBidi" w:hAnsiTheme="majorBidi" w:cstheme="majorBidi"/>
-          <w:sz w:val="28"/>
-          <w:szCs w:val="28"/>
-        </w:rPr>
-        <w:t>)</w:t>
-      </w:r>
-    </w:p>
-    <w:p>
-      <w:pPr>
-        <w:pStyle w:val="ListParagraph"/>
-        <w:numPr>
-          <w:ilvl w:val="0"/>
-          <w:numId w:val="13"/>
-        </w:numPr>
-        <w:ind w:left="360"/>
-        <w:jc w:val="both"/>
-        <w:rPr>
-          <w:rFonts w:asciiTheme="majorBidi" w:hAnsiTheme="majorBidi" w:cstheme="majorBidi"/>
-          <w:sz w:val="28"/>
-          <w:szCs w:val="28"/>
-        </w:rPr>
-      </w:pPr>
-      <w:r>
-        <w:rPr>
-          <w:rFonts w:asciiTheme="majorBidi" w:hAnsiTheme="majorBidi" w:cstheme="majorBidi"/>
-          <w:sz w:val="28"/>
-          <w:szCs w:val="28"/>
-        </w:rPr>
-        <w:t>Designed for task execution</w:t>
-      </w:r>
-    </w:p>
-    <w:p>
-      <w:pPr>
-        <w:pStyle w:val="ListParagraph"/>
-        <w:numPr>
-          <w:ilvl w:val="0"/>
-          <w:numId w:val="13"/>
-        </w:numPr>
-        <w:ind w:left="360"/>
-        <w:jc w:val="both"/>
-        <w:rPr>
-          <w:rFonts w:asciiTheme="majorBidi" w:hAnsiTheme="majorBidi" w:cstheme="majorBidi"/>
-          <w:sz w:val="28"/>
-          <w:szCs w:val="28"/>
-        </w:rPr>
-      </w:pPr>
-      <w:r>
-        <w:rPr>
-          <w:rFonts w:asciiTheme="majorBidi" w:hAnsiTheme="majorBidi" w:cstheme="majorBidi"/>
-          <w:sz w:val="28"/>
-          <w:szCs w:val="28"/>
-        </w:rPr>
-        <w:t>Exists beyond a single Pod</w:t>
-      </w:r>
-    </w:p>
-    <w:p>
-      <w:pPr>
-        <w:pStyle w:val="ListParagraph"/>
-        <w:numPr>
-          <w:ilvl w:val="0"/>
-          <w:numId w:val="13"/>
-        </w:numPr>
-        <w:ind w:left="360"/>
-        <w:jc w:val="both"/>
-        <w:rPr>
-          <w:rFonts w:asciiTheme="majorBidi" w:hAnsiTheme="majorBidi" w:cstheme="majorBidi"/>
-          <w:sz w:val="28"/>
-          <w:szCs w:val="28"/>
-        </w:rPr>
-      </w:pPr>
-      <w:r>
-        <w:rPr>
-          <w:rFonts w:asciiTheme="majorBidi" w:hAnsiTheme="majorBidi" w:cstheme="majorBidi"/>
-          <w:sz w:val="28"/>
-          <w:szCs w:val="28"/>
-        </w:rPr>
-        <w:t>It can run multiple times</w:t>
-      </w:r>
-    </w:p>
-    <w:p>
-      <w:pPr>
-        <w:jc w:val="both"/>
-        <w:rPr>
-          <w:rFonts w:asciiTheme="majorBidi" w:hAnsiTheme="majorBidi" w:cstheme="majorBidi"/>
-          <w:b/>
-          <w:bCs/>
-          <w:sz w:val="32"/>
-          <w:szCs w:val="32"/>
-        </w:rPr>
-      </w:pPr>
-      <w:r>
-        <w:rPr>
-          <w:rFonts w:asciiTheme="majorBidi" w:hAnsiTheme="majorBidi" w:cstheme="majorBidi"/>
-          <w:b/>
-          <w:bCs/>
-          <w:sz w:val="32"/>
-          <w:szCs w:val="32"/>
-        </w:rPr>
-        <w:t>Comparison</w:t>
-      </w:r>
-      <w:r>
-        <w:rPr>
-          <w:rFonts w:asciiTheme="majorBidi" w:hAnsiTheme="majorBidi" w:cstheme="majorBidi"/>
-          <w:b/>
-          <w:bCs/>
-          <w:sz w:val="32"/>
-          <w:szCs w:val="32"/>
-        </w:rPr>
-        <w:t>:</w:t>
-      </w:r>
-    </w:p>
-    <w:tbl>
-      <w:tblPr>
-        <w:tblStyle w:val="GridTable3"/>
-        <w:tblW w:w="0" w:type="auto"/>
-        <w:tblLook w:val="04A0" w:firstRow="1" w:lastRow="0" w:firstColumn="1" w:lastColumn="0" w:noHBand="0" w:noVBand="1"/>
-      </w:tblPr>
-      <w:tblGrid>
-        <w:gridCol w:w="2566"/>
-        <w:gridCol w:w="3055"/>
-        <w:gridCol w:w="4845"/>
-      </w:tblGrid>
-      <w:tr>
-        <w:trPr>
-          <w:cnfStyle w:val="100000000000" w:firstRow="1" w:lastRow="0" w:firstColumn="0" w:lastColumn="0" w:oddVBand="0" w:evenVBand="0" w:oddHBand="0" w:evenHBand="0" w:firstRowFirstColumn="0" w:firstRowLastColumn="0" w:lastRowFirstColumn="0" w:lastRowLastColumn="0"/>
-        </w:trPr>
-        <w:tc>
-          <w:tcPr>
-            <w:cnfStyle w:val="001000000100" w:firstRow="0" w:lastRow="0" w:firstColumn="1" w:lastColumn="0" w:oddVBand="0" w:evenVBand="0" w:oddHBand="0" w:evenHBand="0" w:firstRowFirstColumn="1" w:firstRowLastColumn="0" w:lastRowFirstColumn="0" w:lastRowLastColumn="0"/>
-            <w:tcW w:w="2610" w:type="dxa"/>
-            <w:tcBorders>
-              <w:top w:val="single" w:sz="12" w:space="0" w:color="auto"/>
-            </w:tcBorders>
-            <w:vAlign w:val="center"/>
-          </w:tcPr>
-          <w:p>
-            <w:pPr>
-              <w:spacing w:before="120" w:after="120"/>
-              <w:jc w:val="center"/>
-              <w:rPr>
-                <w:rFonts w:asciiTheme="majorBidi" w:hAnsiTheme="majorBidi" w:cstheme="majorBidi"/>
-                <w:i w:val="0"/>
-                <w:iCs w:val="0"/>
-                <w:sz w:val="28"/>
-                <w:szCs w:val="28"/>
-              </w:rPr>
-            </w:pPr>
-            <w:r>
-              <w:rPr>
-                <w:rFonts w:asciiTheme="majorBidi" w:hAnsiTheme="majorBidi" w:cstheme="majorBidi"/>
-                <w:i w:val="0"/>
-                <w:iCs w:val="0"/>
-                <w:sz w:val="28"/>
-                <w:szCs w:val="28"/>
-              </w:rPr>
-              <w:t>Aspect</w:t>
-            </w:r>
-          </w:p>
-        </w:tc>
-        <w:tc>
-          <w:tcPr>
-            <w:tcW w:w="3150" w:type="dxa"/>
-            <w:tcBorders>
-              <w:top w:val="single" w:sz="12" w:space="0" w:color="auto"/>
-            </w:tcBorders>
-            <w:vAlign w:val="center"/>
-          </w:tcPr>
-          <w:p>
-            <w:pPr>
-              <w:spacing w:before="120" w:after="120"/>
-              <w:jc w:val="center"/>
-              <w:cnfStyle w:val="100000000000" w:firstRow="1" w:lastRow="0" w:firstColumn="0" w:lastColumn="0" w:oddVBand="0" w:evenVBand="0" w:oddHBand="0" w:evenHBand="0" w:firstRowFirstColumn="0" w:firstRowLastColumn="0" w:lastRowFirstColumn="0" w:lastRowLastColumn="0"/>
-              <w:rPr>
-                <w:rFonts w:asciiTheme="majorBidi" w:hAnsiTheme="majorBidi" w:cstheme="majorBidi"/>
-                <w:sz w:val="28"/>
-                <w:szCs w:val="28"/>
-              </w:rPr>
-            </w:pPr>
-            <w:r>
-              <w:rPr>
-                <w:rFonts w:asciiTheme="majorBidi" w:hAnsiTheme="majorBidi" w:cstheme="majorBidi"/>
-                <w:sz w:val="28"/>
-                <w:szCs w:val="28"/>
-              </w:rPr>
-              <w:t>Init Container</w:t>
-            </w:r>
-          </w:p>
-        </w:tc>
-        <w:tc>
-          <w:tcPr>
-            <w:tcW w:w="5030" w:type="dxa"/>
-            <w:tcBorders>
-              <w:top w:val="single" w:sz="12" w:space="0" w:color="auto"/>
-            </w:tcBorders>
-            <w:vAlign w:val="center"/>
-          </w:tcPr>
-          <w:p>
-            <w:pPr>
-              <w:spacing w:before="120" w:after="120"/>
-              <w:jc w:val="center"/>
-              <w:cnfStyle w:val="100000000000" w:firstRow="1" w:lastRow="0" w:firstColumn="0" w:lastColumn="0" w:oddVBand="0" w:evenVBand="0" w:oddHBand="0" w:evenHBand="0" w:firstRowFirstColumn="0" w:firstRowLastColumn="0" w:lastRowFirstColumn="0" w:lastRowLastColumn="0"/>
-              <w:rPr>
-                <w:rFonts w:asciiTheme="majorBidi" w:hAnsiTheme="majorBidi" w:cstheme="majorBidi"/>
-                <w:sz w:val="28"/>
-                <w:szCs w:val="28"/>
-              </w:rPr>
-            </w:pPr>
-            <w:r>
-              <w:rPr>
-                <w:rFonts w:asciiTheme="majorBidi" w:hAnsiTheme="majorBidi" w:cstheme="majorBidi"/>
-                <w:sz w:val="28"/>
-                <w:szCs w:val="28"/>
-              </w:rPr>
-              <w:t>Job</w:t>
-            </w:r>
-          </w:p>
-        </w:tc>
-      </w:tr>
-      <w:tr>
-        <w:trPr>
-          <w:cnfStyle w:val="000000100000" w:firstRow="0" w:lastRow="0" w:firstColumn="0" w:lastColumn="0" w:oddVBand="0" w:evenVBand="0" w:oddHBand="1" w:evenHBand="0" w:firstRowFirstColumn="0" w:firstRowLastColumn="0" w:lastRowFirstColumn="0" w:lastRowLastColumn="0"/>
-        </w:trPr>
-        <w:tc>
-          <w:tcPr>
-            <w:cnfStyle w:val="001000000000" w:firstRow="0" w:lastRow="0" w:firstColumn="1" w:lastColumn="0" w:oddVBand="0" w:evenVBand="0" w:oddHBand="0" w:evenHBand="0" w:firstRowFirstColumn="0" w:firstRowLastColumn="0" w:lastRowFirstColumn="0" w:lastRowLastColumn="0"/>
-            <w:tcW w:w="2610" w:type="dxa"/>
-            <w:vAlign w:val="center"/>
-          </w:tcPr>
-          <w:p>
-            <w:pPr>
-              <w:spacing w:before="120" w:after="120"/>
-              <w:jc w:val="center"/>
-              <w:rPr>
-                <w:rFonts w:asciiTheme="majorBidi" w:hAnsiTheme="majorBidi" w:cstheme="majorBidi"/>
-                <w:b/>
-                <w:bCs/>
-                <w:sz w:val="28"/>
-                <w:szCs w:val="28"/>
-              </w:rPr>
-            </w:pPr>
-            <w:r>
-              <w:rPr>
-                <w:rFonts w:asciiTheme="majorBidi" w:hAnsiTheme="majorBidi" w:cstheme="majorBidi"/>
-                <w:b/>
-                <w:bCs/>
-                <w:sz w:val="28"/>
-                <w:szCs w:val="28"/>
-              </w:rPr>
-              <w:t>Purpose</w:t>
-            </w:r>
-          </w:p>
-        </w:tc>
-        <w:tc>
-          <w:tcPr>
-            <w:tcW w:w="3150" w:type="dxa"/>
-            <w:vAlign w:val="center"/>
-          </w:tcPr>
-          <w:p>
-            <w:pPr>
-              <w:spacing w:before="120" w:after="120"/>
-              <w:jc w:val="center"/>
-              <w:cnfStyle w:val="000000100000" w:firstRow="0" w:lastRow="0" w:firstColumn="0" w:lastColumn="0" w:oddVBand="0" w:evenVBand="0" w:oddHBand="1" w:evenHBand="0" w:firstRowFirstColumn="0" w:firstRowLastColumn="0" w:lastRowFirstColumn="0" w:lastRowLastColumn="0"/>
-              <w:rPr>
-                <w:rFonts w:asciiTheme="majorBidi" w:hAnsiTheme="majorBidi" w:cstheme="majorBidi"/>
-                <w:sz w:val="28"/>
-                <w:szCs w:val="28"/>
-              </w:rPr>
-            </w:pPr>
-            <w:r>
-              <w:rPr>
-                <w:rFonts w:asciiTheme="majorBidi" w:hAnsiTheme="majorBidi" w:cstheme="majorBidi"/>
-                <w:sz w:val="28"/>
-                <w:szCs w:val="28"/>
-              </w:rPr>
-              <w:t>Prepare a Pod</w:t>
-            </w:r>
-          </w:p>
-        </w:tc>
-        <w:tc>
-          <w:tcPr>
-            <w:tcW w:w="5030" w:type="dxa"/>
-            <w:vAlign w:val="center"/>
-          </w:tcPr>
-          <w:p>
-            <w:pPr>
-              <w:spacing w:before="120" w:after="120"/>
-              <w:jc w:val="center"/>
-              <w:cnfStyle w:val="000000100000" w:firstRow="0" w:lastRow="0" w:firstColumn="0" w:lastColumn="0" w:oddVBand="0" w:evenVBand="0" w:oddHBand="1" w:evenHBand="0" w:firstRowFirstColumn="0" w:firstRowLastColumn="0" w:lastRowFirstColumn="0" w:lastRowLastColumn="0"/>
-              <w:rPr>
-                <w:rFonts w:asciiTheme="majorBidi" w:hAnsiTheme="majorBidi" w:cstheme="majorBidi"/>
-                <w:sz w:val="28"/>
-                <w:szCs w:val="28"/>
-              </w:rPr>
-            </w:pPr>
-            <w:r>
-              <w:rPr>
-                <w:rFonts w:asciiTheme="majorBidi" w:hAnsiTheme="majorBidi" w:cstheme="majorBidi"/>
-                <w:sz w:val="28"/>
-                <w:szCs w:val="28"/>
-              </w:rPr>
-              <w:t>Execute a task</w:t>
-            </w:r>
-          </w:p>
-        </w:tc>
-      </w:tr>
-      <w:tr>
-        <w:tc>
-          <w:tcPr>
-            <w:cnfStyle w:val="001000000000" w:firstRow="0" w:lastRow="0" w:firstColumn="1" w:lastColumn="0" w:oddVBand="0" w:evenVBand="0" w:oddHBand="0" w:evenHBand="0" w:firstRowFirstColumn="0" w:firstRowLastColumn="0" w:lastRowFirstColumn="0" w:lastRowLastColumn="0"/>
-            <w:tcW w:w="2610" w:type="dxa"/>
-            <w:vAlign w:val="center"/>
-          </w:tcPr>
-          <w:p>
-            <w:pPr>
-              <w:spacing w:before="120" w:after="120"/>
-              <w:jc w:val="center"/>
-              <w:rPr>
-                <w:rFonts w:asciiTheme="majorBidi" w:hAnsiTheme="majorBidi" w:cstheme="majorBidi"/>
-                <w:b/>
-                <w:bCs/>
-                <w:sz w:val="28"/>
-                <w:szCs w:val="28"/>
-              </w:rPr>
-            </w:pPr>
-            <w:r>
-              <w:rPr>
-                <w:rFonts w:asciiTheme="majorBidi" w:hAnsiTheme="majorBidi" w:cstheme="majorBidi"/>
-                <w:b/>
-                <w:bCs/>
-                <w:sz w:val="28"/>
-                <w:szCs w:val="28"/>
-              </w:rPr>
-              <w:t>Scope</w:t>
-            </w:r>
-          </w:p>
-        </w:tc>
-        <w:tc>
-          <w:tcPr>
-            <w:tcW w:w="3150" w:type="dxa"/>
-            <w:vAlign w:val="center"/>
-          </w:tcPr>
-          <w:p>
-            <w:pPr>
-              <w:spacing w:before="120" w:after="120"/>
-              <w:jc w:val="center"/>
-              <w:cnfStyle w:val="000000000000" w:firstRow="0" w:lastRow="0" w:firstColumn="0" w:lastColumn="0" w:oddVBand="0" w:evenVBand="0" w:oddHBand="0" w:evenHBand="0" w:firstRowFirstColumn="0" w:firstRowLastColumn="0" w:lastRowFirstColumn="0" w:lastRowLastColumn="0"/>
-              <w:rPr>
-                <w:rFonts w:asciiTheme="majorBidi" w:hAnsiTheme="majorBidi" w:cstheme="majorBidi"/>
-                <w:sz w:val="28"/>
-                <w:szCs w:val="28"/>
-              </w:rPr>
-            </w:pPr>
-            <w:r>
-              <w:rPr>
-                <w:rFonts w:asciiTheme="majorBidi" w:hAnsiTheme="majorBidi" w:cstheme="majorBidi"/>
-                <w:sz w:val="28"/>
-                <w:szCs w:val="28"/>
-              </w:rPr>
-              <w:t>Pod‑level</w:t>
-            </w:r>
-          </w:p>
-        </w:tc>
-        <w:tc>
-          <w:tcPr>
-            <w:tcW w:w="5030" w:type="dxa"/>
-            <w:vAlign w:val="center"/>
-          </w:tcPr>
-          <w:p>
-            <w:pPr>
-              <w:spacing w:before="120" w:after="120"/>
-              <w:jc w:val="center"/>
-              <w:cnfStyle w:val="000000000000" w:firstRow="0" w:lastRow="0" w:firstColumn="0" w:lastColumn="0" w:oddVBand="0" w:evenVBand="0" w:oddHBand="0" w:evenHBand="0" w:firstRowFirstColumn="0" w:firstRowLastColumn="0" w:lastRowFirstColumn="0" w:lastRowLastColumn="0"/>
-              <w:rPr>
-                <w:rFonts w:asciiTheme="majorBidi" w:hAnsiTheme="majorBidi" w:cstheme="majorBidi"/>
-                <w:sz w:val="28"/>
-                <w:szCs w:val="28"/>
-              </w:rPr>
-            </w:pPr>
-            <w:r>
-              <w:rPr>
-                <w:rFonts w:asciiTheme="majorBidi" w:hAnsiTheme="majorBidi" w:cstheme="majorBidi"/>
-                <w:sz w:val="28"/>
-                <w:szCs w:val="28"/>
-              </w:rPr>
-              <w:t>Cluster workload</w:t>
-            </w:r>
-          </w:p>
-        </w:tc>
-      </w:tr>
-      <w:tr>
-        <w:trPr>
-          <w:cnfStyle w:val="000000100000" w:firstRow="0" w:lastRow="0" w:firstColumn="0" w:lastColumn="0" w:oddVBand="0" w:evenVBand="0" w:oddHBand="1" w:evenHBand="0" w:firstRowFirstColumn="0" w:firstRowLastColumn="0" w:lastRowFirstColumn="0" w:lastRowLastColumn="0"/>
-        </w:trPr>
-        <w:tc>
-          <w:tcPr>
-            <w:cnfStyle w:val="001000000000" w:firstRow="0" w:lastRow="0" w:firstColumn="1" w:lastColumn="0" w:oddVBand="0" w:evenVBand="0" w:oddHBand="0" w:evenHBand="0" w:firstRowFirstColumn="0" w:firstRowLastColumn="0" w:lastRowFirstColumn="0" w:lastRowLastColumn="0"/>
-            <w:tcW w:w="2610" w:type="dxa"/>
-            <w:vAlign w:val="center"/>
-          </w:tcPr>
-          <w:p>
-            <w:pPr>
-              <w:spacing w:before="120" w:after="120"/>
-              <w:jc w:val="center"/>
-              <w:rPr>
-                <w:rFonts w:asciiTheme="majorBidi" w:hAnsiTheme="majorBidi" w:cstheme="majorBidi"/>
-                <w:b/>
-                <w:bCs/>
-                <w:sz w:val="28"/>
-                <w:szCs w:val="28"/>
-              </w:rPr>
-            </w:pPr>
-            <w:r>
-              <w:rPr>
-                <w:rFonts w:asciiTheme="majorBidi" w:hAnsiTheme="majorBidi" w:cstheme="majorBidi"/>
-                <w:b/>
-                <w:bCs/>
-                <w:sz w:val="28"/>
-                <w:szCs w:val="28"/>
-              </w:rPr>
-              <w:t>Runs independently</w:t>
-            </w:r>
-          </w:p>
-        </w:tc>
-        <w:tc>
-          <w:tcPr>
-            <w:tcW w:w="3150" w:type="dxa"/>
-            <w:vAlign w:val="center"/>
-          </w:tcPr>
-          <w:p>
-            <w:pPr>
-              <w:spacing w:before="120" w:after="120"/>
-              <w:jc w:val="center"/>
-              <w:cnfStyle w:val="000000100000" w:firstRow="0" w:lastRow="0" w:firstColumn="0" w:lastColumn="0" w:oddVBand="0" w:evenVBand="0" w:oddHBand="1" w:evenHBand="0" w:firstRowFirstColumn="0" w:firstRowLastColumn="0" w:lastRowFirstColumn="0" w:lastRowLastColumn="0"/>
-              <w:rPr>
-                <w:rFonts w:asciiTheme="majorBidi" w:hAnsiTheme="majorBidi" w:cstheme="majorBidi"/>
-                <w:sz w:val="28"/>
-                <w:szCs w:val="28"/>
-              </w:rPr>
-            </w:pPr>
-            <w:r>
-              <w:rPr>
-                <w:rFonts w:asciiTheme="majorBidi" w:hAnsiTheme="majorBidi" w:cstheme="majorBidi"/>
-                <w:sz w:val="28"/>
-                <w:szCs w:val="28"/>
-              </w:rPr>
-              <w:t>No</w:t>
-            </w:r>
-          </w:p>
-        </w:tc>
-        <w:tc>
-          <w:tcPr>
-            <w:tcW w:w="5030" w:type="dxa"/>
-            <w:vAlign w:val="center"/>
-          </w:tcPr>
-          <w:p>
-            <w:pPr>
-              <w:spacing w:before="120" w:after="120"/>
-              <w:jc w:val="center"/>
-              <w:cnfStyle w:val="000000100000" w:firstRow="0" w:lastRow="0" w:firstColumn="0" w:lastColumn="0" w:oddVBand="0" w:evenVBand="0" w:oddHBand="1" w:evenHBand="0" w:firstRowFirstColumn="0" w:firstRowLastColumn="0" w:lastRowFirstColumn="0" w:lastRowLastColumn="0"/>
-              <w:rPr>
-                <w:rFonts w:asciiTheme="majorBidi" w:hAnsiTheme="majorBidi" w:cstheme="majorBidi"/>
-                <w:sz w:val="28"/>
-                <w:szCs w:val="28"/>
-              </w:rPr>
-            </w:pPr>
-            <w:r>
-              <w:rPr>
-                <w:rFonts w:asciiTheme="majorBidi" w:hAnsiTheme="majorBidi" w:cstheme="majorBidi"/>
-                <w:sz w:val="28"/>
-                <w:szCs w:val="28"/>
-              </w:rPr>
-              <w:t>Yes</w:t>
-            </w:r>
-          </w:p>
-        </w:tc>
-      </w:tr>
-      <w:tr>
-        <w:tc>
-          <w:tcPr>
-            <w:cnfStyle w:val="001000000000" w:firstRow="0" w:lastRow="0" w:firstColumn="1" w:lastColumn="0" w:oddVBand="0" w:evenVBand="0" w:oddHBand="0" w:evenHBand="0" w:firstRowFirstColumn="0" w:firstRowLastColumn="0" w:lastRowFirstColumn="0" w:lastRowLastColumn="0"/>
-            <w:tcW w:w="2610" w:type="dxa"/>
-            <w:vAlign w:val="center"/>
-          </w:tcPr>
-          <w:p>
-            <w:pPr>
-              <w:spacing w:before="120" w:after="120"/>
-              <w:jc w:val="center"/>
-              <w:rPr>
-                <w:rFonts w:asciiTheme="majorBidi" w:hAnsiTheme="majorBidi" w:cstheme="majorBidi"/>
-                <w:b/>
-                <w:bCs/>
-                <w:sz w:val="28"/>
-                <w:szCs w:val="28"/>
-              </w:rPr>
-            </w:pPr>
-            <w:r>
-              <w:rPr>
-                <w:rFonts w:asciiTheme="majorBidi" w:hAnsiTheme="majorBidi" w:cstheme="majorBidi"/>
-                <w:b/>
-                <w:bCs/>
-                <w:sz w:val="28"/>
-                <w:szCs w:val="28"/>
-              </w:rPr>
-              <w:t>Controls Pods</w:t>
-            </w:r>
-          </w:p>
-        </w:tc>
-        <w:tc>
-          <w:tcPr>
-            <w:tcW w:w="3150" w:type="dxa"/>
-            <w:vAlign w:val="center"/>
-          </w:tcPr>
-          <w:p>
-            <w:pPr>
-              <w:spacing w:before="120" w:after="120"/>
-              <w:jc w:val="center"/>
-              <w:cnfStyle w:val="000000000000" w:firstRow="0" w:lastRow="0" w:firstColumn="0" w:lastColumn="0" w:oddVBand="0" w:evenVBand="0" w:oddHBand="0" w:evenHBand="0" w:firstRowFirstColumn="0" w:firstRowLastColumn="0" w:lastRowFirstColumn="0" w:lastRowLastColumn="0"/>
-              <w:rPr>
-                <w:rFonts w:asciiTheme="majorBidi" w:hAnsiTheme="majorBidi" w:cstheme="majorBidi"/>
-                <w:sz w:val="28"/>
-                <w:szCs w:val="28"/>
-              </w:rPr>
-            </w:pPr>
-            <w:r>
-              <w:rPr>
-                <w:rFonts w:asciiTheme="majorBidi" w:hAnsiTheme="majorBidi" w:cstheme="majorBidi"/>
-                <w:sz w:val="28"/>
-                <w:szCs w:val="28"/>
-              </w:rPr>
-              <w:t>No</w:t>
-            </w:r>
-          </w:p>
-        </w:tc>
-        <w:tc>
-          <w:tcPr>
-            <w:tcW w:w="5030" w:type="dxa"/>
-            <w:vAlign w:val="center"/>
-          </w:tcPr>
-          <w:p>
-            <w:pPr>
-              <w:spacing w:before="120" w:after="120"/>
-              <w:jc w:val="center"/>
-              <w:cnfStyle w:val="000000000000" w:firstRow="0" w:lastRow="0" w:firstColumn="0" w:lastColumn="0" w:oddVBand="0" w:evenVBand="0" w:oddHBand="0" w:evenHBand="0" w:firstRowFirstColumn="0" w:firstRowLastColumn="0" w:lastRowFirstColumn="0" w:lastRowLastColumn="0"/>
-              <w:rPr>
-                <w:rFonts w:asciiTheme="majorBidi" w:hAnsiTheme="majorBidi" w:cstheme="majorBidi"/>
-                <w:sz w:val="28"/>
-                <w:szCs w:val="28"/>
-              </w:rPr>
-            </w:pPr>
-            <w:r>
-              <w:rPr>
-                <w:rFonts w:asciiTheme="majorBidi" w:hAnsiTheme="majorBidi" w:cstheme="majorBidi"/>
-                <w:sz w:val="28"/>
-                <w:szCs w:val="28"/>
-              </w:rPr>
-              <w:t>Yes</w:t>
-            </w:r>
-          </w:p>
-        </w:tc>
-      </w:tr>
-      <w:tr>
-        <w:trPr>
-          <w:cnfStyle w:val="000000100000" w:firstRow="0" w:lastRow="0" w:firstColumn="0" w:lastColumn="0" w:oddVBand="0" w:evenVBand="0" w:oddHBand="1" w:evenHBand="0" w:firstRowFirstColumn="0" w:firstRowLastColumn="0" w:lastRowFirstColumn="0" w:lastRowLastColumn="0"/>
-        </w:trPr>
-        <w:tc>
-          <w:tcPr>
-            <w:cnfStyle w:val="001000000000" w:firstRow="0" w:lastRow="0" w:firstColumn="1" w:lastColumn="0" w:oddVBand="0" w:evenVBand="0" w:oddHBand="0" w:evenHBand="0" w:firstRowFirstColumn="0" w:firstRowLastColumn="0" w:lastRowFirstColumn="0" w:lastRowLastColumn="0"/>
-            <w:tcW w:w="2610" w:type="dxa"/>
-            <w:vAlign w:val="center"/>
-          </w:tcPr>
-          <w:p>
-            <w:pPr>
-              <w:spacing w:before="120" w:after="120"/>
-              <w:jc w:val="center"/>
-              <w:rPr>
-                <w:rFonts w:asciiTheme="majorBidi" w:hAnsiTheme="majorBidi" w:cstheme="majorBidi"/>
-                <w:b/>
-                <w:bCs/>
-                <w:sz w:val="28"/>
-                <w:szCs w:val="28"/>
-              </w:rPr>
-            </w:pPr>
-            <w:r>
-              <w:rPr>
-                <w:rFonts w:asciiTheme="majorBidi" w:hAnsiTheme="majorBidi" w:cstheme="majorBidi"/>
-                <w:b/>
-                <w:bCs/>
-                <w:sz w:val="28"/>
-                <w:szCs w:val="28"/>
-              </w:rPr>
-              <w:t>Runs continuously</w:t>
-            </w:r>
-          </w:p>
-        </w:tc>
-        <w:tc>
-          <w:tcPr>
-            <w:tcW w:w="3150" w:type="dxa"/>
-            <w:vAlign w:val="center"/>
-          </w:tcPr>
-          <w:p>
-            <w:pPr>
-              <w:spacing w:before="120" w:after="120"/>
-              <w:jc w:val="center"/>
-              <w:cnfStyle w:val="000000100000" w:firstRow="0" w:lastRow="0" w:firstColumn="0" w:lastColumn="0" w:oddVBand="0" w:evenVBand="0" w:oddHBand="1" w:evenHBand="0" w:firstRowFirstColumn="0" w:firstRowLastColumn="0" w:lastRowFirstColumn="0" w:lastRowLastColumn="0"/>
-              <w:rPr>
-                <w:rFonts w:asciiTheme="majorBidi" w:hAnsiTheme="majorBidi" w:cstheme="majorBidi"/>
-                <w:sz w:val="28"/>
-                <w:szCs w:val="28"/>
-              </w:rPr>
-            </w:pPr>
-            <w:r>
-              <w:rPr>
-                <w:rFonts w:asciiTheme="majorBidi" w:hAnsiTheme="majorBidi" w:cstheme="majorBidi"/>
-                <w:sz w:val="28"/>
-                <w:szCs w:val="28"/>
-              </w:rPr>
-              <w:t>No</w:t>
-            </w:r>
-          </w:p>
-        </w:tc>
-        <w:tc>
-          <w:tcPr>
-            <w:tcW w:w="5030" w:type="dxa"/>
-            <w:vAlign w:val="center"/>
-          </w:tcPr>
-          <w:p>
-            <w:pPr>
-              <w:spacing w:before="120" w:after="120"/>
-              <w:jc w:val="center"/>
-              <w:cnfStyle w:val="000000100000" w:firstRow="0" w:lastRow="0" w:firstColumn="0" w:lastColumn="0" w:oddVBand="0" w:evenVBand="0" w:oddHBand="1" w:evenHBand="0" w:firstRowFirstColumn="0" w:firstRowLastColumn="0" w:lastRowFirstColumn="0" w:lastRowLastColumn="0"/>
-              <w:rPr>
-                <w:rFonts w:asciiTheme="majorBidi" w:hAnsiTheme="majorBidi" w:cstheme="majorBidi"/>
-                <w:sz w:val="28"/>
-                <w:szCs w:val="28"/>
-              </w:rPr>
-            </w:pPr>
-            <w:r>
-              <w:rPr>
-                <w:rFonts w:asciiTheme="majorBidi" w:hAnsiTheme="majorBidi" w:cstheme="majorBidi"/>
-                <w:sz w:val="28"/>
-                <w:szCs w:val="28"/>
-              </w:rPr>
-              <w:t>No</w:t>
-            </w:r>
-          </w:p>
-        </w:tc>
-      </w:tr>
-      <w:tr>
-        <w:tc>
-          <w:tcPr>
-            <w:cnfStyle w:val="001000000000" w:firstRow="0" w:lastRow="0" w:firstColumn="1" w:lastColumn="0" w:oddVBand="0" w:evenVBand="0" w:oddHBand="0" w:evenHBand="0" w:firstRowFirstColumn="0" w:firstRowLastColumn="0" w:lastRowFirstColumn="0" w:lastRowLastColumn="0"/>
-            <w:tcW w:w="2610" w:type="dxa"/>
-            <w:vAlign w:val="center"/>
-          </w:tcPr>
-          <w:p>
-            <w:pPr>
-              <w:spacing w:before="120" w:after="120"/>
-              <w:jc w:val="center"/>
-              <w:rPr>
-                <w:rFonts w:asciiTheme="majorBidi" w:hAnsiTheme="majorBidi" w:cstheme="majorBidi"/>
-                <w:b/>
-                <w:bCs/>
-                <w:sz w:val="28"/>
-                <w:szCs w:val="28"/>
-              </w:rPr>
-            </w:pPr>
-            <w:r>
-              <w:rPr>
-                <w:rFonts w:asciiTheme="majorBidi" w:hAnsiTheme="majorBidi" w:cstheme="majorBidi"/>
-                <w:b/>
-                <w:bCs/>
-                <w:sz w:val="28"/>
-                <w:szCs w:val="28"/>
-              </w:rPr>
-              <w:t>Execution count</w:t>
-            </w:r>
-          </w:p>
-        </w:tc>
-        <w:tc>
-          <w:tcPr>
-            <w:tcW w:w="3150" w:type="dxa"/>
-            <w:vAlign w:val="center"/>
-          </w:tcPr>
-          <w:p>
-            <w:pPr>
-              <w:spacing w:before="120" w:after="120"/>
-              <w:jc w:val="center"/>
-              <w:cnfStyle w:val="000000000000" w:firstRow="0" w:lastRow="0" w:firstColumn="0" w:lastColumn="0" w:oddVBand="0" w:evenVBand="0" w:oddHBand="0" w:evenHBand="0" w:firstRowFirstColumn="0" w:firstRowLastColumn="0" w:lastRowFirstColumn="0" w:lastRowLastColumn="0"/>
-              <w:rPr>
-                <w:rFonts w:asciiTheme="majorBidi" w:hAnsiTheme="majorBidi" w:cstheme="majorBidi"/>
-                <w:sz w:val="28"/>
-                <w:szCs w:val="28"/>
-              </w:rPr>
-            </w:pPr>
-            <w:r>
-              <w:rPr>
-                <w:rFonts w:asciiTheme="majorBidi" w:hAnsiTheme="majorBidi" w:cstheme="majorBidi"/>
-                <w:sz w:val="28"/>
-                <w:szCs w:val="28"/>
-              </w:rPr>
-              <w:t>Runs once per Pod start</w:t>
-            </w:r>
-          </w:p>
-        </w:tc>
-        <w:tc>
-          <w:tcPr>
-            <w:tcW w:w="5030" w:type="dxa"/>
-            <w:vAlign w:val="center"/>
-          </w:tcPr>
-          <w:p>
-            <w:pPr>
-              <w:spacing w:before="120" w:after="120"/>
-              <w:jc w:val="center"/>
-              <w:cnfStyle w:val="000000000000" w:firstRow="0" w:lastRow="0" w:firstColumn="0" w:lastColumn="0" w:oddVBand="0" w:evenVBand="0" w:oddHBand="0" w:evenHBand="0" w:firstRowFirstColumn="0" w:firstRowLastColumn="0" w:lastRowFirstColumn="0" w:lastRowLastColumn="0"/>
-              <w:rPr>
-                <w:rFonts w:asciiTheme="majorBidi" w:hAnsiTheme="majorBidi" w:cstheme="majorBidi"/>
-                <w:sz w:val="28"/>
-                <w:szCs w:val="28"/>
-              </w:rPr>
-            </w:pPr>
-            <w:r>
-              <w:rPr>
-                <w:rFonts w:asciiTheme="majorBidi" w:hAnsiTheme="majorBidi" w:cstheme="majorBidi"/>
-                <w:sz w:val="28"/>
-                <w:szCs w:val="28"/>
-              </w:rPr>
-              <w:t>Can run once, multiple times or in parallel</w:t>
-            </w:r>
-          </w:p>
-        </w:tc>
-      </w:tr>
-      <w:tr>
-        <w:trPr>
-          <w:cnfStyle w:val="000000100000" w:firstRow="0" w:lastRow="0" w:firstColumn="0" w:lastColumn="0" w:oddVBand="0" w:evenVBand="0" w:oddHBand="1" w:evenHBand="0" w:firstRowFirstColumn="0" w:firstRowLastColumn="0" w:lastRowFirstColumn="0" w:lastRowLastColumn="0"/>
-        </w:trPr>
-        <w:tc>
-          <w:tcPr>
-            <w:cnfStyle w:val="001000000000" w:firstRow="0" w:lastRow="0" w:firstColumn="1" w:lastColumn="0" w:oddVBand="0" w:evenVBand="0" w:oddHBand="0" w:evenHBand="0" w:firstRowFirstColumn="0" w:firstRowLastColumn="0" w:lastRowFirstColumn="0" w:lastRowLastColumn="0"/>
-            <w:tcW w:w="2610" w:type="dxa"/>
-            <w:vAlign w:val="center"/>
-          </w:tcPr>
-          <w:p>
-            <w:pPr>
-              <w:spacing w:before="120" w:after="120"/>
-              <w:jc w:val="center"/>
-              <w:rPr>
-                <w:rFonts w:asciiTheme="majorBidi" w:hAnsiTheme="majorBidi" w:cstheme="majorBidi"/>
-                <w:b/>
-                <w:bCs/>
-                <w:sz w:val="28"/>
-                <w:szCs w:val="28"/>
-              </w:rPr>
-            </w:pPr>
-            <w:r>
-              <w:rPr>
-                <w:rFonts w:asciiTheme="majorBidi" w:hAnsiTheme="majorBidi" w:cstheme="majorBidi"/>
-                <w:b/>
-                <w:bCs/>
-                <w:sz w:val="28"/>
-                <w:szCs w:val="28"/>
-              </w:rPr>
-              <w:lastRenderedPageBreak/>
-              <w:t>Success requirement</w:t>
-            </w:r>
-          </w:p>
-        </w:tc>
-        <w:tc>
-          <w:tcPr>
-            <w:tcW w:w="3150" w:type="dxa"/>
-            <w:vAlign w:val="center"/>
-          </w:tcPr>
-          <w:p>
-            <w:pPr>
-              <w:spacing w:before="120" w:after="120"/>
-              <w:jc w:val="center"/>
-              <w:cnfStyle w:val="000000100000" w:firstRow="0" w:lastRow="0" w:firstColumn="0" w:lastColumn="0" w:oddVBand="0" w:evenVBand="0" w:oddHBand="1" w:evenHBand="0" w:firstRowFirstColumn="0" w:firstRowLastColumn="0" w:lastRowFirstColumn="0" w:lastRowLastColumn="0"/>
-              <w:rPr>
-                <w:rFonts w:asciiTheme="majorBidi" w:hAnsiTheme="majorBidi" w:cstheme="majorBidi"/>
-                <w:sz w:val="28"/>
-                <w:szCs w:val="28"/>
-              </w:rPr>
-            </w:pPr>
-            <w:r>
-              <w:rPr>
-                <w:rFonts w:asciiTheme="majorBidi" w:hAnsiTheme="majorBidi" w:cstheme="majorBidi"/>
-                <w:sz w:val="28"/>
-                <w:szCs w:val="28"/>
-              </w:rPr>
-              <w:t>Must succeed to start app</w:t>
-            </w:r>
-          </w:p>
-        </w:tc>
-        <w:tc>
-          <w:tcPr>
-            <w:tcW w:w="5030" w:type="dxa"/>
-            <w:vAlign w:val="center"/>
-          </w:tcPr>
-          <w:p>
-            <w:pPr>
-              <w:spacing w:before="120" w:after="120"/>
-              <w:jc w:val="center"/>
-              <w:cnfStyle w:val="000000100000" w:firstRow="0" w:lastRow="0" w:firstColumn="0" w:lastColumn="0" w:oddVBand="0" w:evenVBand="0" w:oddHBand="1" w:evenHBand="0" w:firstRowFirstColumn="0" w:firstRowLastColumn="0" w:lastRowFirstColumn="0" w:lastRowLastColumn="0"/>
-              <w:rPr>
-                <w:rFonts w:asciiTheme="majorBidi" w:hAnsiTheme="majorBidi" w:cstheme="majorBidi"/>
-                <w:sz w:val="28"/>
-                <w:szCs w:val="28"/>
-              </w:rPr>
-            </w:pPr>
-            <w:r>
-              <w:rPr>
-                <w:rFonts w:asciiTheme="majorBidi" w:hAnsiTheme="majorBidi" w:cstheme="majorBidi"/>
-                <w:sz w:val="28"/>
-                <w:szCs w:val="28"/>
-              </w:rPr>
-              <w:t>Must succeed to complete Job</w:t>
-            </w:r>
-          </w:p>
-        </w:tc>
-      </w:tr>
-      <w:tr>
-        <w:tc>
-          <w:tcPr>
-            <w:cnfStyle w:val="001000000000" w:firstRow="0" w:lastRow="0" w:firstColumn="1" w:lastColumn="0" w:oddVBand="0" w:evenVBand="0" w:oddHBand="0" w:evenHBand="0" w:firstRowFirstColumn="0" w:firstRowLastColumn="0" w:lastRowFirstColumn="0" w:lastRowLastColumn="0"/>
-            <w:tcW w:w="2610" w:type="dxa"/>
-            <w:tcBorders>
-              <w:bottom w:val="single" w:sz="12" w:space="0" w:color="000000"/>
-            </w:tcBorders>
-            <w:vAlign w:val="center"/>
-          </w:tcPr>
-          <w:p>
-            <w:pPr>
-              <w:spacing w:before="120" w:after="120"/>
-              <w:jc w:val="center"/>
-              <w:rPr>
-                <w:rFonts w:asciiTheme="majorBidi" w:hAnsiTheme="majorBidi" w:cstheme="majorBidi"/>
-                <w:b/>
-                <w:bCs/>
-                <w:sz w:val="28"/>
-                <w:szCs w:val="28"/>
-              </w:rPr>
-            </w:pPr>
-            <w:r>
-              <w:rPr>
-                <w:rFonts w:asciiTheme="majorBidi" w:hAnsiTheme="majorBidi" w:cstheme="majorBidi"/>
-                <w:b/>
-                <w:bCs/>
-                <w:sz w:val="28"/>
-                <w:szCs w:val="28"/>
-              </w:rPr>
-              <w:t>Typical usage</w:t>
-            </w:r>
-          </w:p>
-        </w:tc>
-        <w:tc>
-          <w:tcPr>
-            <w:tcW w:w="3150" w:type="dxa"/>
-            <w:tcBorders>
-              <w:bottom w:val="single" w:sz="12" w:space="0" w:color="000000"/>
-            </w:tcBorders>
-            <w:vAlign w:val="center"/>
-          </w:tcPr>
-          <w:p>
-            <w:pPr>
-              <w:spacing w:before="120" w:after="120"/>
-              <w:jc w:val="center"/>
-              <w:cnfStyle w:val="000000000000" w:firstRow="0" w:lastRow="0" w:firstColumn="0" w:lastColumn="0" w:oddVBand="0" w:evenVBand="0" w:oddHBand="0" w:evenHBand="0" w:firstRowFirstColumn="0" w:firstRowLastColumn="0" w:lastRowFirstColumn="0" w:lastRowLastColumn="0"/>
-              <w:rPr>
-                <w:rFonts w:asciiTheme="majorBidi" w:hAnsiTheme="majorBidi" w:cstheme="majorBidi"/>
-                <w:sz w:val="27"/>
-                <w:szCs w:val="27"/>
-              </w:rPr>
-            </w:pPr>
-            <w:r>
-              <w:rPr>
-                <w:rFonts w:asciiTheme="majorBidi" w:hAnsiTheme="majorBidi" w:cstheme="majorBidi"/>
-                <w:sz w:val="27"/>
-                <w:szCs w:val="27"/>
-              </w:rPr>
-              <w:t>Setup / dependency checks</w:t>
-            </w:r>
-          </w:p>
-        </w:tc>
-        <w:tc>
-          <w:tcPr>
-            <w:tcW w:w="5030" w:type="dxa"/>
-            <w:tcBorders>
-              <w:bottom w:val="single" w:sz="12" w:space="0" w:color="000000"/>
-            </w:tcBorders>
-            <w:vAlign w:val="center"/>
-          </w:tcPr>
-          <w:p>
-            <w:pPr>
-              <w:spacing w:before="120" w:after="120"/>
-              <w:jc w:val="center"/>
-              <w:cnfStyle w:val="000000000000" w:firstRow="0" w:lastRow="0" w:firstColumn="0" w:lastColumn="0" w:oddVBand="0" w:evenVBand="0" w:oddHBand="0" w:evenHBand="0" w:firstRowFirstColumn="0" w:firstRowLastColumn="0" w:lastRowFirstColumn="0" w:lastRowLastColumn="0"/>
-              <w:rPr>
-                <w:rFonts w:asciiTheme="majorBidi" w:hAnsiTheme="majorBidi" w:cstheme="majorBidi"/>
-                <w:sz w:val="28"/>
-                <w:szCs w:val="28"/>
-              </w:rPr>
-            </w:pPr>
-            <w:r>
-              <w:rPr>
-                <w:rFonts w:asciiTheme="majorBidi" w:hAnsiTheme="majorBidi" w:cstheme="majorBidi"/>
-                <w:sz w:val="28"/>
-                <w:szCs w:val="28"/>
-              </w:rPr>
-              <w:t>Batch &amp; administrative tasks</w:t>
-            </w:r>
-          </w:p>
-        </w:tc>
-      </w:tr>
-    </w:tbl>
-    <w:p>
-      <w:pPr>
-        <w:jc w:val="both"/>
-        <w:rPr>
-          <w:rFonts w:asciiTheme="majorBidi" w:hAnsiTheme="majorBidi" w:cstheme="majorBidi"/>
-          <w:sz w:val="2"/>
-          <w:szCs w:val="2"/>
-        </w:rPr>
-      </w:pPr>
-    </w:p>
-    <w:p>
-      <w:pPr>
-        <w:spacing w:after="60"/>
-        <w:jc w:val="both"/>
-        <w:rPr>
-          <w:rFonts w:asciiTheme="majorBidi" w:hAnsiTheme="majorBidi" w:cstheme="majorBidi"/>
-          <w:b/>
-          <w:bCs/>
-          <w:sz w:val="32"/>
-          <w:szCs w:val="32"/>
-        </w:rPr>
-      </w:pPr>
-      <w:r>
-        <w:rPr>
-          <w:rFonts w:asciiTheme="majorBidi" w:hAnsiTheme="majorBidi" w:cstheme="majorBidi"/>
-          <w:b/>
-          <w:bCs/>
-          <w:sz w:val="32"/>
-          <w:szCs w:val="32"/>
-        </w:rPr>
-        <w:t>Summery:</w:t>
-      </w:r>
-    </w:p>
-    <w:p>
-      <w:pPr>
-        <w:jc w:val="both"/>
-        <w:rPr>
-          <w:rFonts w:asciiTheme="majorBidi" w:hAnsiTheme="majorBidi" w:cstheme="majorBidi"/>
-          <w:sz w:val="28"/>
-          <w:szCs w:val="28"/>
-        </w:rPr>
-      </w:pPr>
-      <w:r>
-        <w:rPr>
-          <w:rFonts w:asciiTheme="majorBidi" w:hAnsiTheme="majorBidi" w:cstheme="majorBidi"/>
-          <w:sz w:val="28"/>
-          <w:szCs w:val="28"/>
-        </w:rPr>
-        <w:t xml:space="preserve">Use </w:t>
-      </w:r>
-      <w:proofErr w:type="spellStart"/>
-      <w:r>
-        <w:rPr>
-          <w:rFonts w:asciiTheme="majorBidi" w:hAnsiTheme="majorBidi" w:cstheme="majorBidi"/>
-          <w:sz w:val="28"/>
-          <w:szCs w:val="28"/>
-        </w:rPr>
-        <w:t>init</w:t>
-      </w:r>
-      <w:proofErr w:type="spellEnd"/>
-      <w:r>
-        <w:rPr>
-          <w:rFonts w:asciiTheme="majorBidi" w:hAnsiTheme="majorBidi" w:cstheme="majorBidi"/>
-          <w:sz w:val="28"/>
-          <w:szCs w:val="28"/>
-        </w:rPr>
-        <w:t xml:space="preserve"> containers for preparing or validating the environment of a Pod, and use Jobs when you need Kubernetes to run, manage, and complete a standalone task.</w:t>
-      </w:r>
-    </w:p>
-    <w:p>
-      <w:pPr>
-        <w:jc w:val="both"/>
-        <w:rPr>
-          <w:rFonts w:asciiTheme="majorBidi" w:hAnsiTheme="majorBidi" w:cstheme="majorBidi"/>
-          <w:b/>
-          <w:bCs/>
-          <w:sz w:val="28"/>
-          <w:szCs w:val="28"/>
-        </w:rPr>
-      </w:pPr>
-    </w:p>
-    <w:p>
-      <w:pPr>
-        <w:jc w:val="both"/>
-        <w:rPr>
-          <w:rFonts w:asciiTheme="majorBidi" w:hAnsiTheme="majorBidi" w:cstheme="majorBidi"/>
-          <w:b/>
-          <w:bCs/>
-          <w:sz w:val="28"/>
-          <w:szCs w:val="28"/>
-        </w:rPr>
-      </w:pPr>
-    </w:p>
-    <w:p>
-      <w:pPr>
-        <w:jc w:val="both"/>
-        <w:rPr>
-          <w:rFonts w:asciiTheme="majorBidi" w:hAnsiTheme="majorBidi" w:cstheme="majorBidi"/>
-          <w:b/>
-          <w:bCs/>
-          <w:sz w:val="28"/>
-          <w:szCs w:val="28"/>
-        </w:rPr>
-      </w:pPr>
-    </w:p>
-    <w:p>
-      <w:pPr>
-        <w:jc w:val="both"/>
-        <w:rPr>
-          <w:rFonts w:asciiTheme="majorBidi" w:hAnsiTheme="majorBidi" w:cstheme="majorBidi"/>
-          <w:b/>
-          <w:bCs/>
-          <w:sz w:val="28"/>
-          <w:szCs w:val="28"/>
-        </w:rPr>
-      </w:pPr>
-    </w:p>
-    <w:p>
-      <w:pPr>
-        <w:jc w:val="both"/>
-        <w:rPr>
-          <w:rFonts w:asciiTheme="majorBidi" w:hAnsiTheme="majorBidi" w:cstheme="majorBidi"/>
-          <w:b/>
-          <w:bCs/>
-          <w:sz w:val="28"/>
-          <w:szCs w:val="28"/>
-        </w:rPr>
-      </w:pPr>
-    </w:p>
-    <w:p>
-      <w:pPr>
-        <w:jc w:val="both"/>
-        <w:rPr>
-          <w:rFonts w:asciiTheme="majorBidi" w:hAnsiTheme="majorBidi" w:cstheme="majorBidi"/>
-          <w:b/>
-          <w:bCs/>
-          <w:sz w:val="28"/>
-          <w:szCs w:val="28"/>
-        </w:rPr>
-      </w:pPr>
-    </w:p>
-    <w:p>
-      <w:pPr>
-        <w:jc w:val="both"/>
-        <w:rPr>
-          <w:rFonts w:asciiTheme="majorBidi" w:hAnsiTheme="majorBidi" w:cstheme="majorBidi"/>
-          <w:b/>
-          <w:bCs/>
-          <w:sz w:val="28"/>
-          <w:szCs w:val="28"/>
-        </w:rPr>
-      </w:pPr>
-    </w:p>
-    <w:p>
-      <w:pPr>
-        <w:spacing w:after="60"/>
-        <w:jc w:val="both"/>
-        <w:rPr>
-          <w:rFonts w:asciiTheme="majorBidi" w:hAnsiTheme="majorBidi" w:cstheme="majorBidi"/>
-          <w:b/>
-          <w:bCs/>
-          <w:sz w:val="48"/>
-          <w:szCs w:val="48"/>
-        </w:rPr>
-      </w:pPr>
-    </w:p>
-    <w:p>
-      <w:pPr>
-        <w:spacing w:after="60"/>
-        <w:jc w:val="both"/>
-        <w:rPr>
-          <w:rFonts w:asciiTheme="majorBidi" w:hAnsiTheme="majorBidi" w:cstheme="majorBidi"/>
-          <w:b/>
-          <w:bCs/>
-          <w:sz w:val="48"/>
-          <w:szCs w:val="48"/>
-        </w:rPr>
-      </w:pPr>
-      <w:proofErr w:type="spellStart"/>
-      <w:r>
-        <w:rPr>
-          <w:rFonts w:asciiTheme="majorBidi" w:hAnsiTheme="majorBidi" w:cstheme="majorBidi"/>
-          <w:b/>
-          <w:bCs/>
-          <w:sz w:val="48"/>
-          <w:szCs w:val="48"/>
-        </w:rPr>
-        <w:t>CronJob</w:t>
-      </w:r>
-      <w:proofErr w:type="spellEnd"/>
-    </w:p>
-    <w:p>
-      <w:pPr>
-        <w:spacing w:after="0"/>
-        <w:jc w:val="both"/>
-        <w:rPr>
-          <w:rFonts w:asciiTheme="majorBidi" w:hAnsiTheme="majorBidi" w:cstheme="majorBidi"/>
-          <w:sz w:val="28"/>
-          <w:szCs w:val="28"/>
-        </w:rPr>
-      </w:pPr>
-      <w:r>
-        <w:rPr>
-          <w:rFonts w:asciiTheme="majorBidi" w:hAnsiTheme="majorBidi" w:cstheme="majorBidi"/>
-          <w:sz w:val="28"/>
-          <w:szCs w:val="28"/>
-        </w:rPr>
-        <w:t xml:space="preserve">A </w:t>
-      </w:r>
-      <w:proofErr w:type="spellStart"/>
-      <w:r>
-        <w:rPr>
-          <w:rFonts w:asciiTheme="majorBidi" w:hAnsiTheme="majorBidi" w:cstheme="majorBidi"/>
-          <w:sz w:val="28"/>
-          <w:szCs w:val="28"/>
-        </w:rPr>
-        <w:t>CronJob</w:t>
-      </w:r>
-      <w:proofErr w:type="spellEnd"/>
-      <w:r>
-        <w:rPr>
-          <w:rFonts w:asciiTheme="majorBidi" w:hAnsiTheme="majorBidi" w:cstheme="majorBidi"/>
-          <w:sz w:val="28"/>
-          <w:szCs w:val="28"/>
-        </w:rPr>
-        <w:t xml:space="preserve"> is a Kubernetes controller used to run Jobs on a schedule. It creates Job objects automatically at specified times, similar to how the traditional Linux </w:t>
-      </w:r>
-      <w:proofErr w:type="spellStart"/>
-      <w:r>
-        <w:rPr>
-          <w:rFonts w:asciiTheme="majorBidi" w:hAnsiTheme="majorBidi" w:cstheme="majorBidi"/>
-          <w:sz w:val="28"/>
-          <w:szCs w:val="28"/>
-        </w:rPr>
-        <w:t>cron</w:t>
-      </w:r>
-      <w:proofErr w:type="spellEnd"/>
-      <w:r>
-        <w:rPr>
-          <w:rFonts w:asciiTheme="majorBidi" w:hAnsiTheme="majorBidi" w:cstheme="majorBidi"/>
-          <w:sz w:val="28"/>
-          <w:szCs w:val="28"/>
-        </w:rPr>
-        <w:t xml:space="preserve"> system schedules tasks. Each time the schedule is triggered, the </w:t>
-      </w:r>
-      <w:proofErr w:type="spellStart"/>
-      <w:r>
-        <w:rPr>
-          <w:rFonts w:asciiTheme="majorBidi" w:hAnsiTheme="majorBidi" w:cstheme="majorBidi"/>
-          <w:sz w:val="28"/>
-          <w:szCs w:val="28"/>
-        </w:rPr>
-        <w:t>CronJob</w:t>
-      </w:r>
-      <w:proofErr w:type="spellEnd"/>
-      <w:r>
-        <w:rPr>
-          <w:rFonts w:asciiTheme="majorBidi" w:hAnsiTheme="majorBidi" w:cstheme="majorBidi"/>
-          <w:sz w:val="28"/>
-          <w:szCs w:val="28"/>
-        </w:rPr>
-        <w:t xml:space="preserve"> creates a new Job, and that Job then creates the Pods needed to execute the task until it completes.</w:t>
-      </w:r>
-    </w:p>
-    <w:p>
-      <w:pPr>
-        <w:spacing w:after="0"/>
-        <w:jc w:val="both"/>
-        <w:rPr>
-          <w:rFonts w:asciiTheme="majorBidi" w:hAnsiTheme="majorBidi" w:cstheme="majorBidi"/>
-          <w:sz w:val="28"/>
-          <w:szCs w:val="28"/>
-        </w:rPr>
-      </w:pPr>
-      <w:proofErr w:type="spellStart"/>
-      <w:r>
-        <w:rPr>
-          <w:rFonts w:asciiTheme="majorBidi" w:hAnsiTheme="majorBidi" w:cstheme="majorBidi"/>
-          <w:sz w:val="28"/>
-          <w:szCs w:val="28"/>
-        </w:rPr>
-        <w:t>CronJobs</w:t>
-      </w:r>
-      <w:proofErr w:type="spellEnd"/>
-      <w:r>
-        <w:rPr>
-          <w:rFonts w:asciiTheme="majorBidi" w:hAnsiTheme="majorBidi" w:cstheme="majorBidi"/>
-          <w:sz w:val="28"/>
-          <w:szCs w:val="28"/>
-        </w:rPr>
-        <w:t xml:space="preserve"> are typically used for recurring tasks such as database backups, log rotation, report generation, data synchronization, or periodic maintenance scripts. Instead of manually triggering a Job every time, the </w:t>
-      </w:r>
-      <w:proofErr w:type="spellStart"/>
-      <w:r>
-        <w:rPr>
-          <w:rFonts w:asciiTheme="majorBidi" w:hAnsiTheme="majorBidi" w:cstheme="majorBidi"/>
-          <w:sz w:val="28"/>
-          <w:szCs w:val="28"/>
-        </w:rPr>
-        <w:t>CronJob</w:t>
-      </w:r>
-      <w:proofErr w:type="spellEnd"/>
-      <w:r>
-        <w:rPr>
-          <w:rFonts w:asciiTheme="majorBidi" w:hAnsiTheme="majorBidi" w:cstheme="majorBidi"/>
-          <w:sz w:val="28"/>
-          <w:szCs w:val="28"/>
-        </w:rPr>
-        <w:t xml:space="preserve"> controller ensures that the Job is executed according to the defined schedule.</w:t>
-      </w:r>
-    </w:p>
-    <w:p>
-      <w:pPr>
-        <w:spacing w:after="0"/>
-        <w:jc w:val="both"/>
-        <w:rPr>
-          <w:rFonts w:asciiTheme="majorBidi" w:hAnsiTheme="majorBidi" w:cstheme="majorBidi"/>
-          <w:sz w:val="28"/>
-          <w:szCs w:val="28"/>
-        </w:rPr>
-      </w:pPr>
-      <w:r>
-        <w:rPr>
-          <w:rFonts w:asciiTheme="majorBidi" w:hAnsiTheme="majorBidi" w:cstheme="majorBidi"/>
-          <w:sz w:val="28"/>
-          <w:szCs w:val="28"/>
-        </w:rPr>
-        <w:t xml:space="preserve">The schedule of a </w:t>
-      </w:r>
-      <w:proofErr w:type="spellStart"/>
-      <w:r>
-        <w:rPr>
-          <w:rFonts w:asciiTheme="majorBidi" w:hAnsiTheme="majorBidi" w:cstheme="majorBidi"/>
-          <w:sz w:val="28"/>
-          <w:szCs w:val="28"/>
-        </w:rPr>
-        <w:t>CronJob</w:t>
-      </w:r>
-      <w:proofErr w:type="spellEnd"/>
-      <w:r>
-        <w:rPr>
-          <w:rFonts w:asciiTheme="majorBidi" w:hAnsiTheme="majorBidi" w:cstheme="majorBidi"/>
-          <w:sz w:val="28"/>
-          <w:szCs w:val="28"/>
-        </w:rPr>
-        <w:t xml:space="preserve"> is defined using a </w:t>
-      </w:r>
-      <w:proofErr w:type="spellStart"/>
-      <w:r>
-        <w:rPr>
-          <w:rFonts w:asciiTheme="majorBidi" w:hAnsiTheme="majorBidi" w:cstheme="majorBidi"/>
-          <w:sz w:val="28"/>
-          <w:szCs w:val="28"/>
-        </w:rPr>
-        <w:t>cron</w:t>
-      </w:r>
-      <w:proofErr w:type="spellEnd"/>
-      <w:r>
-        <w:rPr>
-          <w:rFonts w:asciiTheme="majorBidi" w:hAnsiTheme="majorBidi" w:cstheme="majorBidi"/>
-          <w:sz w:val="28"/>
-          <w:szCs w:val="28"/>
-        </w:rPr>
-        <w:t xml:space="preserve"> expression, which specifies the exact times when the Job should run. For example, a schedule like </w:t>
-      </w:r>
-      <w:r>
-        <w:rPr>
-          <w:rFonts w:asciiTheme="majorBidi" w:hAnsiTheme="majorBidi" w:cstheme="majorBidi"/>
-          <w:b/>
-          <w:bCs/>
-          <w:i/>
-          <w:iCs/>
-          <w:sz w:val="28"/>
-          <w:szCs w:val="28"/>
-        </w:rPr>
-        <w:t>0 2 * * *</w:t>
-      </w:r>
-      <w:r>
-        <w:rPr>
-          <w:rFonts w:asciiTheme="majorBidi" w:hAnsiTheme="majorBidi" w:cstheme="majorBidi"/>
-          <w:sz w:val="28"/>
-          <w:szCs w:val="28"/>
-        </w:rPr>
-        <w:t xml:space="preserve"> means the Job will run every day at 2:00 AM. When the scheduled time arrives, Kubernetes automatically creates a Job from the template defined in the </w:t>
-      </w:r>
-      <w:proofErr w:type="spellStart"/>
-      <w:r>
-        <w:rPr>
-          <w:rFonts w:asciiTheme="majorBidi" w:hAnsiTheme="majorBidi" w:cstheme="majorBidi"/>
-          <w:sz w:val="28"/>
-          <w:szCs w:val="28"/>
-        </w:rPr>
-        <w:t>CronJob</w:t>
-      </w:r>
-      <w:proofErr w:type="spellEnd"/>
-      <w:r>
-        <w:rPr>
-          <w:rFonts w:asciiTheme="majorBidi" w:hAnsiTheme="majorBidi" w:cstheme="majorBidi"/>
-          <w:sz w:val="28"/>
-          <w:szCs w:val="28"/>
-        </w:rPr>
-        <w:t xml:space="preserve"> specification.</w:t>
-      </w:r>
-    </w:p>
-    <w:p>
-      <w:pPr>
-        <w:spacing w:after="0"/>
-        <w:jc w:val="both"/>
-        <w:rPr>
-          <w:rFonts w:asciiTheme="majorBidi" w:hAnsiTheme="majorBidi" w:cstheme="majorBidi"/>
-          <w:sz w:val="28"/>
-          <w:szCs w:val="28"/>
-        </w:rPr>
-      </w:pPr>
-      <w:r>
-        <w:rPr>
-          <w:rFonts w:asciiTheme="majorBidi" w:hAnsiTheme="majorBidi" w:cstheme="majorBidi"/>
-          <w:sz w:val="28"/>
-          <w:szCs w:val="28"/>
-        </w:rPr>
-        <w:t xml:space="preserve">Each execution of a </w:t>
-      </w:r>
-      <w:proofErr w:type="spellStart"/>
-      <w:r>
-        <w:rPr>
-          <w:rFonts w:asciiTheme="majorBidi" w:hAnsiTheme="majorBidi" w:cstheme="majorBidi"/>
-          <w:sz w:val="28"/>
-          <w:szCs w:val="28"/>
-        </w:rPr>
-        <w:t>CronJob</w:t>
-      </w:r>
-      <w:proofErr w:type="spellEnd"/>
-      <w:r>
-        <w:rPr>
-          <w:rFonts w:asciiTheme="majorBidi" w:hAnsiTheme="majorBidi" w:cstheme="majorBidi"/>
-          <w:sz w:val="28"/>
-          <w:szCs w:val="28"/>
-        </w:rPr>
-        <w:t xml:space="preserve"> is independent. The </w:t>
-      </w:r>
-      <w:proofErr w:type="spellStart"/>
-      <w:r>
-        <w:rPr>
-          <w:rFonts w:asciiTheme="majorBidi" w:hAnsiTheme="majorBidi" w:cstheme="majorBidi"/>
-          <w:sz w:val="28"/>
-          <w:szCs w:val="28"/>
-        </w:rPr>
-        <w:t>CronJob</w:t>
-      </w:r>
-      <w:proofErr w:type="spellEnd"/>
-      <w:r>
-        <w:rPr>
-          <w:rFonts w:asciiTheme="majorBidi" w:hAnsiTheme="majorBidi" w:cstheme="majorBidi"/>
-          <w:sz w:val="28"/>
-          <w:szCs w:val="28"/>
-        </w:rPr>
-        <w:t xml:space="preserve"> only creates Jobs, and those Jobs manage their own Pods, retries, and completions. This means features like </w:t>
-      </w:r>
-      <w:r>
-        <w:rPr>
-          <w:rFonts w:asciiTheme="majorBidi" w:hAnsiTheme="majorBidi" w:cstheme="majorBidi"/>
-          <w:b/>
-          <w:bCs/>
-          <w:i/>
-          <w:iCs/>
-          <w:sz w:val="28"/>
-          <w:szCs w:val="28"/>
-        </w:rPr>
-        <w:t xml:space="preserve">completions, parallelism, </w:t>
-      </w:r>
-      <w:proofErr w:type="spellStart"/>
-      <w:r>
-        <w:rPr>
-          <w:rFonts w:asciiTheme="majorBidi" w:hAnsiTheme="majorBidi" w:cstheme="majorBidi"/>
-          <w:b/>
-          <w:bCs/>
-          <w:i/>
-          <w:iCs/>
-          <w:sz w:val="28"/>
-          <w:szCs w:val="28"/>
-        </w:rPr>
-        <w:t>backoffLimit</w:t>
-      </w:r>
-      <w:proofErr w:type="spellEnd"/>
-      <w:r>
-        <w:rPr>
-          <w:rFonts w:asciiTheme="majorBidi" w:hAnsiTheme="majorBidi" w:cstheme="majorBidi"/>
-          <w:b/>
-          <w:bCs/>
-          <w:i/>
-          <w:iCs/>
-          <w:sz w:val="28"/>
-          <w:szCs w:val="28"/>
-        </w:rPr>
-        <w:t xml:space="preserve">, </w:t>
-      </w:r>
-      <w:proofErr w:type="spellStart"/>
-      <w:r>
-        <w:rPr>
-          <w:rFonts w:asciiTheme="majorBidi" w:hAnsiTheme="majorBidi" w:cstheme="majorBidi"/>
-          <w:b/>
-          <w:bCs/>
-          <w:i/>
-          <w:iCs/>
-          <w:sz w:val="28"/>
-          <w:szCs w:val="28"/>
-        </w:rPr>
-        <w:t>activeDeadlineSeconds</w:t>
-      </w:r>
-      <w:proofErr w:type="spellEnd"/>
-      <w:r>
-        <w:rPr>
-          <w:rFonts w:asciiTheme="majorBidi" w:hAnsiTheme="majorBidi" w:cstheme="majorBidi"/>
-          <w:sz w:val="28"/>
-          <w:szCs w:val="28"/>
-        </w:rPr>
-        <w:t xml:space="preserve">, and </w:t>
-      </w:r>
-      <w:proofErr w:type="spellStart"/>
-      <w:r>
-        <w:rPr>
-          <w:rFonts w:asciiTheme="majorBidi" w:hAnsiTheme="majorBidi" w:cstheme="majorBidi"/>
-          <w:b/>
-          <w:bCs/>
-          <w:i/>
-          <w:iCs/>
-          <w:sz w:val="28"/>
-          <w:szCs w:val="28"/>
-        </w:rPr>
-        <w:t>ttlSecondsAfterFinished</w:t>
-      </w:r>
-      <w:proofErr w:type="spellEnd"/>
-      <w:r>
-        <w:rPr>
-          <w:rFonts w:asciiTheme="majorBidi" w:hAnsiTheme="majorBidi" w:cstheme="majorBidi"/>
-          <w:sz w:val="28"/>
-          <w:szCs w:val="28"/>
-        </w:rPr>
-        <w:t xml:space="preserve"> still apply, but they are defined within the Job template inside the </w:t>
-      </w:r>
-      <w:proofErr w:type="spellStart"/>
-      <w:r>
-        <w:rPr>
-          <w:rFonts w:asciiTheme="majorBidi" w:hAnsiTheme="majorBidi" w:cstheme="majorBidi"/>
-          <w:sz w:val="28"/>
-          <w:szCs w:val="28"/>
-        </w:rPr>
-        <w:t>CronJob</w:t>
-      </w:r>
-      <w:proofErr w:type="spellEnd"/>
-      <w:r>
-        <w:rPr>
-          <w:rFonts w:asciiTheme="majorBidi" w:hAnsiTheme="majorBidi" w:cstheme="majorBidi"/>
-          <w:sz w:val="28"/>
-          <w:szCs w:val="28"/>
-        </w:rPr>
-        <w:t>.</w:t>
-      </w:r>
-    </w:p>
-    <w:p>
-      <w:pPr>
-        <w:spacing w:after="60"/>
-        <w:jc w:val="both"/>
-        <w:rPr>
-          <w:rFonts w:asciiTheme="majorBidi" w:hAnsiTheme="majorBidi" w:cstheme="majorBidi"/>
-          <w:sz w:val="28"/>
-          <w:szCs w:val="28"/>
-        </w:rPr>
-      </w:pPr>
-      <w:proofErr w:type="spellStart"/>
-      <w:r>
-        <w:rPr>
-          <w:rFonts w:asciiTheme="majorBidi" w:hAnsiTheme="majorBidi" w:cstheme="majorBidi"/>
-          <w:sz w:val="28"/>
-          <w:szCs w:val="28"/>
-        </w:rPr>
-        <w:t>CronJobs</w:t>
-      </w:r>
-      <w:proofErr w:type="spellEnd"/>
-      <w:r>
-        <w:rPr>
-          <w:rFonts w:asciiTheme="majorBidi" w:hAnsiTheme="majorBidi" w:cstheme="majorBidi"/>
-          <w:sz w:val="28"/>
-          <w:szCs w:val="28"/>
-        </w:rPr>
-        <w:t xml:space="preserve"> also provide controls for handling situations where Jobs overlap or miss their scheduled execution time. For example, </w:t>
-      </w:r>
-      <w:proofErr w:type="spellStart"/>
-      <w:r>
-        <w:rPr>
-          <w:rFonts w:asciiTheme="majorBidi" w:hAnsiTheme="majorBidi" w:cstheme="majorBidi"/>
-          <w:b/>
-          <w:bCs/>
-          <w:i/>
-          <w:iCs/>
-          <w:sz w:val="28"/>
-          <w:szCs w:val="28"/>
-        </w:rPr>
-        <w:t>concurrencyPolicy</w:t>
-      </w:r>
-      <w:proofErr w:type="spellEnd"/>
-      <w:r>
-        <w:rPr>
-          <w:rFonts w:asciiTheme="majorBidi" w:hAnsiTheme="majorBidi" w:cstheme="majorBidi"/>
-          <w:sz w:val="28"/>
-          <w:szCs w:val="28"/>
-        </w:rPr>
-        <w:t xml:space="preserve"> determines whether multiple Jobs </w:t>
-      </w:r>
-      <w:r>
-        <w:rPr>
-          <w:rFonts w:asciiTheme="majorBidi" w:hAnsiTheme="majorBidi" w:cstheme="majorBidi"/>
-          <w:sz w:val="28"/>
-          <w:szCs w:val="28"/>
-        </w:rPr>
-        <w:lastRenderedPageBreak/>
-        <w:t xml:space="preserve">from the same </w:t>
+        <w:t xml:space="preserve"> determines whether multiple Jobs from the same </w:t>
       </w:r>
       <w:proofErr w:type="spellStart"/>
       <w:r>
@@ -6849,6 +1194,7 @@
           <w:sz w:val="32"/>
           <w:szCs w:val="32"/>
         </w:rPr>
+        <w:lastRenderedPageBreak/>
         <w:t>Important Fields</w:t>
       </w:r>
       <w:r>
@@ -7414,7 +1760,6 @@
           <w:sz w:val="28"/>
           <w:szCs w:val="28"/>
         </w:rPr>
-        <w:lastRenderedPageBreak/>
         <w:t>startingDeadlineSeconds</w:t>
       </w:r>
       <w:proofErr w:type="spellEnd"/>
@@ -8037,6 +2382,7 @@
           <w:sz w:val="28"/>
           <w:szCs w:val="28"/>
         </w:rPr>
+        <w:lastRenderedPageBreak/>
         <w:t xml:space="preserve">In most clusters, the control plane components (including </w:t>
       </w:r>
       <w:proofErr w:type="spellStart"/>
@@ -8554,7 +2900,6 @@
           <w:sz w:val="28"/>
           <w:szCs w:val="28"/>
         </w:rPr>
-        <w:lastRenderedPageBreak/>
         <w:t>Last time it ran</w:t>
       </w:r>
     </w:p>
@@ -9172,6 +3517,7 @@
           <w:sz w:val="28"/>
           <w:szCs w:val="28"/>
         </w:rPr>
+        <w:lastRenderedPageBreak/>
         <w:t>Jobs may start a few seconds late</w:t>
       </w:r>
     </w:p>
